--- a/docs/content/power_and_error/power_and_error_activity.docx
+++ b/docs/content/power_and_error/power_and_error_activity.docx
@@ -26,7 +26,7 @@
         <w:t xml:space="preserve">Bill Perry</w:t>
       </w:r>
     </w:p>
-    <w:bookmarkStart w:id="10" w:name="worksheet-power-and-type-i-ii-error"/>
+    <w:bookmarkStart w:id="15" w:name="worksheet-power-and-type-i-ii-error"/>
     <w:p>
       <w:pPr>
         <w:pStyle w:val="Heading1"/>
@@ -37,16 +37,40 @@
     </w:p>
     <w:p>
       <w:pPr>
-        <w:pStyle w:val="Heading2"/>
-      </w:pPr>
-      <w:bookmarkStart w:id="9" w:name="how-to-use-this-worksheet"/>
-      <w:r>
-        <w:t xml:space="preserve">How to use this worksheet</w:t>
-      </w:r>
-      <w:bookmarkEnd w:id="9"/>
+        <w:pStyle w:val="FirstParagraph"/>
+      </w:pPr>
+      <w:hyperlink r:id="rId9">
+        <w:r>
+          <w:rPr>
+            <w:rStyle w:val="Hyperlink"/>
+          </w:rPr>
+          <w:t xml:space="preserve">📥 Download the data (.csv)</w:t>
+        </w:r>
+      </w:hyperlink>
+      <w:r>
+        <w:t xml:space="preserve"> </w:t>
+      </w:r>
+      <w:hyperlink r:id="rId10">
+        <w:r>
+          <w:rPr>
+            <w:rStyle w:val="Hyperlink"/>
+          </w:rPr>
+          <w:t xml:space="preserve">📥 Download the data (.xlsx)</w:t>
+        </w:r>
+      </w:hyperlink>
     </w:p>
     <w:p>
       <w:pPr>
+        <w:pStyle w:val="Heading2"/>
+      </w:pPr>
+      <w:bookmarkStart w:id="11" w:name="how-to-use-this-worksheet"/>
+      <w:r>
+        <w:t xml:space="preserve">How to use this worksheet</w:t>
+      </w:r>
+      <w:bookmarkEnd w:id="11"/>
+    </w:p>
+    <w:p>
+      <w:pPr>
         <w:pStyle w:val="BlockText"/>
       </w:pPr>
       <w:r>
@@ -117,6 +141,613 @@
         <w:t xml:space="preserve">are optional bonus material that goes a bit further than what we covered in lecture.</w:t>
       </w:r>
     </w:p>
+    <w:p>
+      <w:pPr>
+        <w:pStyle w:val="BlockText"/>
+      </w:pPr>
+      <w:r>
+        <w:rPr>
+          <w:b/>
+          <w:bCs/>
+        </w:rPr>
+        <w:t xml:space="preserve">Every grey</w:t>
+      </w:r>
+      <w:r>
+        <w:rPr>
+          <w:b/>
+          <w:bCs/>
+        </w:rPr>
+        <w:t xml:space="preserve"> </w:t>
+      </w:r>
+      <w:r>
+        <w:rPr>
+          <w:rStyle w:val="VerbatimChar"/>
+          <w:b/>
+          <w:bCs/>
+        </w:rPr>
+        <w:t xml:space="preserve">r</w:t>
+      </w:r>
+      <w:r>
+        <w:rPr>
+          <w:b/>
+          <w:bCs/>
+        </w:rPr>
+        <w:t xml:space="preserve"> </w:t>
+      </w:r>
+      <w:r>
+        <w:rPr>
+          <w:b/>
+          <w:bCs/>
+        </w:rPr>
+        <w:t xml:space="preserve">box below is code you type into an R script — not into the Console.</w:t>
+      </w:r>
+      <w:r>
+        <w:t xml:space="preserve"> </w:t>
+      </w:r>
+      <w:r>
+        <w:t xml:space="preserve">Before you start:</w:t>
+      </w:r>
+      <w:r>
+        <w:t xml:space="preserve"> </w:t>
+      </w:r>
+      <w:r>
+        <w:rPr>
+          <w:b/>
+          <w:bCs/>
+        </w:rPr>
+        <w:t xml:space="preserve">File → New File → R Script</w:t>
+      </w:r>
+      <w:r>
+        <w:t xml:space="preserve">, and save it as</w:t>
+      </w:r>
+      <w:r>
+        <w:t xml:space="preserve"> </w:t>
+      </w:r>
+      <w:r>
+        <w:rPr>
+          <w:rStyle w:val="VerbatimChar"/>
+        </w:rPr>
+        <w:t xml:space="preserve">07_power_and_error.R</w:t>
+      </w:r>
+      <w:r>
+        <w:t xml:space="preserve"> </w:t>
+      </w:r>
+      <w:r>
+        <w:t xml:space="preserve">in your project’s</w:t>
+      </w:r>
+      <w:r>
+        <w:t xml:space="preserve"> </w:t>
+      </w:r>
+      <w:r>
+        <w:rPr>
+          <w:rStyle w:val="VerbatimChar"/>
+        </w:rPr>
+        <w:t xml:space="preserve">scripts/</w:t>
+      </w:r>
+      <w:r>
+        <w:t xml:space="preserve"> </w:t>
+      </w:r>
+      <w:r>
+        <w:t xml:space="preserve">folder. Then work down the worksheet, adding each block to the bottom of that one script, in order.</w:t>
+      </w:r>
+    </w:p>
+    <w:p>
+      <w:pPr>
+        <w:pStyle w:val="BlockText"/>
+      </w:pPr>
+      <w:r>
+        <w:rPr>
+          <w:b/>
+          <w:bCs/>
+        </w:rPr>
+        <w:t xml:space="preserve">Type the</w:t>
+      </w:r>
+      <w:r>
+        <w:rPr>
+          <w:b/>
+          <w:bCs/>
+        </w:rPr>
+        <w:t xml:space="preserve"> </w:t>
+      </w:r>
+      <w:r>
+        <w:rPr>
+          <w:rStyle w:val="VerbatimChar"/>
+          <w:b/>
+          <w:bCs/>
+        </w:rPr>
+        <w:t xml:space="preserve"># ── Part …</w:t>
+      </w:r>
+      <w:r>
+        <w:rPr>
+          <w:b/>
+          <w:bCs/>
+        </w:rPr>
+        <w:t xml:space="preserve"> </w:t>
+      </w:r>
+      <w:r>
+        <w:rPr>
+          <w:b/>
+          <w:bCs/>
+        </w:rPr>
+        <w:t xml:space="preserve">header comment at the top of each block, too.</w:t>
+      </w:r>
+      <w:r>
+        <w:t xml:space="preserve"> </w:t>
+      </w:r>
+      <w:r>
+        <w:t xml:space="preserve">Those comment lines are not decoration — they are how your script stays navigable, how you find your way back to a block that broke, and how I find your work when I read your script. A block with no header comment is a block I cannot place. In RStudio they also show up in the document outline (the</w:t>
+      </w:r>
+      <w:r>
+        <w:t xml:space="preserve"> </w:t>
+      </w:r>
+      <w:r>
+        <w:rPr>
+          <w:rStyle w:val="VerbatimChar"/>
+        </w:rPr>
+        <w:t xml:space="preserve">≡</w:t>
+      </w:r>
+      <w:r>
+        <w:t xml:space="preserve"> </w:t>
+      </w:r>
+      <w:r>
+        <w:t xml:space="preserve">button at the bottom-left of the editor) so you can jump straight to any part.</w:t>
+      </w:r>
+    </w:p>
+    <w:tbl>
+      <w:tblPr>
+        <w:tblStyle w:val="Table"/>
+        <w:tblLook w:firstRow="0" w:lastRow="0" w:firstColumn="0" w:lastColumn="0" w:noHBand="0" w:noVBand="0" w:val="0000"/>
+        <w:tblBorders>
+          <w:top w:val="single" w:sz="4" w:space="0" w:color="CC1914"/>
+          <w:left w:val="single" w:sz="24" w:space="0" w:color="CC1914"/>
+          <w:bottom w:val="single" w:sz="4" w:space="0" w:color="CC1914"/>
+          <w:right w:val="single" w:sz="4" w:space="0" w:color="CC1914"/>
+        </w:tblBorders>
+        <w:tblCellMar>
+          <w:left w:w="144" w:type="dxa"/>
+          <w:right w:w="144" w:type="dxa"/>
+        </w:tblCellMar>
+        <w:tblLook w:firstRow="0" w:lastRow="0" w:firstColumn="0" w:lastColumn="0" w:noHBand="0" w:noVBand="0" w:val="0000"/>
+      </w:tblPr>
+      <w:tr>
+        <w:trPr>
+          <w:cantSplit/>
+        </w:trPr>
+        <w:tc>
+          <w:tcPr>
+            <w:shd w:color="auto" w:fill="f7dddc" w:val="clear"/>
+            <w:tcMar>
+              <w:top w:w="92" w:type="dxa"/>
+              <w:bottom w:w="92" w:type="dxa"/>
+            </w:tcMar>
+          </w:tcPr>
+          <w:p>
+            <w:pPr>
+              <w:pStyle w:val="FirstParagraph"/>
+            </w:pPr>
+            <w:pPr>
+              <w:spacing w:before="0" w:after="0"/>
+              <w:textAlignment w:val="center"/>
+            </w:pPr>
+            <w:r>
+              <w:drawing>
+                <wp:inline>
+                  <wp:extent cx="152400" cy="152400"/>
+                  <wp:effectExtent b="0" l="0" r="0" t="0"/>
+                  <wp:docPr descr="" title="" id="13" name="Picture"/>
+                  <a:graphic>
+                    <a:graphicData uri="http://schemas.openxmlformats.org/drawingml/2006/picture">
+                      <pic:pic>
+                        <pic:nvPicPr>
+                          <pic:cNvPr descr="/Applications/Positron.app/Contents/Resources/app/quarto/share/formats/docx/important.png" id="14" name="Picture"/>
+                          <pic:cNvPicPr>
+                            <a:picLocks noChangeArrowheads="1" noChangeAspect="1"/>
+                          </pic:cNvPicPr>
+                        </pic:nvPicPr>
+                        <pic:blipFill>
+                          <a:blip r:embed="rId12"/>
+                          <a:stretch>
+                            <a:fillRect/>
+                          </a:stretch>
+                        </pic:blipFill>
+                        <pic:spPr bwMode="auto">
+                          <a:xfrm>
+                            <a:off x="0" y="0"/>
+                            <a:ext cx="152400" cy="152400"/>
+                          </a:xfrm>
+                          <a:prstGeom prst="rect">
+                            <a:avLst/>
+                          </a:prstGeom>
+                          <a:noFill/>
+                          <a:ln w="9525">
+                            <a:noFill/>
+                            <a:headEnd/>
+                            <a:tailEnd/>
+                          </a:ln>
+                        </pic:spPr>
+                      </pic:pic>
+                    </a:graphicData>
+                  </a:graphic>
+                </wp:inline>
+              </w:drawing>
+            </w:r>
+            <w:r>
+              <w:t xml:space="preserve"> </w:t>
+            </w:r>
+            <w:r>
+              <w:t xml:space="preserve"> </w:t>
+            </w:r>
+            <w:r>
+              <w:t xml:space="preserve">Column names in</w:t>
+            </w:r>
+            <w:r>
+              <w:t xml:space="preserve"> </w:t>
+            </w:r>
+            <w:r>
+              <w:rPr>
+                <w:rStyle w:val="VerbatimChar"/>
+              </w:rPr>
+              <w:t xml:space="preserve">pine_data.csv</w:t>
+            </w:r>
+            <w:r>
+              <w:t xml:space="preserve"> </w:t>
+            </w:r>
+            <w:r>
+              <w:t xml:space="preserve">/</w:t>
+            </w:r>
+            <w:r>
+              <w:t xml:space="preserve"> </w:t>
+            </w:r>
+            <w:r>
+              <w:rPr>
+                <w:rStyle w:val="VerbatimChar"/>
+              </w:rPr>
+              <w:t xml:space="preserve">pine_data.xlsx</w:t>
+            </w:r>
+          </w:p>
+        </w:tc>
+      </w:tr>
+      <w:tr>
+        <w:trPr>
+          <w:cantSplit/>
+        </w:trPr>
+        <w:tc>
+          <w:tcPr>
+            <w:tcMar>
+              <w:top w:w="108" w:type="dxa"/>
+              <w:bottom w:w="108" w:type="dxa"/>
+            </w:tcMar>
+          </w:tcPr>
+          <w:p>
+            <w:pPr>
+              <w:pStyle w:val="BodyText"/>
+            </w:pPr>
+            <w:pPr>
+              <w:spacing w:before="16"/>
+            </w:pPr>
+            <w:r>
+              <w:t xml:space="preserve">Both files hold the</w:t>
+            </w:r>
+            <w:r>
+              <w:t xml:space="preserve"> </w:t>
+            </w:r>
+            <w:r>
+              <w:rPr>
+                <w:b/>
+                <w:bCs/>
+              </w:rPr>
+              <w:t xml:space="preserve">same six columns, with exactly these names</w:t>
+            </w:r>
+            <w:r>
+              <w:t xml:space="preserve">. Type them</w:t>
+            </w:r>
+            <w:r>
+              <w:t xml:space="preserve"> </w:t>
+            </w:r>
+            <w:r>
+              <w:t xml:space="preserve">exactly as written — R is case-sensitive, and</w:t>
+            </w:r>
+            <w:r>
+              <w:t xml:space="preserve"> </w:t>
+            </w:r>
+            <w:r>
+              <w:rPr>
+                <w:rStyle w:val="VerbatimChar"/>
+              </w:rPr>
+              <w:t xml:space="preserve">Needle_Length</w:t>
+            </w:r>
+            <w:r>
+              <w:t xml:space="preserve"> </w:t>
+            </w:r>
+            <w:r>
+              <w:t xml:space="preserve">or</w:t>
+            </w:r>
+            <w:r>
+              <w:t xml:space="preserve"> </w:t>
+            </w:r>
+            <w:r>
+              <w:rPr>
+                <w:rStyle w:val="VerbatimChar"/>
+              </w:rPr>
+              <w:t xml:space="preserve">needle_length</w:t>
+            </w:r>
+            <w:r>
+              <w:t xml:space="preserve"> </w:t>
+            </w:r>
+            <w:r>
+              <w:t xml:space="preserve">will not work:</w:t>
+            </w:r>
+          </w:p>
+          <w:tbl>
+            <w:tblPr>
+              <w:tblStyle w:val="Table"/>
+              <w:tblW w:type="auto" w:w="0"/>
+              <w:tblLook w:firstRow="1" w:lastRow="0" w:firstColumn="0" w:lastColumn="0" w:noHBand="0" w:noVBand="0" w:val="0020"/>
+            </w:tblPr>
+            <w:tblGrid>
+              <w:gridCol w:w="3960"/>
+              <w:gridCol w:w="3960"/>
+            </w:tblGrid>
+            <w:tr>
+              <w:trPr>
+                <w:tblHeader w:val="on"/>
+              </w:trPr>
+              <w:tc>
+                <w:tcPr/>
+                <w:p>
+                  <w:pPr>
+                    <w:pStyle w:val="Compact"/>
+                  </w:pPr>
+                  <w:r>
+                    <w:t xml:space="preserve">Column</w:t>
+                  </w:r>
+                </w:p>
+              </w:tc>
+              <w:tc>
+                <w:tcPr/>
+                <w:p>
+                  <w:pPr>
+                    <w:pStyle w:val="Compact"/>
+                  </w:pPr>
+                  <w:r>
+                    <w:t xml:space="preserve">What it is</w:t>
+                  </w:r>
+                </w:p>
+              </w:tc>
+            </w:tr>
+            <w:tr>
+              <w:tc>
+                <w:tcPr/>
+                <w:p>
+                  <w:pPr>
+                    <w:pStyle w:val="Compact"/>
+                  </w:pPr>
+                  <w:r>
+                    <w:rPr>
+                      <w:rStyle w:val="VerbatimChar"/>
+                    </w:rPr>
+                    <w:t xml:space="preserve">source_file</w:t>
+                  </w:r>
+                </w:p>
+              </w:tc>
+              <w:tc>
+                <w:tcPr/>
+                <w:p>
+                  <w:pPr>
+                    <w:pStyle w:val="Compact"/>
+                  </w:pPr>
+                  <w:r>
+                    <w:t xml:space="preserve">the raw team file the row came from</w:t>
+                  </w:r>
+                </w:p>
+              </w:tc>
+            </w:tr>
+            <w:tr>
+              <w:tc>
+                <w:tcPr/>
+                <w:p>
+                  <w:pPr>
+                    <w:pStyle w:val="Compact"/>
+                  </w:pPr>
+                  <w:r>
+                    <w:rPr>
+                      <w:rStyle w:val="VerbatimChar"/>
+                    </w:rPr>
+                    <w:t xml:space="preserve">team</w:t>
+                  </w:r>
+                </w:p>
+              </w:tc>
+              <w:tc>
+                <w:tcPr/>
+                <w:p>
+                  <w:pPr>
+                    <w:pStyle w:val="Compact"/>
+                  </w:pPr>
+                  <w:r>
+                    <w:t xml:space="preserve">field team — one team =</w:t>
+                  </w:r>
+                  <w:r>
+                    <w:t xml:space="preserve"> </w:t>
+                  </w:r>
+                  <w:r>
+                    <w:rPr>
+                      <w:b/>
+                      <w:bCs/>
+                    </w:rPr>
+                    <w:t xml:space="preserve">one tree</w:t>
+                  </w:r>
+                </w:p>
+              </w:tc>
+            </w:tr>
+            <w:tr>
+              <w:tc>
+                <w:tcPr/>
+                <w:p>
+                  <w:pPr>
+                    <w:pStyle w:val="Compact"/>
+                  </w:pPr>
+                  <w:r>
+                    <w:rPr>
+                      <w:rStyle w:val="VerbatimChar"/>
+                    </w:rPr>
+                    <w:t xml:space="preserve">replicate</w:t>
+                  </w:r>
+                </w:p>
+              </w:tc>
+              <w:tc>
+                <w:tcPr/>
+                <w:p>
+                  <w:pPr>
+                    <w:pStyle w:val="Compact"/>
+                  </w:pPr>
+                  <w:r>
+                    <w:t xml:space="preserve">needle number within a tree side (1-8)</w:t>
+                  </w:r>
+                </w:p>
+              </w:tc>
+            </w:tr>
+            <w:tr>
+              <w:tc>
+                <w:tcPr/>
+                <w:p>
+                  <w:pPr>
+                    <w:pStyle w:val="Compact"/>
+                  </w:pPr>
+                  <w:r>
+                    <w:rPr>
+                      <w:rStyle w:val="VerbatimChar"/>
+                    </w:rPr>
+                    <w:t xml:space="preserve">side</w:t>
+                  </w:r>
+                </w:p>
+              </w:tc>
+              <w:tc>
+                <w:tcPr/>
+                <w:p>
+                  <w:pPr>
+                    <w:pStyle w:val="Compact"/>
+                  </w:pPr>
+                  <w:r>
+                    <w:t xml:space="preserve">sun exposure —</w:t>
+                  </w:r>
+                  <w:r>
+                    <w:t xml:space="preserve"> </w:t>
+                  </w:r>
+                  <w:r>
+                    <w:rPr>
+                      <w:rStyle w:val="VerbatimChar"/>
+                    </w:rPr>
+                    <w:t xml:space="preserve">"shady"</w:t>
+                  </w:r>
+                  <w:r>
+                    <w:t xml:space="preserve"> </w:t>
+                  </w:r>
+                  <w:r>
+                    <w:t xml:space="preserve">or</w:t>
+                  </w:r>
+                  <w:r>
+                    <w:t xml:space="preserve"> </w:t>
+                  </w:r>
+                  <w:r>
+                    <w:rPr>
+                      <w:rStyle w:val="VerbatimChar"/>
+                    </w:rPr>
+                    <w:t xml:space="preserve">"sunny"</w:t>
+                  </w:r>
+                </w:p>
+              </w:tc>
+            </w:tr>
+            <w:tr>
+              <w:tc>
+                <w:tcPr/>
+                <w:p>
+                  <w:pPr>
+                    <w:pStyle w:val="Compact"/>
+                  </w:pPr>
+                  <w:r>
+                    <w:rPr>
+                      <w:rStyle w:val="VerbatimChar"/>
+                    </w:rPr>
+                    <w:t xml:space="preserve">needle_length_mm</w:t>
+                  </w:r>
+                </w:p>
+              </w:tc>
+              <w:tc>
+                <w:tcPr/>
+                <w:p>
+                  <w:pPr>
+                    <w:pStyle w:val="Compact"/>
+                  </w:pPr>
+                  <w:r>
+                    <w:t xml:space="preserve">needle length, millimetres</w:t>
+                  </w:r>
+                </w:p>
+              </w:tc>
+            </w:tr>
+            <w:tr>
+              <w:tc>
+                <w:tcPr/>
+                <w:p>
+                  <w:pPr>
+                    <w:pStyle w:val="Compact"/>
+                  </w:pPr>
+                  <w:r>
+                    <w:rPr>
+                      <w:rStyle w:val="VerbatimChar"/>
+                    </w:rPr>
+                    <w:t xml:space="preserve">needle_width_mm</w:t>
+                  </w:r>
+                </w:p>
+              </w:tc>
+              <w:tc>
+                <w:tcPr/>
+                <w:p>
+                  <w:pPr>
+                    <w:pStyle w:val="Compact"/>
+                  </w:pPr>
+                  <w:r>
+                    <w:t xml:space="preserve">needle width, millimetres</w:t>
+                  </w:r>
+                </w:p>
+              </w:tc>
+            </w:tr>
+          </w:tbl>
+          <w:p>
+            <w:pPr>
+              <w:pStyle w:val="BodyText"/>
+            </w:pPr>
+            <w:pPr>
+              <w:spacing w:after="16"/>
+            </w:pPr>
+            <w:r>
+              <w:t xml:space="preserve">After you read the file in, run</w:t>
+            </w:r>
+            <w:r>
+              <w:t xml:space="preserve"> </w:t>
+            </w:r>
+            <w:r>
+              <w:rPr>
+                <w:rStyle w:val="VerbatimChar"/>
+              </w:rPr>
+              <w:t xml:space="preserve">names(pine_df)</w:t>
+            </w:r>
+            <w:r>
+              <w:t xml:space="preserve"> </w:t>
+            </w:r>
+            <w:r>
+              <w:t xml:space="preserve">and check the names on your</w:t>
+            </w:r>
+            <w:r>
+              <w:t xml:space="preserve"> </w:t>
+            </w:r>
+            <w:r>
+              <w:t xml:space="preserve">screen against this table before you write any other code.</w:t>
+            </w:r>
+          </w:p>
+          <w:p/>
+        </w:tc>
+      </w:tr>
+    </w:tbl>
     <w:p>
       <w:r>
         <w:pict>
@@ -124,8 +755,8 @@
         </w:pict>
       </w:r>
     </w:p>
-    <w:bookmarkEnd w:id="10"/>
-    <w:bookmarkStart w:id="11" w:name="part-1-setup-load-and-explore"/>
+    <w:bookmarkEnd w:id="15"/>
+    <w:bookmarkStart w:id="16" w:name="part-1-setup-load-and-explore"/>
     <w:p>
       <w:pPr>
         <w:pStyle w:val="Heading1"/>
@@ -152,6 +783,15 @@
       </w:pPr>
       <w:r>
         <w:rPr>
+          <w:rStyle w:val="CommentTok"/>
+        </w:rPr>
+        <w:t xml:space="preserve"># ── Part 1.1 · Setup ────────────────────────────────────────────────────</w:t>
+      </w:r>
+      <w:r>
+        <w:br/>
+      </w:r>
+      <w:r>
+        <w:rPr>
           <w:rStyle w:val="FunctionTok"/>
         </w:rPr>
         <w:t xml:space="preserve">library</w:t>
@@ -208,28 +848,85 @@
         <w:br/>
       </w:r>
       <w:r>
+        <w:br/>
+      </w:r>
+      <w:r>
+        <w:rPr>
+          <w:rStyle w:val="NormalTok"/>
+        </w:rPr>
+        <w:t xml:space="preserve">pine_df </w:t>
+      </w:r>
+      <w:r>
+        <w:rPr>
+          <w:rStyle w:val="OtherTok"/>
+        </w:rPr>
+        <w:t xml:space="preserve">&lt;-</w:t>
+      </w:r>
+      <w:r>
+        <w:rPr>
+          <w:rStyle w:val="NormalTok"/>
+        </w:rPr>
+        <w:t xml:space="preserve"> </w:t>
+      </w:r>
+      <w:r>
         <w:rPr>
           <w:rStyle w:val="FunctionTok"/>
         </w:rPr>
-        <w:t xml:space="preserve">library</w:t>
-      </w:r>
-      <w:r>
-        <w:rPr>
-          <w:rStyle w:val="NormalTok"/>
-        </w:rPr>
-        <w:t xml:space="preserve">(readxl)</w:t>
-      </w:r>
-      <w:r>
-        <w:br/>
-      </w:r>
-      <w:r>
-        <w:br/>
-      </w:r>
-      <w:r>
-        <w:rPr>
-          <w:rStyle w:val="NormalTok"/>
-        </w:rPr>
-        <w:t xml:space="preserve">pine_switch_df </w:t>
+        <w:t xml:space="preserve">read_csv</w:t>
+      </w:r>
+      <w:r>
+        <w:rPr>
+          <w:rStyle w:val="NormalTok"/>
+        </w:rPr>
+        <w:t xml:space="preserve">(</w:t>
+      </w:r>
+      <w:r>
+        <w:rPr>
+          <w:rStyle w:val="StringTok"/>
+        </w:rPr>
+        <w:t xml:space="preserve">"data/pine_data.csv"</w:t>
+      </w:r>
+      <w:r>
+        <w:rPr>
+          <w:rStyle w:val="NormalTok"/>
+        </w:rPr>
+        <w:t xml:space="preserve">)</w:t>
+      </w:r>
+      <w:r>
+        <w:br/>
+      </w:r>
+      <w:r>
+        <w:rPr>
+          <w:rStyle w:val="FunctionTok"/>
+        </w:rPr>
+        <w:t xml:space="preserve">head</w:t>
+      </w:r>
+      <w:r>
+        <w:rPr>
+          <w:rStyle w:val="NormalTok"/>
+        </w:rPr>
+        <w:t xml:space="preserve">(pine_df)</w:t>
+      </w:r>
+      <w:r>
+        <w:br/>
+      </w:r>
+      <w:r>
+        <w:br/>
+      </w:r>
+      <w:r>
+        <w:rPr>
+          <w:rStyle w:val="CommentTok"/>
+        </w:rPr>
+        <w:t xml:space="preserve"># the two-stage summary: one value per tree per side</w:t>
+      </w:r>
+      <w:r>
+        <w:br/>
+      </w:r>
+      <w:r>
+        <w:rPr>
+          <w:rStyle w:val="NormalTok"/>
+        </w:rPr>
+        <w:t xml:space="preserve">p_df </w:t>
       </w:r>
       <w:r>
         <w:rPr>
@@ -241,13 +938,55 @@
         <w:rPr>
           <w:rStyle w:val="NormalTok"/>
         </w:rPr>
-        <w:t xml:space="preserve"> </w:t>
+        <w:t xml:space="preserve"> pine_df </w:t>
+      </w:r>
+      <w:r>
+        <w:rPr>
+          <w:rStyle w:val="SpecialCharTok"/>
+        </w:rPr>
+        <w:t xml:space="preserve">%&gt;%</w:t>
+      </w:r>
+      <w:r>
+        <w:br/>
+      </w:r>
+      <w:r>
+        <w:rPr>
+          <w:rStyle w:val="NormalTok"/>
+        </w:rPr>
+        <w:t xml:space="preserve">  </w:t>
       </w:r>
       <w:r>
         <w:rPr>
           <w:rStyle w:val="FunctionTok"/>
         </w:rPr>
-        <w:t xml:space="preserve">read_excel</w:t>
+        <w:t xml:space="preserve">group_by</w:t>
+      </w:r>
+      <w:r>
+        <w:rPr>
+          <w:rStyle w:val="NormalTok"/>
+        </w:rPr>
+        <w:t xml:space="preserve">(team, side) </w:t>
+      </w:r>
+      <w:r>
+        <w:rPr>
+          <w:rStyle w:val="SpecialCharTok"/>
+        </w:rPr>
+        <w:t xml:space="preserve">%&gt;%</w:t>
+      </w:r>
+      <w:r>
+        <w:br/>
+      </w:r>
+      <w:r>
+        <w:rPr>
+          <w:rStyle w:val="NormalTok"/>
+        </w:rPr>
+        <w:t xml:space="preserve">  </w:t>
+      </w:r>
+      <w:r>
+        <w:rPr>
+          <w:rStyle w:val="FunctionTok"/>
+        </w:rPr>
+        <w:t xml:space="preserve">summarise</w:t>
       </w:r>
       <w:r>
         <w:rPr>
@@ -257,9 +996,78 @@
       </w:r>
       <w:r>
         <w:rPr>
+          <w:rStyle w:val="AttributeTok"/>
+        </w:rPr>
+        <w:t xml:space="preserve">needle_length_mm =</w:t>
+      </w:r>
+      <w:r>
+        <w:rPr>
+          <w:rStyle w:val="NormalTok"/>
+        </w:rPr>
+        <w:t xml:space="preserve"> </w:t>
+      </w:r>
+      <w:r>
+        <w:rPr>
+          <w:rStyle w:val="FunctionTok"/>
+        </w:rPr>
+        <w:t xml:space="preserve">mean</w:t>
+      </w:r>
+      <w:r>
+        <w:rPr>
+          <w:rStyle w:val="NormalTok"/>
+        </w:rPr>
+        <w:t xml:space="preserve">(needle_length_mm, </w:t>
+      </w:r>
+      <w:r>
+        <w:rPr>
+          <w:rStyle w:val="AttributeTok"/>
+        </w:rPr>
+        <w:t xml:space="preserve">na.rm =</w:t>
+      </w:r>
+      <w:r>
+        <w:rPr>
+          <w:rStyle w:val="NormalTok"/>
+        </w:rPr>
+        <w:t xml:space="preserve"> </w:t>
+      </w:r>
+      <w:r>
+        <w:rPr>
+          <w:rStyle w:val="ConstantTok"/>
+        </w:rPr>
+        <w:t xml:space="preserve">TRUE</w:t>
+      </w:r>
+      <w:r>
+        <w:rPr>
+          <w:rStyle w:val="NormalTok"/>
+        </w:rPr>
+        <w:t xml:space="preserve">),</w:t>
+      </w:r>
+      <w:r>
+        <w:br/>
+      </w:r>
+      <w:r>
+        <w:rPr>
+          <w:rStyle w:val="NormalTok"/>
+        </w:rPr>
+        <w:t xml:space="preserve">            </w:t>
+      </w:r>
+      <w:r>
+        <w:rPr>
+          <w:rStyle w:val="AttributeTok"/>
+        </w:rPr>
+        <w:t xml:space="preserve">.groups =</w:t>
+      </w:r>
+      <w:r>
+        <w:rPr>
+          <w:rStyle w:val="NormalTok"/>
+        </w:rPr>
+        <w:t xml:space="preserve"> </w:t>
+      </w:r>
+      <w:r>
+        <w:rPr>
           <w:rStyle w:val="StringTok"/>
         </w:rPr>
-        <w:t xml:space="preserve">"data/class_pine needle length switched.xlsx"</w:t>
+        <w:t xml:space="preserve">"drop"</w:t>
       </w:r>
       <w:r>
         <w:rPr>
@@ -271,28 +1079,82 @@
         <w:br/>
       </w:r>
       <w:r>
+        <w:br/>
+      </w:r>
+      <w:r>
+        <w:rPr>
+          <w:rStyle w:val="NormalTok"/>
+        </w:rPr>
+        <w:t xml:space="preserve">shady_df </w:t>
+      </w:r>
+      <w:r>
+        <w:rPr>
+          <w:rStyle w:val="OtherTok"/>
+        </w:rPr>
+        <w:t xml:space="preserve">&lt;-</w:t>
+      </w:r>
+      <w:r>
+        <w:rPr>
+          <w:rStyle w:val="NormalTok"/>
+        </w:rPr>
+        <w:t xml:space="preserve"> p_df </w:t>
+      </w:r>
+      <w:r>
+        <w:rPr>
+          <w:rStyle w:val="SpecialCharTok"/>
+        </w:rPr>
+        <w:t xml:space="preserve">%&gt;%</w:t>
+      </w:r>
+      <w:r>
+        <w:rPr>
+          <w:rStyle w:val="NormalTok"/>
+        </w:rPr>
+        <w:t xml:space="preserve"> </w:t>
+      </w:r>
+      <w:r>
         <w:rPr>
           <w:rStyle w:val="FunctionTok"/>
         </w:rPr>
-        <w:t xml:space="preserve">head</w:t>
-      </w:r>
-      <w:r>
-        <w:rPr>
-          <w:rStyle w:val="NormalTok"/>
-        </w:rPr>
-        <w:t xml:space="preserve">(pine_switch_df)</w:t>
-      </w:r>
-      <w:r>
-        <w:br/>
-      </w:r>
-      <w:r>
-        <w:br/>
-      </w:r>
-      <w:r>
-        <w:rPr>
-          <w:rStyle w:val="NormalTok"/>
-        </w:rPr>
-        <w:t xml:space="preserve">ps_df </w:t>
+        <w:t xml:space="preserve">filter</w:t>
+      </w:r>
+      <w:r>
+        <w:rPr>
+          <w:rStyle w:val="NormalTok"/>
+        </w:rPr>
+        <w:t xml:space="preserve">(side </w:t>
+      </w:r>
+      <w:r>
+        <w:rPr>
+          <w:rStyle w:val="SpecialCharTok"/>
+        </w:rPr>
+        <w:t xml:space="preserve">==</w:t>
+      </w:r>
+      <w:r>
+        <w:rPr>
+          <w:rStyle w:val="NormalTok"/>
+        </w:rPr>
+        <w:t xml:space="preserve"> </w:t>
+      </w:r>
+      <w:r>
+        <w:rPr>
+          <w:rStyle w:val="StringTok"/>
+        </w:rPr>
+        <w:t xml:space="preserve">"shady"</w:t>
+      </w:r>
+      <w:r>
+        <w:rPr>
+          <w:rStyle w:val="NormalTok"/>
+        </w:rPr>
+        <w:t xml:space="preserve">)</w:t>
+      </w:r>
+      <w:r>
+        <w:br/>
+      </w:r>
+      <w:r>
+        <w:rPr>
+          <w:rStyle w:val="NormalTok"/>
+        </w:rPr>
+        <w:t xml:space="preserve">sunny_df </w:t>
       </w:r>
       <w:r>
         <w:rPr>
@@ -304,7 +1166,7 @@
         <w:rPr>
           <w:rStyle w:val="NormalTok"/>
         </w:rPr>
-        <w:t xml:space="preserve"> pine_switch_df </w:t>
+        <w:t xml:space="preserve"> p_df </w:t>
       </w:r>
       <w:r>
         <w:rPr>
@@ -313,153 +1175,27 @@
         <w:t xml:space="preserve">%&gt;%</w:t>
       </w:r>
       <w:r>
-        <w:br/>
-      </w:r>
-      <w:r>
-        <w:rPr>
-          <w:rStyle w:val="NormalTok"/>
-        </w:rPr>
-        <w:t xml:space="preserve">  </w:t>
+        <w:rPr>
+          <w:rStyle w:val="NormalTok"/>
+        </w:rPr>
+        <w:t xml:space="preserve"> </w:t>
       </w:r>
       <w:r>
         <w:rPr>
           <w:rStyle w:val="FunctionTok"/>
         </w:rPr>
-        <w:t xml:space="preserve">group_by</w:t>
-      </w:r>
-      <w:r>
-        <w:rPr>
-          <w:rStyle w:val="NormalTok"/>
-        </w:rPr>
-        <w:t xml:space="preserve">(group, tree_no, tree_char, side) </w:t>
+        <w:t xml:space="preserve">filter</w:t>
+      </w:r>
+      <w:r>
+        <w:rPr>
+          <w:rStyle w:val="NormalTok"/>
+        </w:rPr>
+        <w:t xml:space="preserve">(side </w:t>
       </w:r>
       <w:r>
         <w:rPr>
           <w:rStyle w:val="SpecialCharTok"/>
         </w:rPr>
-        <w:t xml:space="preserve">%&gt;%</w:t>
-      </w:r>
-      <w:r>
-        <w:br/>
-      </w:r>
-      <w:r>
-        <w:rPr>
-          <w:rStyle w:val="NormalTok"/>
-        </w:rPr>
-        <w:t xml:space="preserve">  </w:t>
-      </w:r>
-      <w:r>
-        <w:rPr>
-          <w:rStyle w:val="FunctionTok"/>
-        </w:rPr>
-        <w:t xml:space="preserve">summarise</w:t>
-      </w:r>
-      <w:r>
-        <w:rPr>
-          <w:rStyle w:val="NormalTok"/>
-        </w:rPr>
-        <w:t xml:space="preserve">(</w:t>
-      </w:r>
-      <w:r>
-        <w:rPr>
-          <w:rStyle w:val="AttributeTok"/>
-        </w:rPr>
-        <w:t xml:space="preserve">length_mm =</w:t>
-      </w:r>
-      <w:r>
-        <w:rPr>
-          <w:rStyle w:val="NormalTok"/>
-        </w:rPr>
-        <w:t xml:space="preserve"> </w:t>
-      </w:r>
-      <w:r>
-        <w:rPr>
-          <w:rStyle w:val="FunctionTok"/>
-        </w:rPr>
-        <w:t xml:space="preserve">mean</w:t>
-      </w:r>
-      <w:r>
-        <w:rPr>
-          <w:rStyle w:val="NormalTok"/>
-        </w:rPr>
-        <w:t xml:space="preserve">(length_mm, </w:t>
-      </w:r>
-      <w:r>
-        <w:rPr>
-          <w:rStyle w:val="AttributeTok"/>
-        </w:rPr>
-        <w:t xml:space="preserve">na.rm =</w:t>
-      </w:r>
-      <w:r>
-        <w:rPr>
-          <w:rStyle w:val="NormalTok"/>
-        </w:rPr>
-        <w:t xml:space="preserve"> </w:t>
-      </w:r>
-      <w:r>
-        <w:rPr>
-          <w:rStyle w:val="ConstantTok"/>
-        </w:rPr>
-        <w:t xml:space="preserve">TRUE</w:t>
-      </w:r>
-      <w:r>
-        <w:rPr>
-          <w:rStyle w:val="NormalTok"/>
-        </w:rPr>
-        <w:t xml:space="preserve">))</w:t>
-      </w:r>
-      <w:r>
-        <w:br/>
-      </w:r>
-      <w:r>
-        <w:br/>
-      </w:r>
-      <w:r>
-        <w:rPr>
-          <w:rStyle w:val="NormalTok"/>
-        </w:rPr>
-        <w:t xml:space="preserve">ps_shady_df </w:t>
-      </w:r>
-      <w:r>
-        <w:rPr>
-          <w:rStyle w:val="OtherTok"/>
-        </w:rPr>
-        <w:t xml:space="preserve">&lt;-</w:t>
-      </w:r>
-      <w:r>
-        <w:rPr>
-          <w:rStyle w:val="NormalTok"/>
-        </w:rPr>
-        <w:t xml:space="preserve"> ps_df </w:t>
-      </w:r>
-      <w:r>
-        <w:rPr>
-          <w:rStyle w:val="SpecialCharTok"/>
-        </w:rPr>
-        <w:t xml:space="preserve">%&gt;%</w:t>
-      </w:r>
-      <w:r>
-        <w:rPr>
-          <w:rStyle w:val="NormalTok"/>
-        </w:rPr>
-        <w:t xml:space="preserve"> </w:t>
-      </w:r>
-      <w:r>
-        <w:rPr>
-          <w:rStyle w:val="FunctionTok"/>
-        </w:rPr>
-        <w:t xml:space="preserve">filter</w:t>
-      </w:r>
-      <w:r>
-        <w:rPr>
-          <w:rStyle w:val="NormalTok"/>
-        </w:rPr>
-        <w:t xml:space="preserve">(side </w:t>
-      </w:r>
-      <w:r>
-        <w:rPr>
-          <w:rStyle w:val="SpecialCharTok"/>
-        </w:rPr>
         <w:t xml:space="preserve">==</w:t>
       </w:r>
       <w:r>
@@ -472,7 +1208,7 @@
         <w:rPr>
           <w:rStyle w:val="StringTok"/>
         </w:rPr>
-        <w:t xml:space="preserve">"shady"</w:t>
+        <w:t xml:space="preserve">"sunny"</w:t>
       </w:r>
       <w:r>
         <w:rPr>
@@ -484,88 +1220,13 @@
         <w:br/>
       </w:r>
       <w:r>
-        <w:rPr>
-          <w:rStyle w:val="NormalTok"/>
-        </w:rPr>
-        <w:t xml:space="preserve">ps_sunny_df </w:t>
-      </w:r>
-      <w:r>
-        <w:rPr>
-          <w:rStyle w:val="OtherTok"/>
-        </w:rPr>
-        <w:t xml:space="preserve">&lt;-</w:t>
-      </w:r>
-      <w:r>
-        <w:rPr>
-          <w:rStyle w:val="NormalTok"/>
-        </w:rPr>
-        <w:t xml:space="preserve"> ps_df </w:t>
-      </w:r>
-      <w:r>
-        <w:rPr>
-          <w:rStyle w:val="SpecialCharTok"/>
-        </w:rPr>
-        <w:t xml:space="preserve">%&gt;%</w:t>
-      </w:r>
-      <w:r>
-        <w:rPr>
-          <w:rStyle w:val="NormalTok"/>
-        </w:rPr>
-        <w:t xml:space="preserve"> </w:t>
-      </w:r>
-      <w:r>
-        <w:rPr>
-          <w:rStyle w:val="FunctionTok"/>
-        </w:rPr>
-        <w:t xml:space="preserve">filter</w:t>
-      </w:r>
-      <w:r>
-        <w:rPr>
-          <w:rStyle w:val="NormalTok"/>
-        </w:rPr>
-        <w:t xml:space="preserve">(side </w:t>
-      </w:r>
-      <w:r>
-        <w:rPr>
-          <w:rStyle w:val="SpecialCharTok"/>
-        </w:rPr>
-        <w:t xml:space="preserve">==</w:t>
-      </w:r>
-      <w:r>
-        <w:rPr>
-          <w:rStyle w:val="NormalTok"/>
-        </w:rPr>
-        <w:t xml:space="preserve"> </w:t>
-      </w:r>
-      <w:r>
-        <w:rPr>
-          <w:rStyle w:val="StringTok"/>
-        </w:rPr>
-        <w:t xml:space="preserve">"sunny"</w:t>
-      </w:r>
-      <w:r>
-        <w:rPr>
-          <w:rStyle w:val="NormalTok"/>
-        </w:rPr>
-        <w:t xml:space="preserve">)</w:t>
-      </w:r>
-      <w:r>
-        <w:br/>
-      </w:r>
-      <w:r>
-        <w:br/>
-      </w:r>
-      <w:r>
-        <w:rPr>
-          <w:rStyle w:val="FunctionTok"/>
-        </w:rPr>
-        <w:t xml:space="preserve">head</w:t>
-      </w:r>
-      <w:r>
-        <w:rPr>
-          <w:rStyle w:val="NormalTok"/>
-        </w:rPr>
-        <w:t xml:space="preserve">(ps_df)</w:t>
+        <w:br/>
+      </w:r>
+      <w:r>
+        <w:rPr>
+          <w:rStyle w:val="NormalTok"/>
+        </w:rPr>
+        <w:t xml:space="preserve">p_df</w:t>
       </w:r>
     </w:p>
     <w:p>
@@ -598,10 +1259,13 @@
         <w:rPr>
           <w:rStyle w:val="VerbatimChar"/>
         </w:rPr>
-        <w:t xml:space="preserve">group</w:t>
-      </w:r>
-      <w:r>
-        <w:t xml:space="preserve">,</w:t>
+        <w:t xml:space="preserve">team</w:t>
+      </w:r>
+      <w:r>
+        <w:t xml:space="preserve"> </w:t>
+      </w:r>
+      <w:r>
+        <w:t xml:space="preserve">and</w:t>
       </w:r>
       <w:r>
         <w:t xml:space="preserve"> </w:t>
@@ -610,37 +1274,13 @@
         <w:rPr>
           <w:rStyle w:val="VerbatimChar"/>
         </w:rPr>
-        <w:t xml:space="preserve">tree_no</w:t>
-      </w:r>
-      <w:r>
-        <w:t xml:space="preserve">,</w:t>
-      </w:r>
-      <w:r>
-        <w:t xml:space="preserve"> </w:t>
-      </w:r>
-      <w:r>
-        <w:rPr>
-          <w:rStyle w:val="VerbatimChar"/>
-        </w:rPr>
-        <w:t xml:space="preserve">tree_char</w:t>
-      </w:r>
-      <w:r>
-        <w:t xml:space="preserve">, and</w:t>
-      </w:r>
-      <w:r>
-        <w:t xml:space="preserve"> </w:t>
-      </w:r>
-      <w:r>
-        <w:rPr>
-          <w:rStyle w:val="VerbatimChar"/>
-        </w:rPr>
         <w:t xml:space="preserve">side</w:t>
       </w:r>
       <w:r>
         <w:t xml:space="preserve"> </w:t>
       </w:r>
       <w:r>
-        <w:t xml:space="preserve">before doing anything else?</w:t>
+        <w:t xml:space="preserve">before doing anything else? How many rows did we start with, and how many are left?</w:t>
       </w:r>
       <w:r>
         <w:t xml:space="preserve"> </w:t>
@@ -659,8 +1299,8 @@
         </w:pict>
       </w:r>
     </w:p>
-    <w:bookmarkEnd w:id="11"/>
-    <w:bookmarkStart w:id="15" w:name="part-2-hypothesis-testing-recap"/>
+    <w:bookmarkEnd w:id="16"/>
+    <w:bookmarkStart w:id="20" w:name="part-2-hypothesis-testing-recap"/>
     <w:p>
       <w:pPr>
         <w:pStyle w:val="Heading1"/>
@@ -831,18 +1471,18 @@
                 <wp:inline>
                   <wp:extent cx="152400" cy="152400"/>
                   <wp:effectExtent b="0" l="0" r="0" t="0"/>
-                  <wp:docPr descr="" title="" id="13" name="Picture"/>
+                  <wp:docPr descr="" title="" id="18" name="Picture"/>
                   <a:graphic>
                     <a:graphicData uri="http://schemas.openxmlformats.org/drawingml/2006/picture">
                       <pic:pic>
                         <pic:nvPicPr>
-                          <pic:cNvPr descr="/Applications/Positron.app/Contents/Resources/app/quarto/share/formats/docx/tip.png" id="14" name="Picture"/>
+                          <pic:cNvPr descr="/Applications/Positron.app/Contents/Resources/app/quarto/share/formats/docx/tip.png" id="19" name="Picture"/>
                           <pic:cNvPicPr>
                             <a:picLocks noChangeArrowheads="1" noChangeAspect="1"/>
                           </pic:cNvPicPr>
                         </pic:nvPicPr>
                         <pic:blipFill>
-                          <a:blip r:embed="rId12"/>
+                          <a:blip r:embed="rId17"/>
                           <a:stretch>
                             <a:fillRect/>
                           </a:stretch>
@@ -959,6 +1599,15 @@
               <w:rPr>
                 <w:rStyle w:val="CommentTok"/>
               </w:rPr>
+              <w:t xml:space="preserve"># ── Part 2.1 · Hypothesis Testing Recap ─────────────────────────────────</w:t>
+            </w:r>
+            <w:r>
+              <w:br/>
+            </w:r>
+            <w:r>
+              <w:rPr>
+                <w:rStyle w:val="CommentTok"/>
+              </w:rPr>
               <w:t xml:space="preserve"># Write your code here:</w:t>
             </w:r>
           </w:p>
@@ -973,8 +1622,8 @@
         </w:pict>
       </w:r>
     </w:p>
-    <w:bookmarkEnd w:id="15"/>
-    <w:bookmarkStart w:id="18" w:name="Xfa37ea5372465f47123efa2f92ec32c8aa5a08d"/>
+    <w:bookmarkEnd w:id="20"/>
+    <w:bookmarkStart w:id="23" w:name="Xfa37ea5372465f47123efa2f92ec32c8aa5a08d"/>
     <w:p>
       <w:pPr>
         <w:pStyle w:val="Heading1"/>
@@ -1001,9 +1650,18 @@
       </w:pPr>
       <w:r>
         <w:rPr>
-          <w:rStyle w:val="NormalTok"/>
-        </w:rPr>
-        <w:t xml:space="preserve">pine_summary </w:t>
+          <w:rStyle w:val="CommentTok"/>
+        </w:rPr>
+        <w:t xml:space="preserve"># ── Part 3.1 · Exploratory Data Analysis and Effect Size ────────────────</w:t>
+      </w:r>
+      <w:r>
+        <w:br/>
+      </w:r>
+      <w:r>
+        <w:rPr>
+          <w:rStyle w:val="NormalTok"/>
+        </w:rPr>
+        <w:t xml:space="preserve">pine_summary_df </w:t>
       </w:r>
       <w:r>
         <w:rPr>
@@ -1015,7 +1673,7 @@
         <w:rPr>
           <w:rStyle w:val="NormalTok"/>
         </w:rPr>
-        <w:t xml:space="preserve"> ps_df </w:t>
+        <w:t xml:space="preserve"> p_df </w:t>
       </w:r>
       <w:r>
         <w:rPr>
@@ -1084,7 +1742,7 @@
         <w:rPr>
           <w:rStyle w:val="AttributeTok"/>
         </w:rPr>
-        <w:t xml:space="preserve">mean_length =</w:t>
+        <w:t xml:space="preserve">mean_mm =</w:t>
       </w:r>
       <w:r>
         <w:rPr>
@@ -1102,7 +1760,7 @@
         <w:rPr>
           <w:rStyle w:val="NormalTok"/>
         </w:rPr>
-        <w:t xml:space="preserve">(length_mm, </w:t>
+        <w:t xml:space="preserve">(needle_length_mm, </w:t>
       </w:r>
       <w:r>
         <w:rPr>
@@ -1141,7 +1799,7 @@
         <w:rPr>
           <w:rStyle w:val="AttributeTok"/>
         </w:rPr>
-        <w:t xml:space="preserve">sd_length   =</w:t>
+        <w:t xml:space="preserve">sd_mm   =</w:t>
       </w:r>
       <w:r>
         <w:rPr>
@@ -1159,7 +1817,7 @@
         <w:rPr>
           <w:rStyle w:val="NormalTok"/>
         </w:rPr>
-        <w:t xml:space="preserve">(length_mm, </w:t>
+        <w:t xml:space="preserve">(needle_length_mm, </w:t>
       </w:r>
       <w:r>
         <w:rPr>
@@ -1234,7 +1892,7 @@
         <w:rPr>
           <w:rStyle w:val="NormalTok"/>
         </w:rPr>
-        <w:t xml:space="preserve">(length_mm)),</w:t>
+        <w:t xml:space="preserve">(needle_length_mm)),</w:t>
       </w:r>
       <w:r>
         <w:br/>
@@ -1249,13 +1907,13 @@
         <w:rPr>
           <w:rStyle w:val="AttributeTok"/>
         </w:rPr>
-        <w:t xml:space="preserve">se_length   =</w:t>
-      </w:r>
-      <w:r>
-        <w:rPr>
-          <w:rStyle w:val="NormalTok"/>
-        </w:rPr>
-        <w:t xml:space="preserve"> sd_length </w:t>
+        <w:t xml:space="preserve">se_mm   =</w:t>
+      </w:r>
+      <w:r>
+        <w:rPr>
+          <w:rStyle w:val="NormalTok"/>
+        </w:rPr>
+        <w:t xml:space="preserve"> sd_mm </w:t>
       </w:r>
       <w:r>
         <w:rPr>
@@ -1393,7 +2051,7 @@
         <w:rPr>
           <w:rStyle w:val="NormalTok"/>
         </w:rPr>
-        <w:t xml:space="preserve"> mean_length </w:t>
+        <w:t xml:space="preserve"> mean_mm </w:t>
       </w:r>
       <w:r>
         <w:rPr>
@@ -1417,7 +2075,7 @@
         <w:rPr>
           <w:rStyle w:val="NormalTok"/>
         </w:rPr>
-        <w:t xml:space="preserve"> se_length,</w:t>
+        <w:t xml:space="preserve"> se_mm,</w:t>
       </w:r>
       <w:r>
         <w:br/>
@@ -1438,7 +2096,7 @@
         <w:rPr>
           <w:rStyle w:val="NormalTok"/>
         </w:rPr>
-        <w:t xml:space="preserve"> mean_length </w:t>
+        <w:t xml:space="preserve"> mean_mm </w:t>
       </w:r>
       <w:r>
         <w:rPr>
@@ -1462,7 +2120,7 @@
         <w:rPr>
           <w:rStyle w:val="NormalTok"/>
         </w:rPr>
-        <w:t xml:space="preserve"> se_length</w:t>
+        <w:t xml:space="preserve"> se_mm</w:t>
       </w:r>
       <w:r>
         <w:br/>
@@ -1486,7 +2144,7 @@
         <w:rPr>
           <w:rStyle w:val="NormalTok"/>
         </w:rPr>
-        <w:t xml:space="preserve">(pine_summary)</w:t>
+        <w:t xml:space="preserve">(pine_summary_df)</w:t>
       </w:r>
     </w:p>
     <w:p>
@@ -1513,6 +2171,15 @@
       </w:pPr>
       <w:r>
         <w:rPr>
+          <w:rStyle w:val="CommentTok"/>
+        </w:rPr>
+        <w:t xml:space="preserve"># ── Part 3.2 · Exploratory Data Analysis and Effect Size ────────────────</w:t>
+      </w:r>
+      <w:r>
+        <w:br/>
+      </w:r>
+      <w:r>
+        <w:rPr>
           <w:rStyle w:val="FunctionTok"/>
         </w:rPr>
         <w:t xml:space="preserve">ggplot</w:t>
@@ -1521,7 +2188,7 @@
         <w:rPr>
           <w:rStyle w:val="NormalTok"/>
         </w:rPr>
-        <w:t xml:space="preserve">(ps_df, </w:t>
+        <w:t xml:space="preserve">(p_df, </w:t>
       </w:r>
       <w:r>
         <w:rPr>
@@ -1545,7 +2212,7 @@
         <w:rPr>
           <w:rStyle w:val="NormalTok"/>
         </w:rPr>
-        <w:t xml:space="preserve"> length_mm, </w:t>
+        <w:t xml:space="preserve"> needle_length_mm, </w:t>
       </w:r>
       <w:r>
         <w:rPr>
@@ -1833,9 +2500,18 @@
       </w:pPr>
       <w:r>
         <w:rPr>
-          <w:rStyle w:val="NormalTok"/>
-        </w:rPr>
-        <w:t xml:space="preserve">pine_summary </w:t>
+          <w:rStyle w:val="CommentTok"/>
+        </w:rPr>
+        <w:t xml:space="preserve"># ── Part 3.3 · Exploratory Data Analysis and Effect Size ────────────────</w:t>
+      </w:r>
+      <w:r>
+        <w:br/>
+      </w:r>
+      <w:r>
+        <w:rPr>
+          <w:rStyle w:val="NormalTok"/>
+        </w:rPr>
+        <w:t xml:space="preserve">pine_summary_df </w:t>
       </w:r>
       <w:r>
         <w:rPr>
@@ -1874,7 +2550,7 @@
         <w:rPr>
           <w:rStyle w:val="NormalTok"/>
         </w:rPr>
-        <w:t xml:space="preserve"> mean_length[side </w:t>
+        <w:t xml:space="preserve"> mean_mm[side </w:t>
       </w:r>
       <w:r>
         <w:rPr>
@@ -1910,7 +2586,7 @@
         <w:rPr>
           <w:rStyle w:val="NormalTok"/>
         </w:rPr>
-        <w:t xml:space="preserve"> mean_length[side </w:t>
+        <w:t xml:space="preserve"> mean_mm[side </w:t>
       </w:r>
       <w:r>
         <w:rPr>
@@ -2026,18 +2702,18 @@
                 <wp:inline>
                   <wp:extent cx="152400" cy="152400"/>
                   <wp:effectExtent b="0" l="0" r="0" t="0"/>
-                  <wp:docPr descr="" title="" id="16" name="Picture"/>
+                  <wp:docPr descr="" title="" id="21" name="Picture"/>
                   <a:graphic>
                     <a:graphicData uri="http://schemas.openxmlformats.org/drawingml/2006/picture">
                       <pic:pic>
                         <pic:nvPicPr>
-                          <pic:cNvPr descr="/Applications/Positron.app/Contents/Resources/app/quarto/share/formats/docx/tip.png" id="17" name="Picture"/>
+                          <pic:cNvPr descr="/Applications/Positron.app/Contents/Resources/app/quarto/share/formats/docx/tip.png" id="22" name="Picture"/>
                           <pic:cNvPicPr>
                             <a:picLocks noChangeArrowheads="1" noChangeAspect="1"/>
                           </pic:cNvPicPr>
                         </pic:nvPicPr>
                         <pic:blipFill>
-                          <a:blip r:embed="rId12"/>
+                          <a:blip r:embed="rId17"/>
                           <a:stretch>
                             <a:fillRect/>
                           </a:stretch>
@@ -2113,7 +2789,7 @@
               <w:rPr>
                 <w:rStyle w:val="VerbatimChar"/>
               </w:rPr>
-              <w:t xml:space="preserve">pine_summary</w:t>
+              <w:t xml:space="preserve">pine_summary_df</w:t>
             </w:r>
             <w:r>
               <w:t xml:space="preserve">, but group by</w:t>
@@ -2125,13 +2801,13 @@
               <w:rPr>
                 <w:rStyle w:val="VerbatimChar"/>
               </w:rPr>
-              <w:t xml:space="preserve">group</w:t>
+              <w:t xml:space="preserve">team</w:t>
             </w:r>
             <w:r>
               <w:t xml:space="preserve"> </w:t>
             </w:r>
             <w:r>
-              <w:t xml:space="preserve">(field team) instead of</w:t>
+              <w:t xml:space="preserve">(the field team, one tree each) instead of</w:t>
             </w:r>
             <w:r>
               <w:t xml:space="preserve"> </w:t>
@@ -2150,6 +2826,15 @@
             <w:pPr>
               <w:pStyle w:val="SourceCode"/>
             </w:pPr>
+            <w:r>
+              <w:rPr>
+                <w:rStyle w:val="CommentTok"/>
+              </w:rPr>
+              <w:t xml:space="preserve"># ── Part 3.4 · Exploratory Data Analysis and Effect Size ────────────────</w:t>
+            </w:r>
+            <w:r>
+              <w:br/>
+            </w:r>
             <w:r>
               <w:rPr>
                 <w:rStyle w:val="CommentTok"/>
@@ -2168,8 +2853,8 @@
         </w:pict>
       </w:r>
     </w:p>
-    <w:bookmarkEnd w:id="18"/>
-    <w:bookmarkStart w:id="21" w:name="part-4-the-two-sample-t-test"/>
+    <w:bookmarkEnd w:id="23"/>
+    <w:bookmarkStart w:id="26" w:name="part-4-the-two-sample-t-test"/>
     <w:p>
       <w:pPr>
         <w:pStyle w:val="Heading1"/>
@@ -2220,6 +2905,15 @@
       </w:pPr>
       <w:r>
         <w:rPr>
+          <w:rStyle w:val="CommentTok"/>
+        </w:rPr>
+        <w:t xml:space="preserve"># ── Part 4.1 · The Two-Sample t-Test ────────────────────────────────────</w:t>
+      </w:r>
+      <w:r>
+        <w:br/>
+      </w:r>
+      <w:r>
+        <w:rPr>
           <w:rStyle w:val="NormalTok"/>
         </w:rPr>
         <w:t xml:space="preserve">t_test_result </w:t>
@@ -2246,7 +2940,7 @@
         <w:rPr>
           <w:rStyle w:val="NormalTok"/>
         </w:rPr>
-        <w:t xml:space="preserve">(length_mm </w:t>
+        <w:t xml:space="preserve">(needle_length_mm </w:t>
       </w:r>
       <w:r>
         <w:rPr>
@@ -2270,7 +2964,7 @@
         <w:rPr>
           <w:rStyle w:val="NormalTok"/>
         </w:rPr>
-        <w:t xml:space="preserve"> ps_df, </w:t>
+        <w:t xml:space="preserve"> p_df, </w:t>
       </w:r>
       <w:r>
         <w:rPr>
@@ -2424,18 +3118,18 @@
                 <wp:inline>
                   <wp:extent cx="152400" cy="152400"/>
                   <wp:effectExtent b="0" l="0" r="0" t="0"/>
-                  <wp:docPr descr="" title="" id="19" name="Picture"/>
+                  <wp:docPr descr="" title="" id="24" name="Picture"/>
                   <a:graphic>
                     <a:graphicData uri="http://schemas.openxmlformats.org/drawingml/2006/picture">
                       <pic:pic>
                         <pic:nvPicPr>
-                          <pic:cNvPr descr="/Applications/Positron.app/Contents/Resources/app/quarto/share/formats/docx/tip.png" id="20" name="Picture"/>
+                          <pic:cNvPr descr="/Applications/Positron.app/Contents/Resources/app/quarto/share/formats/docx/tip.png" id="25" name="Picture"/>
                           <pic:cNvPicPr>
                             <a:picLocks noChangeArrowheads="1" noChangeAspect="1"/>
                           </pic:cNvPicPr>
                         </pic:nvPicPr>
                         <pic:blipFill>
-                          <a:blip r:embed="rId12"/>
+                          <a:blip r:embed="rId17"/>
                           <a:stretch>
                             <a:fillRect/>
                           </a:stretch>
@@ -2528,6 +3222,15 @@
               <w:rPr>
                 <w:rStyle w:val="CommentTok"/>
               </w:rPr>
+              <w:t xml:space="preserve"># ── Part 4.2 · The Two-Sample t-Test ────────────────────────────────────</w:t>
+            </w:r>
+            <w:r>
+              <w:br/>
+            </w:r>
+            <w:r>
+              <w:rPr>
+                <w:rStyle w:val="CommentTok"/>
+              </w:rPr>
               <w:t xml:space="preserve"># Write your code here:</w:t>
             </w:r>
           </w:p>
@@ -2542,8 +3245,8 @@
         </w:pict>
       </w:r>
     </w:p>
-    <w:bookmarkEnd w:id="21"/>
-    <w:bookmarkStart w:id="24" w:name="part-5-statistical-power"/>
+    <w:bookmarkEnd w:id="26"/>
+    <w:bookmarkStart w:id="29" w:name="part-5-statistical-power"/>
     <w:p>
       <w:pPr>
         <w:pStyle w:val="Heading1"/>
@@ -2786,6 +3489,15 @@
       </w:pPr>
       <w:r>
         <w:rPr>
+          <w:rStyle w:val="CommentTok"/>
+        </w:rPr>
+        <w:t xml:space="preserve"># ── Part 5.1 · Statistical Power ────────────────────────────────────────</w:t>
+      </w:r>
+      <w:r>
+        <w:br/>
+      </w:r>
+      <w:r>
+        <w:rPr>
           <w:rStyle w:val="NormalTok"/>
         </w:rPr>
         <w:t xml:space="preserve">side_diff </w:t>
@@ -2842,7 +3554,7 @@
         <w:rPr>
           <w:rStyle w:val="NormalTok"/>
         </w:rPr>
-        <w:t xml:space="preserve">(ps_sunny_df)</w:t>
+        <w:t xml:space="preserve">(sunny_df)</w:t>
       </w:r>
       <w:r>
         <w:br/>
@@ -2875,7 +3587,7 @@
         <w:rPr>
           <w:rStyle w:val="NormalTok"/>
         </w:rPr>
-        <w:t xml:space="preserve">(ps_shady_df)</w:t>
+        <w:t xml:space="preserve">(shady_df)</w:t>
       </w:r>
       <w:r>
         <w:br/>
@@ -2923,7 +3635,7 @@
         <w:rPr>
           <w:rStyle w:val="NormalTok"/>
         </w:rPr>
-        <w:t xml:space="preserve">(ps_sunny_df</w:t>
+        <w:t xml:space="preserve">(sunny_df</w:t>
       </w:r>
       <w:r>
         <w:rPr>
@@ -2935,7 +3647,7 @@
         <w:rPr>
           <w:rStyle w:val="NormalTok"/>
         </w:rPr>
-        <w:t xml:space="preserve">length_mm) </w:t>
+        <w:t xml:space="preserve">needle_length_mm) </w:t>
       </w:r>
       <w:r>
         <w:rPr>
@@ -2998,7 +3710,7 @@
         <w:rPr>
           <w:rStyle w:val="NormalTok"/>
         </w:rPr>
-        <w:t xml:space="preserve">(ps_shady_df</w:t>
+        <w:t xml:space="preserve">(shady_df</w:t>
       </w:r>
       <w:r>
         <w:rPr>
@@ -3010,7 +3722,7 @@
         <w:rPr>
           <w:rStyle w:val="NormalTok"/>
         </w:rPr>
-        <w:t xml:space="preserve">length_mm) </w:t>
+        <w:t xml:space="preserve">needle_length_mm) </w:t>
       </w:r>
       <w:r>
         <w:rPr>
@@ -3142,7 +3854,7 @@
         <w:rPr>
           <w:rStyle w:val="NormalTok"/>
         </w:rPr>
-        <w:t xml:space="preserve">sun_df </w:t>
+        <w:t xml:space="preserve">sun_deg_free </w:t>
       </w:r>
       <w:r>
         <w:rPr>
@@ -3738,18 +4450,18 @@
                 <wp:inline>
                   <wp:extent cx="152400" cy="152400"/>
                   <wp:effectExtent b="0" l="0" r="0" t="0"/>
-                  <wp:docPr descr="" title="" id="22" name="Picture"/>
+                  <wp:docPr descr="" title="" id="27" name="Picture"/>
                   <a:graphic>
                     <a:graphicData uri="http://schemas.openxmlformats.org/drawingml/2006/picture">
                       <pic:pic>
                         <pic:nvPicPr>
-                          <pic:cNvPr descr="/Applications/Positron.app/Contents/Resources/app/quarto/share/formats/docx/tip.png" id="23" name="Picture"/>
+                          <pic:cNvPr descr="/Applications/Positron.app/Contents/Resources/app/quarto/share/formats/docx/tip.png" id="28" name="Picture"/>
                           <pic:cNvPicPr>
                             <a:picLocks noChangeArrowheads="1" noChangeAspect="1"/>
                           </pic:cNvPicPr>
                         </pic:nvPicPr>
                         <pic:blipFill>
-                          <a:blip r:embed="rId12"/>
+                          <a:blip r:embed="rId17"/>
                           <a:stretch>
                             <a:fillRect/>
                           </a:stretch>
@@ -3880,6 +4592,15 @@
             </w:pPr>
             <w:r>
               <w:rPr>
+                <w:rStyle w:val="CommentTok"/>
+              </w:rPr>
+              <w:t xml:space="preserve"># ── Part 5.2 · Statistical Power ────────────────────────────────────────</w:t>
+            </w:r>
+            <w:r>
+              <w:br/>
+            </w:r>
+            <w:r>
+              <w:rPr>
                 <w:rStyle w:val="FunctionTok"/>
               </w:rPr>
               <w:t xml:space="preserve">power.t.test</w:t>
@@ -4055,8 +4776,8 @@
         </w:pict>
       </w:r>
     </w:p>
-    <w:bookmarkEnd w:id="24"/>
-    <w:bookmarkStart w:id="27" w:name="part-6-a-publication-quality-plot"/>
+    <w:bookmarkEnd w:id="29"/>
+    <w:bookmarkStart w:id="32" w:name="part-6-a-publication-quality-plot"/>
     <w:p>
       <w:pPr>
         <w:pStyle w:val="Heading1"/>
@@ -4091,9 +4812,18 @@
       </w:pPr>
       <w:r>
         <w:rPr>
-          <w:rStyle w:val="NormalTok"/>
-        </w:rPr>
-        <w:t xml:space="preserve">pine_mean_se </w:t>
+          <w:rStyle w:val="CommentTok"/>
+        </w:rPr>
+        <w:t xml:space="preserve"># ── Part 6.1 · A Publication-Quality Plot ───────────────────────────────</w:t>
+      </w:r>
+      <w:r>
+        <w:br/>
+      </w:r>
+      <w:r>
+        <w:rPr>
+          <w:rStyle w:val="NormalTok"/>
+        </w:rPr>
+        <w:t xml:space="preserve">pine_mean_se_plot </w:t>
       </w:r>
       <w:r>
         <w:rPr>
@@ -4105,7 +4835,7 @@
         <w:rPr>
           <w:rStyle w:val="NormalTok"/>
         </w:rPr>
-        <w:t xml:space="preserve"> ps_df </w:t>
+        <w:t xml:space="preserve"> p_df </w:t>
       </w:r>
       <w:r>
         <w:rPr>
@@ -4144,7 +4874,7 @@
         <w:rPr>
           <w:rStyle w:val="NormalTok"/>
         </w:rPr>
-        <w:t xml:space="preserve">(side, length_mm, </w:t>
+        <w:t xml:space="preserve">(side, needle_length_mm, </w:t>
       </w:r>
       <w:r>
         <w:rPr>
@@ -4387,7 +5117,7 @@
         <w:rPr>
           <w:rStyle w:val="NormalTok"/>
         </w:rPr>
-        <w:t xml:space="preserve">pine_mean_se</w:t>
+        <w:t xml:space="preserve">pine_mean_se_plot</w:t>
       </w:r>
     </w:p>
     <w:p>
@@ -4414,6 +5144,15 @@
       </w:pPr>
       <w:r>
         <w:rPr>
+          <w:rStyle w:val="CommentTok"/>
+        </w:rPr>
+        <w:t xml:space="preserve"># ── Part 6.2 · A Publication-Quality Plot ───────────────────────────────</w:t>
+      </w:r>
+      <w:r>
+        <w:br/>
+      </w:r>
+      <w:r>
+        <w:rPr>
           <w:rStyle w:val="NormalTok"/>
         </w:rPr>
         <w:t xml:space="preserve">theme_class </w:t>
@@ -6213,7 +6952,7 @@
         <w:rPr>
           <w:rStyle w:val="VerbatimChar"/>
         </w:rPr>
-        <w:t xml:space="preserve">pine_mean_se</w:t>
+        <w:t xml:space="preserve">pine_mean_se_plot</w:t>
       </w:r>
       <w:r>
         <w:t xml:space="preserve"> </w:t>
@@ -6228,9 +6967,18 @@
       </w:pPr>
       <w:r>
         <w:rPr>
-          <w:rStyle w:val="NormalTok"/>
-        </w:rPr>
-        <w:t xml:space="preserve">pine_mean_se </w:t>
+          <w:rStyle w:val="CommentTok"/>
+        </w:rPr>
+        <w:t xml:space="preserve"># ── Part 6.3 · A Publication-Quality Plot ───────────────────────────────</w:t>
+      </w:r>
+      <w:r>
+        <w:br/>
+      </w:r>
+      <w:r>
+        <w:rPr>
+          <w:rStyle w:val="NormalTok"/>
+        </w:rPr>
+        <w:t xml:space="preserve">pine_mean_se_plot </w:t>
       </w:r>
       <w:r>
         <w:rPr>
@@ -6284,9 +7032,18 @@
       </w:pPr>
       <w:r>
         <w:rPr>
-          <w:rStyle w:val="NormalTok"/>
-        </w:rPr>
-        <w:t xml:space="preserve">pine_mean_se </w:t>
+          <w:rStyle w:val="CommentTok"/>
+        </w:rPr>
+        <w:t xml:space="preserve"># ── Part 6.4 · A Publication-Quality Plot ───────────────────────────────</w:t>
+      </w:r>
+      <w:r>
+        <w:br/>
+      </w:r>
+      <w:r>
+        <w:rPr>
+          <w:rStyle w:val="NormalTok"/>
+        </w:rPr>
+        <w:t xml:space="preserve">pine_mean_se_plot </w:t>
       </w:r>
       <w:r>
         <w:rPr>
@@ -6298,7 +7055,7 @@
         <w:rPr>
           <w:rStyle w:val="NormalTok"/>
         </w:rPr>
-        <w:t xml:space="preserve"> ps_df </w:t>
+        <w:t xml:space="preserve"> p_df </w:t>
       </w:r>
       <w:r>
         <w:rPr>
@@ -6337,7 +7094,7 @@
         <w:rPr>
           <w:rStyle w:val="NormalTok"/>
         </w:rPr>
-        <w:t xml:space="preserve">(side, length_mm, </w:t>
+        <w:t xml:space="preserve">(side, needle_length_mm, </w:t>
       </w:r>
       <w:r>
         <w:rPr>
@@ -7060,7 +7817,7 @@
         <w:rPr>
           <w:rStyle w:val="NormalTok"/>
         </w:rPr>
-        <w:t xml:space="preserve">pine_mean_se</w:t>
+        <w:t xml:space="preserve">pine_mean_se_plot</w:t>
       </w:r>
     </w:p>
     <w:p>
@@ -7130,6 +7887,15 @@
       <w:pPr>
         <w:pStyle w:val="SourceCode"/>
       </w:pPr>
+      <w:r>
+        <w:rPr>
+          <w:rStyle w:val="CommentTok"/>
+        </w:rPr>
+        <w:t xml:space="preserve"># ── Part 6.5 · A Publication-Quality Plot ───────────────────────────────</w:t>
+      </w:r>
+      <w:r>
+        <w:br/>
+      </w:r>
       <w:r>
         <w:rPr>
           <w:rStyle w:val="CommentTok"/>
@@ -7178,18 +7944,18 @@
                 <wp:inline>
                   <wp:extent cx="152400" cy="152400"/>
                   <wp:effectExtent b="0" l="0" r="0" t="0"/>
-                  <wp:docPr descr="" title="" id="25" name="Picture"/>
+                  <wp:docPr descr="" title="" id="30" name="Picture"/>
                   <a:graphic>
                     <a:graphicData uri="http://schemas.openxmlformats.org/drawingml/2006/picture">
                       <pic:pic>
                         <pic:nvPicPr>
-                          <pic:cNvPr descr="/Applications/Positron.app/Contents/Resources/app/quarto/share/formats/docx/tip.png" id="26" name="Picture"/>
+                          <pic:cNvPr descr="/Applications/Positron.app/Contents/Resources/app/quarto/share/formats/docx/tip.png" id="31" name="Picture"/>
                           <pic:cNvPicPr>
                             <a:picLocks noChangeArrowheads="1" noChangeAspect="1"/>
                           </pic:cNvPicPr>
                         </pic:nvPicPr>
                         <pic:blipFill>
-                          <a:blip r:embed="rId12"/>
+                          <a:blip r:embed="rId17"/>
                           <a:stretch>
                             <a:fillRect/>
                           </a:stretch>
@@ -7259,7 +8025,7 @@
               <w:rPr>
                 <w:rStyle w:val="VerbatimChar"/>
               </w:rPr>
-              <w:t xml:space="preserve">pine_mean_se</w:t>
+              <w:t xml:space="preserve">pine_mean_se_plot</w:t>
             </w:r>
             <w:r>
               <w:t xml:space="preserve"> </w:t>
@@ -7286,7 +8052,7 @@
               <w:rPr>
                 <w:rStyle w:val="VerbatimChar"/>
               </w:rPr>
-              <w:t xml:space="preserve">aes(side, length_mm, fill = side)</w:t>
+              <w:t xml:space="preserve">aes(side, needle_length_mm, fill = side)</w:t>
             </w:r>
             <w:r>
               <w:t xml:space="preserve"> </w:t>
@@ -7353,6 +8119,15 @@
             <w:pPr>
               <w:pStyle w:val="SourceCode"/>
             </w:pPr>
+            <w:r>
+              <w:rPr>
+                <w:rStyle w:val="CommentTok"/>
+              </w:rPr>
+              <w:t xml:space="preserve"># ── Part 6.6 · A Publication-Quality Plot ───────────────────────────────</w:t>
+            </w:r>
+            <w:r>
+              <w:br/>
+            </w:r>
             <w:r>
               <w:rPr>
                 <w:rStyle w:val="CommentTok"/>
@@ -7371,8 +8146,8 @@
         </w:pict>
       </w:r>
     </w:p>
-    <w:bookmarkEnd w:id="27"/>
-    <w:bookmarkStart w:id="28" w:name="summary-and-conclusions"/>
+    <w:bookmarkEnd w:id="32"/>
+    <w:bookmarkStart w:id="33" w:name="summary-and-conclusions"/>
     <w:p>
       <w:pPr>
         <w:pStyle w:val="Heading1"/>
@@ -7509,8 +8284,8 @@
         <w:t xml:space="preserve">Consider alternatives when assumptions are violated</w:t>
       </w:r>
     </w:p>
-    <w:bookmarkEnd w:id="28"/>
-    <w:bookmarkStart w:id="29" w:name="reflection-questions"/>
+    <w:bookmarkEnd w:id="33"/>
+    <w:bookmarkStart w:id="34" w:name="reflection-questions"/>
     <w:p>
       <w:pPr>
         <w:pStyle w:val="Heading1"/>
@@ -7579,8 +8354,8 @@
         <w:t xml:space="preserve">What do we do if assumptions fail?</w:t>
       </w:r>
     </w:p>
-    <w:bookmarkEnd w:id="29"/>
-    <w:bookmarkStart w:id="33" w:name="review-and-checkpoint"/>
+    <w:bookmarkEnd w:id="34"/>
+    <w:bookmarkStart w:id="38" w:name="review-and-checkpoint"/>
     <w:p>
       <w:pPr>
         <w:pStyle w:val="Heading1"/>
@@ -7732,18 +8507,18 @@
                 <wp:inline>
                   <wp:extent cx="152400" cy="152400"/>
                   <wp:effectExtent b="0" l="0" r="0" t="0"/>
-                  <wp:docPr descr="" title="" id="31" name="Picture"/>
+                  <wp:docPr descr="" title="" id="36" name="Picture"/>
                   <a:graphic>
                     <a:graphicData uri="http://schemas.openxmlformats.org/drawingml/2006/picture">
                       <pic:pic>
                         <pic:nvPicPr>
-                          <pic:cNvPr descr="/Applications/Positron.app/Contents/Resources/app/quarto/share/formats/docx/note.png" id="32" name="Picture"/>
+                          <pic:cNvPr descr="/Applications/Positron.app/Contents/Resources/app/quarto/share/formats/docx/note.png" id="37" name="Picture"/>
                           <pic:cNvPicPr>
                             <a:picLocks noChangeArrowheads="1" noChangeAspect="1"/>
                           </pic:cNvPicPr>
                         </pic:nvPicPr>
                         <pic:blipFill>
-                          <a:blip r:embed="rId30"/>
+                          <a:blip r:embed="rId35"/>
                           <a:stretch>
                             <a:fillRect/>
                           </a:stretch>
@@ -7877,8 +8652,8 @@
         </w:pict>
       </w:r>
     </w:p>
-    <w:bookmarkEnd w:id="33"/>
-    <w:bookmarkStart w:id="34" w:name="getting-unstuck"/>
+    <w:bookmarkEnd w:id="38"/>
+    <w:bookmarkStart w:id="39" w:name="getting-unstuck"/>
     <w:p>
       <w:pPr>
         <w:pStyle w:val="Heading1"/>
@@ -7948,7 +8723,10 @@
         <w:t xml:space="preserve">library(tidyverse)</w:t>
       </w:r>
       <w:r>
-        <w:t xml:space="preserve">,</w:t>
+        <w:t xml:space="preserve"> </w:t>
+      </w:r>
+      <w:r>
+        <w:t xml:space="preserve">and</w:t>
       </w:r>
       <w:r>
         <w:t xml:space="preserve"> </w:t>
@@ -7958,18 +8736,6 @@
           <w:rStyle w:val="VerbatimChar"/>
         </w:rPr>
         <w:t xml:space="preserve">library(car)</w:t>
-      </w:r>
-      <w:r>
-        <w:t xml:space="preserve">, and</w:t>
-      </w:r>
-      <w:r>
-        <w:t xml:space="preserve"> </w:t>
-      </w:r>
-      <w:r>
-        <w:rPr>
-          <w:rStyle w:val="VerbatimChar"/>
-        </w:rPr>
-        <w:t xml:space="preserve">library(readxl)</w:t>
       </w:r>
       <w:r>
         <w:t xml:space="preserve">? Spelling? A missing</w:t>
@@ -8095,7 +8861,7 @@
         </w:pict>
       </w:r>
     </w:p>
-    <w:bookmarkEnd w:id="34"/>
+    <w:bookmarkEnd w:id="39"/>
     <w:sectPr>
       <w:pgSz w:h="15840" w:w="12240"/>
       <w:pgMar w:bottom="1440" w:footer="720" w:gutter="0" w:header="720" w:left="1440" w:right="1440" w:top="1440"/>

--- a/docs/content/power_and_error/power_and_error_activity.docx
+++ b/docs/content/power_and_error/power_and_error_activity.docx
@@ -10312,7 +10312,7 @@
         <w:bottom w:color="FF0000" w:space="1" w:sz="8" w:val="single"/>
         <w:right w:color="FF0000" w:space="4" w:sz="8" w:val="single"/>
       </w:pBdr>
-      <w:shd w:color="auto" w:fill="auto" w:val="pct15"/>
+      <w:shd w:color="auto" w:fill="FBFBFB" w:val="clear"/>
       <w:spacing w:after="120" w:before="120"/>
       <w:ind w:left="432" w:right="432"/>
     </w:pPr>
@@ -10328,12 +10328,12 @@
     <w:rsid w:val="00771E03"/>
     <w:pPr>
       <w:pBdr>
-        <w:top w:color="auto" w:space="1" w:sz="8" w:val="single"/>
-        <w:left w:color="auto" w:space="4" w:sz="8" w:val="single"/>
-        <w:bottom w:color="auto" w:space="1" w:sz="8" w:val="single"/>
-        <w:right w:color="auto" w:space="4" w:sz="8" w:val="single"/>
+        <w:top w:color="BFBFBF" w:space="1" w:sz="6" w:val="single"/>
+        <w:left w:color="BFBFBF" w:space="4" w:sz="6" w:val="single"/>
+        <w:bottom w:color="BFBFBF" w:space="1" w:sz="6" w:val="single"/>
+        <w:right w:color="BFBFBF" w:space="4" w:sz="6" w:val="single"/>
       </w:pBdr>
-      <w:shd w:color="auto" w:fill="auto" w:val="pct15"/>
+      <w:shd w:color="auto" w:fill="FBFBFB" w:val="clear"/>
       <w:spacing w:after="240" w:before="240"/>
       <w:ind w:left="432" w:right="432"/>
     </w:pPr>
@@ -10348,7 +10348,13 @@
     <w:qFormat/>
     <w:rsid w:val="00771E03"/>
     <w:pPr>
-      <w:shd w:color="auto" w:fill="auto" w:val="pct15"/>
+      <w:pBdr>
+        <w:top w:color="BFBFBF" w:space="1" w:sz="6" w:val="single"/>
+        <w:left w:color="BFBFBF" w:space="4" w:sz="6" w:val="single"/>
+        <w:bottom w:color="BFBFBF" w:space="1" w:sz="6" w:val="single"/>
+        <w:right w:color="BFBFBF" w:space="4" w:sz="6" w:val="single"/>
+      </w:pBdr>
+      <w:shd w:color="auto" w:fill="FBFBFB" w:val="clear"/>
       <w:spacing w:after="240" w:before="240"/>
       <w:ind w:left="432" w:right="432"/>
     </w:pPr>

--- a/docs/content/power_and_error/power_and_error_activity.docx
+++ b/docs/content/power_and_error/power_and_error_activity.docx
@@ -1282,9 +1282,11 @@
       <w:r>
         <w:t xml:space="preserve">before doing anything else? How many rows did we start with, and how many are left?</w:t>
       </w:r>
-      <w:r>
-        <w:t xml:space="preserve"> </w:t>
-      </w:r>
+    </w:p>
+    <w:p>
+      <w:pPr>
+        <w:pStyle w:val="BodyText"/>
+      </w:pPr>
       <w:r>
         <w:rPr>
           <w:rStyle w:val="VerbatimChar"/>
@@ -1608,7 +1610,7 @@
               <w:rPr>
                 <w:rStyle w:val="CommentTok"/>
               </w:rPr>
-              <w:t xml:space="preserve"># Write your code here:</w:t>
+              <w:t xml:space="preserve"># Write your code in the R script:</w:t>
             </w:r>
           </w:p>
           <w:p/>
@@ -2651,9 +2653,11 @@
       <w:r>
         <w:t xml:space="preserve">you just calculated?</w:t>
       </w:r>
-      <w:r>
-        <w:t xml:space="preserve"> </w:t>
-      </w:r>
+    </w:p>
+    <w:p>
+      <w:pPr>
+        <w:pStyle w:val="BodyText"/>
+      </w:pPr>
       <w:r>
         <w:rPr>
           <w:rStyle w:val="VerbatimChar"/>
@@ -2839,7 +2843,7 @@
               <w:rPr>
                 <w:rStyle w:val="CommentTok"/>
               </w:rPr>
-              <w:t xml:space="preserve"># Write your code here:</w:t>
+              <w:t xml:space="preserve"># Write your code in the R script:</w:t>
             </w:r>
           </w:p>
           <w:p/>
@@ -3231,7 +3235,7 @@
               <w:rPr>
                 <w:rStyle w:val="CommentTok"/>
               </w:rPr>
-              <w:t xml:space="preserve"># Write your code here:</w:t>
+              <w:t xml:space="preserve"># Write your code in the R script:</w:t>
             </w:r>
           </w:p>
           <w:p/>
@@ -4399,9 +4403,11 @@
       <w:r>
         <w:t xml:space="preserve">Is the power above 80%? If our study is underpowered, what are two things we could change to increase power?</w:t>
       </w:r>
-      <w:r>
-        <w:t xml:space="preserve"> </w:t>
-      </w:r>
+    </w:p>
+    <w:p>
+      <w:pPr>
+        <w:pStyle w:val="BodyText"/>
+      </w:pPr>
       <w:r>
         <w:rPr>
           <w:rStyle w:val="VerbatimChar"/>
@@ -7900,7 +7906,7 @@
         <w:rPr>
           <w:rStyle w:val="CommentTok"/>
         </w:rPr>
-        <w:t xml:space="preserve"># Write your code here:</w:t>
+        <w:t xml:space="preserve"># Write your code in the R script:</w:t>
       </w:r>
     </w:p>
     <w:tbl>
@@ -8132,7 +8138,7 @@
               <w:rPr>
                 <w:rStyle w:val="CommentTok"/>
               </w:rPr>
-              <w:t xml:space="preserve"># Write your code here:</w:t>
+              <w:t xml:space="preserve"># Write your code in the R script:</w:t>
             </w:r>
           </w:p>
           <w:p/>

--- a/docs/content/power_and_error/power_and_error_activity.docx
+++ b/docs/content/power_and_error/power_and_error_activity.docx
@@ -836,6 +836,27 @@
         <w:rPr>
           <w:rStyle w:val="NormalTok"/>
         </w:rPr>
+        <w:t xml:space="preserve">(effectsize)   </w:t>
+      </w:r>
+      <w:r>
+        <w:rPr>
+          <w:rStyle w:val="CommentTok"/>
+        </w:rPr>
+        <w:t xml:space="preserve"># cohens_d()</w:t>
+      </w:r>
+      <w:r>
+        <w:br/>
+      </w:r>
+      <w:r>
+        <w:rPr>
+          <w:rStyle w:val="FunctionTok"/>
+        </w:rPr>
+        <w:t xml:space="preserve">library</w:t>
+      </w:r>
+      <w:r>
+        <w:rPr>
+          <w:rStyle w:val="NormalTok"/>
+        </w:rPr>
         <w:t xml:space="preserve">(tidyverse)    </w:t>
       </w:r>
       <w:r>
@@ -1625,7 +1646,7 @@
       </w:r>
     </w:p>
     <w:bookmarkEnd w:id="20"/>
-    <w:bookmarkStart w:id="23" w:name="Xfa37ea5372465f47123efa2f92ec32c8aa5a08d"/>
+    <w:bookmarkStart w:id="25" w:name="Xfa37ea5372465f47123efa2f92ec32c8aa5a08d"/>
     <w:p>
       <w:pPr>
         <w:pStyle w:val="Heading1"/>
@@ -2493,7 +2514,7 @@
         <w:t xml:space="preserve"> </w:t>
       </w:r>
       <w:r>
-        <w:t xml:space="preserve">— the effect size (difference in means):</w:t>
+        <w:t xml:space="preserve">— the raw difference in means:</w:t>
       </w:r>
     </w:p>
     <w:p>
@@ -2663,6 +2684,577 @@
           <w:rStyle w:val="VerbatimChar"/>
         </w:rPr>
         <w:t xml:space="preserve">________________________</w:t>
+      </w:r>
+    </w:p>
+    <w:p>
+      <w:pPr>
+        <w:pStyle w:val="BodyText"/>
+      </w:pPr>
+      <w:r>
+        <w:t xml:space="preserve">A raw difference in millimetres only means something to someone who already knows how variable pine needles are.</w:t>
+      </w:r>
+      <w:r>
+        <w:t xml:space="preserve"> </w:t>
+      </w:r>
+      <w:r>
+        <w:rPr>
+          <w:b/>
+          <w:bCs/>
+        </w:rPr>
+        <w:t xml:space="preserve">Cohen’s d</w:t>
+      </w:r>
+      <w:r>
+        <w:t xml:space="preserve"> </w:t>
+      </w:r>
+      <w:r>
+        <w:t xml:space="preserve">fixes that by dividing the difference by the standard deviation, so the result is unitless and comparable across studies. You met it in the Non-Parametric worksheet — here is where it starts doing real work.</w:t>
+      </w:r>
+    </w:p>
+    <w:p>
+      <w:pPr>
+        <w:pStyle w:val="BodyText"/>
+      </w:pPr>
+      <w:r>
+        <w:rPr>
+          <w:b/>
+          <w:bCs/>
+        </w:rPr>
+        <w:t xml:space="preserve">▶ Run this</w:t>
+      </w:r>
+      <w:r>
+        <w:t xml:space="preserve"> </w:t>
+      </w:r>
+      <w:r>
+        <w:t xml:space="preserve">— effect size, both ways:</w:t>
+      </w:r>
+    </w:p>
+    <w:p>
+      <w:pPr>
+        <w:pStyle w:val="SourceCode"/>
+      </w:pPr>
+      <w:r>
+        <w:rPr>
+          <w:rStyle w:val="CommentTok"/>
+        </w:rPr>
+        <w:t xml:space="preserve"># ── Part 3.4 · Cohen's d, unpaired and paired ───────────────────────────</w:t>
+      </w:r>
+      <w:r>
+        <w:br/>
+      </w:r>
+      <w:r>
+        <w:rPr>
+          <w:rStyle w:val="NormalTok"/>
+        </w:rPr>
+        <w:t xml:space="preserve">p_wide_df </w:t>
+      </w:r>
+      <w:r>
+        <w:rPr>
+          <w:rStyle w:val="OtherTok"/>
+        </w:rPr>
+        <w:t xml:space="preserve">&lt;-</w:t>
+      </w:r>
+      <w:r>
+        <w:rPr>
+          <w:rStyle w:val="NormalTok"/>
+        </w:rPr>
+        <w:t xml:space="preserve"> p_df </w:t>
+      </w:r>
+      <w:r>
+        <w:rPr>
+          <w:rStyle w:val="SpecialCharTok"/>
+        </w:rPr>
+        <w:t xml:space="preserve">%&gt;%</w:t>
+      </w:r>
+      <w:r>
+        <w:br/>
+      </w:r>
+      <w:r>
+        <w:rPr>
+          <w:rStyle w:val="NormalTok"/>
+        </w:rPr>
+        <w:t xml:space="preserve">  </w:t>
+      </w:r>
+      <w:r>
+        <w:rPr>
+          <w:rStyle w:val="FunctionTok"/>
+        </w:rPr>
+        <w:t xml:space="preserve">pivot_wider</w:t>
+      </w:r>
+      <w:r>
+        <w:rPr>
+          <w:rStyle w:val="NormalTok"/>
+        </w:rPr>
+        <w:t xml:space="preserve">(</w:t>
+      </w:r>
+      <w:r>
+        <w:rPr>
+          <w:rStyle w:val="AttributeTok"/>
+        </w:rPr>
+        <w:t xml:space="preserve">names_from =</w:t>
+      </w:r>
+      <w:r>
+        <w:rPr>
+          <w:rStyle w:val="NormalTok"/>
+        </w:rPr>
+        <w:t xml:space="preserve"> side, </w:t>
+      </w:r>
+      <w:r>
+        <w:rPr>
+          <w:rStyle w:val="AttributeTok"/>
+        </w:rPr>
+        <w:t xml:space="preserve">values_from =</w:t>
+      </w:r>
+      <w:r>
+        <w:rPr>
+          <w:rStyle w:val="NormalTok"/>
+        </w:rPr>
+        <w:t xml:space="preserve"> needle_length_mm)</w:t>
+      </w:r>
+      <w:r>
+        <w:br/>
+      </w:r>
+      <w:r>
+        <w:br/>
+      </w:r>
+      <w:r>
+        <w:rPr>
+          <w:rStyle w:val="CommentTok"/>
+        </w:rPr>
+        <w:t xml:space="preserve"># UNPAIRED: difference in means over the POOLED sd</w:t>
+      </w:r>
+      <w:r>
+        <w:br/>
+      </w:r>
+      <w:r>
+        <w:rPr>
+          <w:rStyle w:val="FunctionTok"/>
+        </w:rPr>
+        <w:t xml:space="preserve">cohens_d</w:t>
+      </w:r>
+      <w:r>
+        <w:rPr>
+          <w:rStyle w:val="NormalTok"/>
+        </w:rPr>
+        <w:t xml:space="preserve">(needle_length_mm </w:t>
+      </w:r>
+      <w:r>
+        <w:rPr>
+          <w:rStyle w:val="SpecialCharTok"/>
+        </w:rPr>
+        <w:t xml:space="preserve">~</w:t>
+      </w:r>
+      <w:r>
+        <w:rPr>
+          <w:rStyle w:val="NormalTok"/>
+        </w:rPr>
+        <w:t xml:space="preserve"> side, </w:t>
+      </w:r>
+      <w:r>
+        <w:rPr>
+          <w:rStyle w:val="AttributeTok"/>
+        </w:rPr>
+        <w:t xml:space="preserve">data =</w:t>
+      </w:r>
+      <w:r>
+        <w:rPr>
+          <w:rStyle w:val="NormalTok"/>
+        </w:rPr>
+        <w:t xml:space="preserve"> p_df)</w:t>
+      </w:r>
+      <w:r>
+        <w:br/>
+      </w:r>
+      <w:r>
+        <w:br/>
+      </w:r>
+      <w:r>
+        <w:rPr>
+          <w:rStyle w:val="CommentTok"/>
+        </w:rPr>
+        <w:t xml:space="preserve"># PAIRED: mean of the differences over the sd OF THE DIFFERENCES</w:t>
+      </w:r>
+      <w:r>
+        <w:br/>
+      </w:r>
+      <w:r>
+        <w:rPr>
+          <w:rStyle w:val="NormalTok"/>
+        </w:rPr>
+        <w:t xml:space="preserve">diffs </w:t>
+      </w:r>
+      <w:r>
+        <w:rPr>
+          <w:rStyle w:val="OtherTok"/>
+        </w:rPr>
+        <w:t xml:space="preserve">&lt;-</w:t>
+      </w:r>
+      <w:r>
+        <w:rPr>
+          <w:rStyle w:val="NormalTok"/>
+        </w:rPr>
+        <w:t xml:space="preserve"> p_wide_df</w:t>
+      </w:r>
+      <w:r>
+        <w:rPr>
+          <w:rStyle w:val="SpecialCharTok"/>
+        </w:rPr>
+        <w:t xml:space="preserve">$</w:t>
+      </w:r>
+      <w:r>
+        <w:rPr>
+          <w:rStyle w:val="NormalTok"/>
+        </w:rPr>
+        <w:t xml:space="preserve">shady </w:t>
+      </w:r>
+      <w:r>
+        <w:rPr>
+          <w:rStyle w:val="SpecialCharTok"/>
+        </w:rPr>
+        <w:t xml:space="preserve">-</w:t>
+      </w:r>
+      <w:r>
+        <w:rPr>
+          <w:rStyle w:val="NormalTok"/>
+        </w:rPr>
+        <w:t xml:space="preserve"> p_wide_df</w:t>
+      </w:r>
+      <w:r>
+        <w:rPr>
+          <w:rStyle w:val="SpecialCharTok"/>
+        </w:rPr>
+        <w:t xml:space="preserve">$</w:t>
+      </w:r>
+      <w:r>
+        <w:rPr>
+          <w:rStyle w:val="NormalTok"/>
+        </w:rPr>
+        <w:t xml:space="preserve">sunny</w:t>
+      </w:r>
+      <w:r>
+        <w:br/>
+      </w:r>
+      <w:r>
+        <w:br/>
+      </w:r>
+      <w:r>
+        <w:rPr>
+          <w:rStyle w:val="FunctionTok"/>
+        </w:rPr>
+        <w:t xml:space="preserve">mean</w:t>
+      </w:r>
+      <w:r>
+        <w:rPr>
+          <w:rStyle w:val="NormalTok"/>
+        </w:rPr>
+        <w:t xml:space="preserve">(diffs) </w:t>
+      </w:r>
+      <w:r>
+        <w:rPr>
+          <w:rStyle w:val="SpecialCharTok"/>
+        </w:rPr>
+        <w:t xml:space="preserve">/</w:t>
+      </w:r>
+      <w:r>
+        <w:rPr>
+          <w:rStyle w:val="NormalTok"/>
+        </w:rPr>
+        <w:t xml:space="preserve"> </w:t>
+      </w:r>
+      <w:r>
+        <w:rPr>
+          <w:rStyle w:val="FunctionTok"/>
+        </w:rPr>
+        <w:t xml:space="preserve">sd</w:t>
+      </w:r>
+      <w:r>
+        <w:rPr>
+          <w:rStyle w:val="NormalTok"/>
+        </w:rPr>
+        <w:t xml:space="preserve">(diffs)</w:t>
+      </w:r>
+      <w:r>
+        <w:br/>
+      </w:r>
+      <w:r>
+        <w:br/>
+      </w:r>
+      <w:r>
+        <w:rPr>
+          <w:rStyle w:val="FunctionTok"/>
+        </w:rPr>
+        <w:t xml:space="preserve">cohens_d</w:t>
+      </w:r>
+      <w:r>
+        <w:rPr>
+          <w:rStyle w:val="NormalTok"/>
+        </w:rPr>
+        <w:t xml:space="preserve">(p_wide_df</w:t>
+      </w:r>
+      <w:r>
+        <w:rPr>
+          <w:rStyle w:val="SpecialCharTok"/>
+        </w:rPr>
+        <w:t xml:space="preserve">$</w:t>
+      </w:r>
+      <w:r>
+        <w:rPr>
+          <w:rStyle w:val="NormalTok"/>
+        </w:rPr>
+        <w:t xml:space="preserve">shady, p_wide_df</w:t>
+      </w:r>
+      <w:r>
+        <w:rPr>
+          <w:rStyle w:val="SpecialCharTok"/>
+        </w:rPr>
+        <w:t xml:space="preserve">$</w:t>
+      </w:r>
+      <w:r>
+        <w:rPr>
+          <w:rStyle w:val="NormalTok"/>
+        </w:rPr>
+        <w:t xml:space="preserve">sunny, </w:t>
+      </w:r>
+      <w:r>
+        <w:rPr>
+          <w:rStyle w:val="AttributeTok"/>
+        </w:rPr>
+        <w:t xml:space="preserve">paired =</w:t>
+      </w:r>
+      <w:r>
+        <w:rPr>
+          <w:rStyle w:val="NormalTok"/>
+        </w:rPr>
+        <w:t xml:space="preserve"> </w:t>
+      </w:r>
+      <w:r>
+        <w:rPr>
+          <w:rStyle w:val="ConstantTok"/>
+        </w:rPr>
+        <w:t xml:space="preserve">TRUE</w:t>
+      </w:r>
+      <w:r>
+        <w:rPr>
+          <w:rStyle w:val="NormalTok"/>
+        </w:rPr>
+        <w:t xml:space="preserve">)</w:t>
+      </w:r>
+    </w:p>
+    <w:p>
+      <w:pPr>
+        <w:pStyle w:val="FirstParagraph"/>
+      </w:pPr>
+      <w:r>
+        <w:t xml:space="preserve">✏️</w:t>
+      </w:r>
+      <w:r>
+        <w:t xml:space="preserve"> </w:t>
+      </w:r>
+      <w:r>
+        <w:rPr>
+          <w:b/>
+          <w:bCs/>
+        </w:rPr>
+        <w:t xml:space="preserve">Your turn:</w:t>
+      </w:r>
+      <w:r>
+        <w:t xml:space="preserve"> </w:t>
+      </w:r>
+      <w:r>
+        <w:t xml:space="preserve">Record both, and note how far apart they are.</w:t>
+      </w:r>
+    </w:p>
+    <w:p>
+      <w:pPr>
+        <w:pStyle w:val="SourceCode"/>
+      </w:pPr>
+      <w:r>
+        <w:rPr>
+          <w:rStyle w:val="VerbatimChar"/>
+        </w:rPr>
+        <w:t xml:space="preserve">unpaired d = ______        paired d = ______</w:t>
+      </w:r>
+    </w:p>
+    <w:p>
+      <w:pPr>
+        <w:pStyle w:val="FirstParagraph"/>
+      </w:pPr>
+      <w:r>
+        <w:t xml:space="preserve">✏️</w:t>
+      </w:r>
+      <w:r>
+        <w:t xml:space="preserve"> </w:t>
+      </w:r>
+      <w:r>
+        <w:rPr>
+          <w:b/>
+          <w:bCs/>
+        </w:rPr>
+        <w:t xml:space="preserve">Your turn:</w:t>
+      </w:r>
+      <w:r>
+        <w:t xml:space="preserve"> </w:t>
+      </w:r>
+      <w:r>
+        <w:t xml:space="preserve">Same four trees, same needles, same measurements — so why is the paired effect size more than twice the unpaired one? (Hint: look at what each one divides by.)</w:t>
+      </w:r>
+    </w:p>
+    <w:p>
+      <w:pPr>
+        <w:pStyle w:val="BodyText"/>
+      </w:pPr>
+      <w:r>
+        <w:rPr>
+          <w:rStyle w:val="VerbatimChar"/>
+        </w:rPr>
+        <w:t xml:space="preserve">________________________</w:t>
+      </w:r>
+    </w:p>
+    <w:tbl>
+      <w:tblPr>
+        <w:tblStyle w:val="Table"/>
+        <w:tblLook w:firstRow="0" w:lastRow="0" w:firstColumn="0" w:lastColumn="0" w:noHBand="0" w:noVBand="0" w:val="0000"/>
+        <w:tblBorders>
+          <w:top w:val="single" w:sz="4" w:space="0" w:color="CC1914"/>
+          <w:left w:val="single" w:sz="24" w:space="0" w:color="CC1914"/>
+          <w:bottom w:val="single" w:sz="4" w:space="0" w:color="CC1914"/>
+          <w:right w:val="single" w:sz="4" w:space="0" w:color="CC1914"/>
+        </w:tblBorders>
+        <w:tblCellMar>
+          <w:left w:w="144" w:type="dxa"/>
+          <w:right w:w="144" w:type="dxa"/>
+        </w:tblCellMar>
+        <w:tblLook w:firstRow="0" w:lastRow="0" w:firstColumn="0" w:lastColumn="0" w:noHBand="0" w:noVBand="0" w:val="0000"/>
+      </w:tblPr>
+      <w:tr>
+        <w:trPr>
+          <w:cantSplit/>
+        </w:trPr>
+        <w:tc>
+          <w:tcPr>
+            <w:shd w:color="auto" w:fill="f7dddc" w:val="clear"/>
+            <w:tcMar>
+              <w:top w:w="92" w:type="dxa"/>
+              <w:bottom w:w="92" w:type="dxa"/>
+            </w:tcMar>
+          </w:tcPr>
+          <w:p>
+            <w:pPr>
+              <w:pStyle w:val="BodyText"/>
+            </w:pPr>
+            <w:pPr>
+              <w:spacing w:before="0" w:after="0"/>
+              <w:textAlignment w:val="center"/>
+            </w:pPr>
+            <w:r>
+              <w:drawing>
+                <wp:inline>
+                  <wp:extent cx="152400" cy="152400"/>
+                  <wp:effectExtent b="0" l="0" r="0" t="0"/>
+                  <wp:docPr descr="" title="" id="21" name="Picture"/>
+                  <a:graphic>
+                    <a:graphicData uri="http://schemas.openxmlformats.org/drawingml/2006/picture">
+                      <pic:pic>
+                        <pic:nvPicPr>
+                          <pic:cNvPr descr="/Applications/Positron.app/Contents/Resources/app/quarto/share/formats/docx/important.png" id="22" name="Picture"/>
+                          <pic:cNvPicPr>
+                            <a:picLocks noChangeArrowheads="1" noChangeAspect="1"/>
+                          </pic:cNvPicPr>
+                        </pic:nvPicPr>
+                        <pic:blipFill>
+                          <a:blip r:embed="rId12"/>
+                          <a:stretch>
+                            <a:fillRect/>
+                          </a:stretch>
+                        </pic:blipFill>
+                        <pic:spPr bwMode="auto">
+                          <a:xfrm>
+                            <a:off x="0" y="0"/>
+                            <a:ext cx="152400" cy="152400"/>
+                          </a:xfrm>
+                          <a:prstGeom prst="rect">
+                            <a:avLst/>
+                          </a:prstGeom>
+                          <a:noFill/>
+                          <a:ln w="9525">
+                            <a:noFill/>
+                            <a:headEnd/>
+                            <a:tailEnd/>
+                          </a:ln>
+                        </pic:spPr>
+                      </pic:pic>
+                    </a:graphicData>
+                  </a:graphic>
+                </wp:inline>
+              </w:drawing>
+            </w:r>
+            <w:r>
+              <w:t xml:space="preserve"> </w:t>
+            </w:r>
+            <w:r>
+              <w:t xml:space="preserve"> </w:t>
+            </w:r>
+            <w:r>
+              <w:t xml:space="preserve">Important</w:t>
+            </w:r>
+          </w:p>
+        </w:tc>
+      </w:tr>
+      <w:tr>
+        <w:trPr>
+          <w:cantSplit/>
+        </w:trPr>
+        <w:tc>
+          <w:tcPr>
+            <w:tcMar>
+              <w:top w:w="108" w:type="dxa"/>
+              <w:bottom w:w="108" w:type="dxa"/>
+            </w:tcMar>
+          </w:tcPr>
+          <w:p>
+            <w:pPr>
+              <w:pStyle w:val="BodyText"/>
+            </w:pPr>
+            <w:pPr>
+              <w:spacing w:before="16"/>
+            </w:pPr>
+            <w:r>
+              <w:rPr>
+                <w:b/>
+                <w:bCs/>
+              </w:rPr>
+              <w:t xml:space="preserve">⚠️ Hold on to the paired number</w:t>
+            </w:r>
+          </w:p>
+          <w:p>
+            <w:pPr>
+              <w:pStyle w:val="BodyText"/>
+            </w:pPr>
+            <w:pPr>
+              <w:spacing w:after="16"/>
+            </w:pPr>
+            <w:r>
+              <w:rPr>
+                <w:rStyle w:val="VerbatimChar"/>
+              </w:rPr>
+              <w:t xml:space="preserve">d = -1.36</w:t>
+            </w:r>
+            <w:r>
+              <w:t xml:space="preserve"> </w:t>
+            </w:r>
+            <w:r>
+              <w:t xml:space="preserve">is the same value you calculated in the Non-Parametric worksheet. Everything in Part 5 runs off it.</w:t>
+            </w:r>
+          </w:p>
+          <w:p/>
+        </w:tc>
+      </w:tr>
+    </w:tbl>
+    <w:p>
+      <w:pPr>
+        <w:pStyle w:val="BodyText"/>
+      </w:pPr>
+      <w:r>
+        <w:t xml:space="preserve"> </w:t>
       </w:r>
     </w:p>
     <w:tbl>
@@ -2706,12 +3298,12 @@
                 <wp:inline>
                   <wp:extent cx="152400" cy="152400"/>
                   <wp:effectExtent b="0" l="0" r="0" t="0"/>
-                  <wp:docPr descr="" title="" id="21" name="Picture"/>
+                  <wp:docPr descr="" title="" id="23" name="Picture"/>
                   <a:graphic>
                     <a:graphicData uri="http://schemas.openxmlformats.org/drawingml/2006/picture">
                       <pic:pic>
                         <pic:nvPicPr>
-                          <pic:cNvPr descr="/Applications/Positron.app/Contents/Resources/app/quarto/share/formats/docx/tip.png" id="22" name="Picture"/>
+                          <pic:cNvPr descr="/Applications/Positron.app/Contents/Resources/app/quarto/share/formats/docx/tip.png" id="24" name="Picture"/>
                           <pic:cNvPicPr>
                             <a:picLocks noChangeArrowheads="1" noChangeAspect="1"/>
                           </pic:cNvPicPr>
@@ -2834,7 +3426,7 @@
               <w:rPr>
                 <w:rStyle w:val="CommentTok"/>
               </w:rPr>
-              <w:t xml:space="preserve"># ── Part 3.4 · Exploratory Data Analysis and Effect Size ────────────────</w:t>
+              <w:t xml:space="preserve"># ── Part 3.5 · Exploratory Data Analysis and Effect Size ────────────────</w:t>
             </w:r>
             <w:r>
               <w:br/>
@@ -2857,8 +3449,8 @@
         </w:pict>
       </w:r>
     </w:p>
-    <w:bookmarkEnd w:id="23"/>
-    <w:bookmarkStart w:id="26" w:name="part-4-the-two-sample-t-test"/>
+    <w:bookmarkEnd w:id="25"/>
+    <w:bookmarkStart w:id="28" w:name="part-4-the-two-sample-t-test"/>
     <w:p>
       <w:pPr>
         <w:pStyle w:val="Heading1"/>
@@ -3122,12 +3714,12 @@
                 <wp:inline>
                   <wp:extent cx="152400" cy="152400"/>
                   <wp:effectExtent b="0" l="0" r="0" t="0"/>
-                  <wp:docPr descr="" title="" id="24" name="Picture"/>
+                  <wp:docPr descr="" title="" id="26" name="Picture"/>
                   <a:graphic>
                     <a:graphicData uri="http://schemas.openxmlformats.org/drawingml/2006/picture">
                       <pic:pic>
                         <pic:nvPicPr>
-                          <pic:cNvPr descr="/Applications/Positron.app/Contents/Resources/app/quarto/share/formats/docx/tip.png" id="25" name="Picture"/>
+                          <pic:cNvPr descr="/Applications/Positron.app/Contents/Resources/app/quarto/share/formats/docx/tip.png" id="27" name="Picture"/>
                           <pic:cNvPicPr>
                             <a:picLocks noChangeArrowheads="1" noChangeAspect="1"/>
                           </pic:cNvPicPr>
@@ -3249,8 +3841,8 @@
         </w:pict>
       </w:r>
     </w:p>
-    <w:bookmarkEnd w:id="26"/>
-    <w:bookmarkStart w:id="29" w:name="part-5-statistical-power"/>
+    <w:bookmarkEnd w:id="28"/>
+    <w:bookmarkStart w:id="33" w:name="part-5-statistical-power"/>
     <w:p>
       <w:pPr>
         <w:pStyle w:val="Heading1"/>
@@ -3281,197 +3873,83 @@
       <w:pPr>
         <w:pStyle w:val="BodyText"/>
       </w:pPr>
-      <m:oMathPara>
-        <m:oMathParaPr>
-          <m:jc m:val="center"/>
-        </m:oMathParaPr>
-        <m:oMath>
-          <m:sSub>
-            <m:e>
-              <m:r>
-                <m:t>s</m:t>
-              </m:r>
-            </m:e>
-            <m:sub>
-              <m:r>
-                <m:t>p</m:t>
-              </m:r>
-            </m:sub>
-          </m:sSub>
-          <m:r>
-            <m:rPr>
-              <m:sty m:val="p"/>
-            </m:rPr>
-            <m:t>=</m:t>
-          </m:r>
-          <m:rad>
-            <m:radPr>
-              <m:degHide m:val="on"/>
-            </m:radPr>
-            <m:deg/>
-            <m:e>
-              <m:f>
-                <m:fPr>
-                  <m:type m:val="bar"/>
-                </m:fPr>
-                <m:num>
-                  <m:r>
-                    <m:rPr>
-                      <m:sty m:val="p"/>
-                    </m:rPr>
-                    <m:t>(</m:t>
-                  </m:r>
-                  <m:sSub>
-                    <m:e>
-                      <m:r>
-                        <m:t>n</m:t>
-                      </m:r>
-                    </m:e>
-                    <m:sub>
-                      <m:r>
-                        <m:t>1</m:t>
-                      </m:r>
-                    </m:sub>
-                  </m:sSub>
-                  <m:r>
-                    <m:rPr>
-                      <m:sty m:val="p"/>
-                    </m:rPr>
-                    <m:t>−</m:t>
-                  </m:r>
-                  <m:r>
-                    <m:t>1</m:t>
-                  </m:r>
-                  <m:r>
-                    <m:rPr>
-                      <m:sty m:val="p"/>
-                    </m:rPr>
-                    <m:t>)</m:t>
-                  </m:r>
-                  <m:sSubSup>
-                    <m:e>
-                      <m:r>
-                        <m:t>s</m:t>
-                      </m:r>
-                    </m:e>
-                    <m:sub>
-                      <m:r>
-                        <m:t>1</m:t>
-                      </m:r>
-                    </m:sub>
-                    <m:sup>
-                      <m:r>
-                        <m:t>2</m:t>
-                      </m:r>
-                    </m:sup>
-                  </m:sSubSup>
-                  <m:r>
-                    <m:rPr>
-                      <m:sty m:val="p"/>
-                    </m:rPr>
-                    <m:t>+</m:t>
-                  </m:r>
-                  <m:r>
-                    <m:rPr>
-                      <m:sty m:val="p"/>
-                    </m:rPr>
-                    <m:t>(</m:t>
-                  </m:r>
-                  <m:sSub>
-                    <m:e>
-                      <m:r>
-                        <m:t>n</m:t>
-                      </m:r>
-                    </m:e>
-                    <m:sub>
-                      <m:r>
-                        <m:t>2</m:t>
-                      </m:r>
-                    </m:sub>
-                  </m:sSub>
-                  <m:r>
-                    <m:rPr>
-                      <m:sty m:val="p"/>
-                    </m:rPr>
-                    <m:t>−</m:t>
-                  </m:r>
-                  <m:r>
-                    <m:t>1</m:t>
-                  </m:r>
-                  <m:r>
-                    <m:rPr>
-                      <m:sty m:val="p"/>
-                    </m:rPr>
-                    <m:t>)</m:t>
-                  </m:r>
-                  <m:sSubSup>
-                    <m:e>
-                      <m:r>
-                        <m:t>s</m:t>
-                      </m:r>
-                    </m:e>
-                    <m:sub>
-                      <m:r>
-                        <m:t>2</m:t>
-                      </m:r>
-                    </m:sub>
-                    <m:sup>
-                      <m:r>
-                        <m:t>2</m:t>
-                      </m:r>
-                    </m:sup>
-                  </m:sSubSup>
-                </m:num>
-                <m:den>
-                  <m:sSub>
-                    <m:e>
-                      <m:r>
-                        <m:t>n</m:t>
-                      </m:r>
-                    </m:e>
-                    <m:sub>
-                      <m:r>
-                        <m:t>1</m:t>
-                      </m:r>
-                    </m:sub>
-                  </m:sSub>
-                  <m:r>
-                    <m:rPr>
-                      <m:sty m:val="p"/>
-                    </m:rPr>
-                    <m:t>+</m:t>
-                  </m:r>
-                  <m:sSub>
-                    <m:e>
-                      <m:r>
-                        <m:t>n</m:t>
-                      </m:r>
-                    </m:e>
-                    <m:sub>
-                      <m:r>
-                        <m:t>2</m:t>
-                      </m:r>
-                    </m:sub>
-                  </m:sSub>
-                  <m:r>
-                    <m:rPr>
-                      <m:sty m:val="p"/>
-                    </m:rPr>
-                    <m:t>−</m:t>
-                  </m:r>
-                  <m:r>
-                    <m:t>2</m:t>
-                  </m:r>
-                </m:den>
-              </m:f>
-            </m:e>
-          </m:rad>
-        </m:oMath>
-      </m:oMathPara>
-    </w:p>
-    <w:p>
-      <w:pPr>
-        <w:pStyle w:val="FirstParagraph"/>
+      <w:r>
+        <w:rPr>
+          <w:rStyle w:val="VerbatimChar"/>
+        </w:rPr>
+        <w:t xml:space="preserve">power.t.test()</w:t>
+      </w:r>
+      <w:r>
+        <w:t xml:space="preserve"> </w:t>
+      </w:r>
+      <w:r>
+        <w:t xml:space="preserve">takes the effect size you just calculated. Feed it</w:t>
+      </w:r>
+      <w:r>
+        <w:t xml:space="preserve"> </w:t>
+      </w:r>
+      <w:r>
+        <w:rPr>
+          <w:rStyle w:val="VerbatimChar"/>
+        </w:rPr>
+        <w:t xml:space="preserve">delta = d</w:t>
+      </w:r>
+      <w:r>
+        <w:t xml:space="preserve"> </w:t>
+      </w:r>
+      <w:r>
+        <w:t xml:space="preserve">and</w:t>
+      </w:r>
+      <w:r>
+        <w:t xml:space="preserve"> </w:t>
+      </w:r>
+      <w:r>
+        <w:rPr>
+          <w:rStyle w:val="VerbatimChar"/>
+        </w:rPr>
+        <w:t xml:space="preserve">sd = 1</w:t>
+      </w:r>
+      <w:r>
+        <w:t xml:space="preserve"> </w:t>
+      </w:r>
+      <w:r>
+        <w:t xml:space="preserve">— because</w:t>
+      </w:r>
+      <w:r>
+        <w:t xml:space="preserve"> </w:t>
+      </w:r>
+      <w:r>
+        <w:rPr>
+          <w:rStyle w:val="VerbatimChar"/>
+        </w:rPr>
+        <w:t xml:space="preserve">d</w:t>
+      </w:r>
+      <w:r>
+        <w:t xml:space="preserve"> </w:t>
+      </w:r>
+      <w:r>
+        <w:t xml:space="preserve">is</w:t>
+      </w:r>
+      <w:r>
+        <w:t xml:space="preserve"> </w:t>
+      </w:r>
+      <w:r>
+        <w:rPr>
+          <w:i/>
+          <w:iCs/>
+        </w:rPr>
+        <w:t xml:space="preserve">already</w:t>
+      </w:r>
+      <w:r>
+        <w:t xml:space="preserve"> </w:t>
+      </w:r>
+      <w:r>
+        <w:t xml:space="preserve">expressed in standard deviations, the standard deviation is 1 by definition.</w:t>
+      </w:r>
+    </w:p>
+    <w:p>
+      <w:pPr>
+        <w:pStyle w:val="BodyText"/>
       </w:pPr>
       <w:r>
         <w:rPr>
@@ -3484,908 +3962,7 @@
         <w:t xml:space="preserve"> </w:t>
       </w:r>
       <w:r>
-        <w:t xml:space="preserve">— power to detect a 1mm difference:</w:t>
-      </w:r>
-    </w:p>
-    <w:p>
-      <w:pPr>
-        <w:pStyle w:val="SourceCode"/>
-      </w:pPr>
-      <w:r>
-        <w:rPr>
-          <w:rStyle w:val="CommentTok"/>
-        </w:rPr>
-        <w:t xml:space="preserve"># ── Part 5.1 · Statistical Power ────────────────────────────────────────</w:t>
-      </w:r>
-      <w:r>
-        <w:br/>
-      </w:r>
-      <w:r>
-        <w:rPr>
-          <w:rStyle w:val="NormalTok"/>
-        </w:rPr>
-        <w:t xml:space="preserve">side_diff </w:t>
-      </w:r>
-      <w:r>
-        <w:rPr>
-          <w:rStyle w:val="OtherTok"/>
-        </w:rPr>
-        <w:t xml:space="preserve">&lt;-</w:t>
-      </w:r>
-      <w:r>
-        <w:rPr>
-          <w:rStyle w:val="NormalTok"/>
-        </w:rPr>
-        <w:t xml:space="preserve"> </w:t>
-      </w:r>
-      <w:r>
-        <w:rPr>
-          <w:rStyle w:val="DecValTok"/>
-        </w:rPr>
-        <w:t xml:space="preserve">1</w:t>
-      </w:r>
-      <w:r>
-        <w:br/>
-      </w:r>
-      <w:r>
-        <w:br/>
-      </w:r>
-      <w:r>
-        <w:rPr>
-          <w:rStyle w:val="NormalTok"/>
-        </w:rPr>
-        <w:t xml:space="preserve">sunny_n </w:t>
-      </w:r>
-      <w:r>
-        <w:rPr>
-          <w:rStyle w:val="OtherTok"/>
-        </w:rPr>
-        <w:t xml:space="preserve">&lt;-</w:t>
-      </w:r>
-      <w:r>
-        <w:rPr>
-          <w:rStyle w:val="NormalTok"/>
-        </w:rPr>
-        <w:t xml:space="preserve"> </w:t>
-      </w:r>
-      <w:r>
-        <w:rPr>
-          <w:rStyle w:val="FunctionTok"/>
-        </w:rPr>
-        <w:t xml:space="preserve">nrow</w:t>
-      </w:r>
-      <w:r>
-        <w:rPr>
-          <w:rStyle w:val="NormalTok"/>
-        </w:rPr>
-        <w:t xml:space="preserve">(sunny_df)</w:t>
-      </w:r>
-      <w:r>
-        <w:br/>
-      </w:r>
-      <w:r>
-        <w:rPr>
-          <w:rStyle w:val="NormalTok"/>
-        </w:rPr>
-        <w:t xml:space="preserve">shady_n </w:t>
-      </w:r>
-      <w:r>
-        <w:rPr>
-          <w:rStyle w:val="OtherTok"/>
-        </w:rPr>
-        <w:t xml:space="preserve">&lt;-</w:t>
-      </w:r>
-      <w:r>
-        <w:rPr>
-          <w:rStyle w:val="NormalTok"/>
-        </w:rPr>
-        <w:t xml:space="preserve"> </w:t>
-      </w:r>
-      <w:r>
-        <w:rPr>
-          <w:rStyle w:val="FunctionTok"/>
-        </w:rPr>
-        <w:t xml:space="preserve">nrow</w:t>
-      </w:r>
-      <w:r>
-        <w:rPr>
-          <w:rStyle w:val="NormalTok"/>
-        </w:rPr>
-        <w:t xml:space="preserve">(shady_df)</w:t>
-      </w:r>
-      <w:r>
-        <w:br/>
-      </w:r>
-      <w:r>
-        <w:br/>
-      </w:r>
-      <w:r>
-        <w:rPr>
-          <w:rStyle w:val="NormalTok"/>
-        </w:rPr>
-        <w:t xml:space="preserve">sun_sd_pooled </w:t>
-      </w:r>
-      <w:r>
-        <w:rPr>
-          <w:rStyle w:val="OtherTok"/>
-        </w:rPr>
-        <w:t xml:space="preserve">&lt;-</w:t>
-      </w:r>
-      <w:r>
-        <w:rPr>
-          <w:rStyle w:val="NormalTok"/>
-        </w:rPr>
-        <w:t xml:space="preserve"> </w:t>
-      </w:r>
-      <w:r>
-        <w:rPr>
-          <w:rStyle w:val="FunctionTok"/>
-        </w:rPr>
-        <w:t xml:space="preserve">sqrt</w:t>
-      </w:r>
-      <w:r>
-        <w:rPr>
-          <w:rStyle w:val="NormalTok"/>
-        </w:rPr>
-        <w:t xml:space="preserve">((</w:t>
-      </w:r>
-      <w:r>
-        <w:rPr>
-          <w:rStyle w:val="FunctionTok"/>
-        </w:rPr>
-        <w:t xml:space="preserve">var</w:t>
-      </w:r>
-      <w:r>
-        <w:rPr>
-          <w:rStyle w:val="NormalTok"/>
-        </w:rPr>
-        <w:t xml:space="preserve">(sunny_df</w:t>
-      </w:r>
-      <w:r>
-        <w:rPr>
-          <w:rStyle w:val="SpecialCharTok"/>
-        </w:rPr>
-        <w:t xml:space="preserve">$</w:t>
-      </w:r>
-      <w:r>
-        <w:rPr>
-          <w:rStyle w:val="NormalTok"/>
-        </w:rPr>
-        <w:t xml:space="preserve">needle_length_mm) </w:t>
-      </w:r>
-      <w:r>
-        <w:rPr>
-          <w:rStyle w:val="SpecialCharTok"/>
-        </w:rPr>
-        <w:t xml:space="preserve">*</w:t>
-      </w:r>
-      <w:r>
-        <w:rPr>
-          <w:rStyle w:val="NormalTok"/>
-        </w:rPr>
-        <w:t xml:space="preserve"> (sunny_n </w:t>
-      </w:r>
-      <w:r>
-        <w:rPr>
-          <w:rStyle w:val="SpecialCharTok"/>
-        </w:rPr>
-        <w:t xml:space="preserve">-</w:t>
-      </w:r>
-      <w:r>
-        <w:rPr>
-          <w:rStyle w:val="NormalTok"/>
-        </w:rPr>
-        <w:t xml:space="preserve"> </w:t>
-      </w:r>
-      <w:r>
-        <w:rPr>
-          <w:rStyle w:val="DecValTok"/>
-        </w:rPr>
-        <w:t xml:space="preserve">1</w:t>
-      </w:r>
-      <w:r>
-        <w:rPr>
-          <w:rStyle w:val="NormalTok"/>
-        </w:rPr>
-        <w:t xml:space="preserve">) </w:t>
-      </w:r>
-      <w:r>
-        <w:rPr>
-          <w:rStyle w:val="SpecialCharTok"/>
-        </w:rPr>
-        <w:t xml:space="preserve">+</w:t>
-      </w:r>
-      <w:r>
-        <w:br/>
-      </w:r>
-      <w:r>
-        <w:rPr>
-          <w:rStyle w:val="NormalTok"/>
-        </w:rPr>
-        <w:t xml:space="preserve">                      </w:t>
-      </w:r>
-      <w:r>
-        <w:rPr>
-          <w:rStyle w:val="FunctionTok"/>
-        </w:rPr>
-        <w:t xml:space="preserve">var</w:t>
-      </w:r>
-      <w:r>
-        <w:rPr>
-          <w:rStyle w:val="NormalTok"/>
-        </w:rPr>
-        <w:t xml:space="preserve">(shady_df</w:t>
-      </w:r>
-      <w:r>
-        <w:rPr>
-          <w:rStyle w:val="SpecialCharTok"/>
-        </w:rPr>
-        <w:t xml:space="preserve">$</w:t>
-      </w:r>
-      <w:r>
-        <w:rPr>
-          <w:rStyle w:val="NormalTok"/>
-        </w:rPr>
-        <w:t xml:space="preserve">needle_length_mm) </w:t>
-      </w:r>
-      <w:r>
-        <w:rPr>
-          <w:rStyle w:val="SpecialCharTok"/>
-        </w:rPr>
-        <w:t xml:space="preserve">*</w:t>
-      </w:r>
-      <w:r>
-        <w:rPr>
-          <w:rStyle w:val="NormalTok"/>
-        </w:rPr>
-        <w:t xml:space="preserve"> (shady_n </w:t>
-      </w:r>
-      <w:r>
-        <w:rPr>
-          <w:rStyle w:val="SpecialCharTok"/>
-        </w:rPr>
-        <w:t xml:space="preserve">-</w:t>
-      </w:r>
-      <w:r>
-        <w:rPr>
-          <w:rStyle w:val="NormalTok"/>
-        </w:rPr>
-        <w:t xml:space="preserve"> </w:t>
-      </w:r>
-      <w:r>
-        <w:rPr>
-          <w:rStyle w:val="DecValTok"/>
-        </w:rPr>
-        <w:t xml:space="preserve">1</w:t>
-      </w:r>
-      <w:r>
-        <w:rPr>
-          <w:rStyle w:val="NormalTok"/>
-        </w:rPr>
-        <w:t xml:space="preserve">)) </w:t>
-      </w:r>
-      <w:r>
-        <w:rPr>
-          <w:rStyle w:val="SpecialCharTok"/>
-        </w:rPr>
-        <w:t xml:space="preserve">/</w:t>
-      </w:r>
-      <w:r>
-        <w:br/>
-      </w:r>
-      <w:r>
-        <w:rPr>
-          <w:rStyle w:val="NormalTok"/>
-        </w:rPr>
-        <w:t xml:space="preserve">                      (sunny_n </w:t>
-      </w:r>
-      <w:r>
-        <w:rPr>
-          <w:rStyle w:val="SpecialCharTok"/>
-        </w:rPr>
-        <w:t xml:space="preserve">+</w:t>
-      </w:r>
-      <w:r>
-        <w:rPr>
-          <w:rStyle w:val="NormalTok"/>
-        </w:rPr>
-        <w:t xml:space="preserve"> shady_n </w:t>
-      </w:r>
-      <w:r>
-        <w:rPr>
-          <w:rStyle w:val="SpecialCharTok"/>
-        </w:rPr>
-        <w:t xml:space="preserve">-</w:t>
-      </w:r>
-      <w:r>
-        <w:rPr>
-          <w:rStyle w:val="NormalTok"/>
-        </w:rPr>
-        <w:t xml:space="preserve"> </w:t>
-      </w:r>
-      <w:r>
-        <w:rPr>
-          <w:rStyle w:val="DecValTok"/>
-        </w:rPr>
-        <w:t xml:space="preserve">2</w:t>
-      </w:r>
-      <w:r>
-        <w:rPr>
-          <w:rStyle w:val="NormalTok"/>
-        </w:rPr>
-        <w:t xml:space="preserve">))</w:t>
-      </w:r>
-      <w:r>
-        <w:br/>
-      </w:r>
-      <w:r>
-        <w:br/>
-      </w:r>
-      <w:r>
-        <w:rPr>
-          <w:rStyle w:val="NormalTok"/>
-        </w:rPr>
-        <w:t xml:space="preserve">sun_effect_size </w:t>
-      </w:r>
-      <w:r>
-        <w:rPr>
-          <w:rStyle w:val="OtherTok"/>
-        </w:rPr>
-        <w:t xml:space="preserve">&lt;-</w:t>
-      </w:r>
-      <w:r>
-        <w:rPr>
-          <w:rStyle w:val="NormalTok"/>
-        </w:rPr>
-        <w:t xml:space="preserve"> side_diff </w:t>
-      </w:r>
-      <w:r>
-        <w:rPr>
-          <w:rStyle w:val="SpecialCharTok"/>
-        </w:rPr>
-        <w:t xml:space="preserve">/</w:t>
-      </w:r>
-      <w:r>
-        <w:rPr>
-          <w:rStyle w:val="NormalTok"/>
-        </w:rPr>
-        <w:t xml:space="preserve"> sun_sd_pooled</w:t>
-      </w:r>
-      <w:r>
-        <w:br/>
-      </w:r>
-      <w:r>
-        <w:rPr>
-          <w:rStyle w:val="NormalTok"/>
-        </w:rPr>
-        <w:t xml:space="preserve">sun_deg_free </w:t>
-      </w:r>
-      <w:r>
-        <w:rPr>
-          <w:rStyle w:val="OtherTok"/>
-        </w:rPr>
-        <w:t xml:space="preserve">&lt;-</w:t>
-      </w:r>
-      <w:r>
-        <w:rPr>
-          <w:rStyle w:val="NormalTok"/>
-        </w:rPr>
-        <w:t xml:space="preserve"> sunny_n </w:t>
-      </w:r>
-      <w:r>
-        <w:rPr>
-          <w:rStyle w:val="SpecialCharTok"/>
-        </w:rPr>
-        <w:t xml:space="preserve">+</w:t>
-      </w:r>
-      <w:r>
-        <w:rPr>
-          <w:rStyle w:val="NormalTok"/>
-        </w:rPr>
-        <w:t xml:space="preserve"> shady_n </w:t>
-      </w:r>
-      <w:r>
-        <w:rPr>
-          <w:rStyle w:val="SpecialCharTok"/>
-        </w:rPr>
-        <w:t xml:space="preserve">-</w:t>
-      </w:r>
-      <w:r>
-        <w:rPr>
-          <w:rStyle w:val="NormalTok"/>
-        </w:rPr>
-        <w:t xml:space="preserve"> </w:t>
-      </w:r>
-      <w:r>
-        <w:rPr>
-          <w:rStyle w:val="DecValTok"/>
-        </w:rPr>
-        <w:t xml:space="preserve">2</w:t>
-      </w:r>
-      <w:r>
-        <w:br/>
-      </w:r>
-      <w:r>
-        <w:rPr>
-          <w:rStyle w:val="NormalTok"/>
-        </w:rPr>
-        <w:t xml:space="preserve">sun_alpha </w:t>
-      </w:r>
-      <w:r>
-        <w:rPr>
-          <w:rStyle w:val="OtherTok"/>
-        </w:rPr>
-        <w:t xml:space="preserve">&lt;-</w:t>
-      </w:r>
-      <w:r>
-        <w:rPr>
-          <w:rStyle w:val="NormalTok"/>
-        </w:rPr>
-        <w:t xml:space="preserve"> </w:t>
-      </w:r>
-      <w:r>
-        <w:rPr>
-          <w:rStyle w:val="FloatTok"/>
-        </w:rPr>
-        <w:t xml:space="preserve">0.05</w:t>
-      </w:r>
-      <w:r>
-        <w:br/>
-      </w:r>
-      <w:r>
-        <w:br/>
-      </w:r>
-      <w:r>
-        <w:rPr>
-          <w:rStyle w:val="NormalTok"/>
-        </w:rPr>
-        <w:t xml:space="preserve">sun_power </w:t>
-      </w:r>
-      <w:r>
-        <w:rPr>
-          <w:rStyle w:val="OtherTok"/>
-        </w:rPr>
-        <w:t xml:space="preserve">&lt;-</w:t>
-      </w:r>
-      <w:r>
-        <w:rPr>
-          <w:rStyle w:val="NormalTok"/>
-        </w:rPr>
-        <w:t xml:space="preserve"> </w:t>
-      </w:r>
-      <w:r>
-        <w:rPr>
-          <w:rStyle w:val="FunctionTok"/>
-        </w:rPr>
-        <w:t xml:space="preserve">power.t.test</w:t>
-      </w:r>
-      <w:r>
-        <w:rPr>
-          <w:rStyle w:val="NormalTok"/>
-        </w:rPr>
-        <w:t xml:space="preserve">(</w:t>
-      </w:r>
-      <w:r>
-        <w:rPr>
-          <w:rStyle w:val="AttributeTok"/>
-        </w:rPr>
-        <w:t xml:space="preserve">n =</w:t>
-      </w:r>
-      <w:r>
-        <w:rPr>
-          <w:rStyle w:val="NormalTok"/>
-        </w:rPr>
-        <w:t xml:space="preserve"> </w:t>
-      </w:r>
-      <w:r>
-        <w:rPr>
-          <w:rStyle w:val="FunctionTok"/>
-        </w:rPr>
-        <w:t xml:space="preserve">min</w:t>
-      </w:r>
-      <w:r>
-        <w:rPr>
-          <w:rStyle w:val="NormalTok"/>
-        </w:rPr>
-        <w:t xml:space="preserve">(sunny_n, shady_n),</w:t>
-      </w:r>
-      <w:r>
-        <w:br/>
-      </w:r>
-      <w:r>
-        <w:rPr>
-          <w:rStyle w:val="NormalTok"/>
-        </w:rPr>
-        <w:t xml:space="preserve">                         </w:t>
-      </w:r>
-      <w:r>
-        <w:rPr>
-          <w:rStyle w:val="AttributeTok"/>
-        </w:rPr>
-        <w:t xml:space="preserve">delta =</w:t>
-      </w:r>
-      <w:r>
-        <w:rPr>
-          <w:rStyle w:val="NormalTok"/>
-        </w:rPr>
-        <w:t xml:space="preserve"> side_diff,        </w:t>
-      </w:r>
-      <w:r>
-        <w:rPr>
-          <w:rStyle w:val="CommentTok"/>
-        </w:rPr>
-        <w:t xml:space="preserve"># Raw difference, not effect size</w:t>
-      </w:r>
-      <w:r>
-        <w:br/>
-      </w:r>
-      <w:r>
-        <w:rPr>
-          <w:rStyle w:val="NormalTok"/>
-        </w:rPr>
-        <w:t xml:space="preserve">                         </w:t>
-      </w:r>
-      <w:r>
-        <w:rPr>
-          <w:rStyle w:val="AttributeTok"/>
-        </w:rPr>
-        <w:t xml:space="preserve">sd =</w:t>
-      </w:r>
-      <w:r>
-        <w:rPr>
-          <w:rStyle w:val="NormalTok"/>
-        </w:rPr>
-        <w:t xml:space="preserve"> sun_sd_pooled,        </w:t>
-      </w:r>
-      <w:r>
-        <w:rPr>
-          <w:rStyle w:val="CommentTok"/>
-        </w:rPr>
-        <w:t xml:space="preserve"># Use pooled SD</w:t>
-      </w:r>
-      <w:r>
-        <w:br/>
-      </w:r>
-      <w:r>
-        <w:rPr>
-          <w:rStyle w:val="NormalTok"/>
-        </w:rPr>
-        <w:t xml:space="preserve">                         </w:t>
-      </w:r>
-      <w:r>
-        <w:rPr>
-          <w:rStyle w:val="AttributeTok"/>
-        </w:rPr>
-        <w:t xml:space="preserve">sig.level =</w:t>
-      </w:r>
-      <w:r>
-        <w:rPr>
-          <w:rStyle w:val="NormalTok"/>
-        </w:rPr>
-        <w:t xml:space="preserve"> sun_alpha,</w:t>
-      </w:r>
-      <w:r>
-        <w:br/>
-      </w:r>
-      <w:r>
-        <w:rPr>
-          <w:rStyle w:val="NormalTok"/>
-        </w:rPr>
-        <w:t xml:space="preserve">                         </w:t>
-      </w:r>
-      <w:r>
-        <w:rPr>
-          <w:rStyle w:val="AttributeTok"/>
-        </w:rPr>
-        <w:t xml:space="preserve">type =</w:t>
-      </w:r>
-      <w:r>
-        <w:rPr>
-          <w:rStyle w:val="NormalTok"/>
-        </w:rPr>
-        <w:t xml:space="preserve"> </w:t>
-      </w:r>
-      <w:r>
-        <w:rPr>
-          <w:rStyle w:val="StringTok"/>
-        </w:rPr>
-        <w:t xml:space="preserve">"two.sample"</w:t>
-      </w:r>
-      <w:r>
-        <w:rPr>
-          <w:rStyle w:val="NormalTok"/>
-        </w:rPr>
-        <w:t xml:space="preserve">,</w:t>
-      </w:r>
-      <w:r>
-        <w:br/>
-      </w:r>
-      <w:r>
-        <w:rPr>
-          <w:rStyle w:val="NormalTok"/>
-        </w:rPr>
-        <w:t xml:space="preserve">                         </w:t>
-      </w:r>
-      <w:r>
-        <w:rPr>
-          <w:rStyle w:val="AttributeTok"/>
-        </w:rPr>
-        <w:t xml:space="preserve">alternative =</w:t>
-      </w:r>
-      <w:r>
-        <w:rPr>
-          <w:rStyle w:val="NormalTok"/>
-        </w:rPr>
-        <w:t xml:space="preserve"> </w:t>
-      </w:r>
-      <w:r>
-        <w:rPr>
-          <w:rStyle w:val="StringTok"/>
-        </w:rPr>
-        <w:t xml:space="preserve">"two.sided"</w:t>
-      </w:r>
-      <w:r>
-        <w:rPr>
-          <w:rStyle w:val="NormalTok"/>
-        </w:rPr>
-        <w:t xml:space="preserve">)</w:t>
-      </w:r>
-      <w:r>
-        <w:br/>
-      </w:r>
-      <w:r>
-        <w:br/>
-      </w:r>
-      <w:r>
-        <w:rPr>
-          <w:rStyle w:val="FunctionTok"/>
-        </w:rPr>
-        <w:t xml:space="preserve">print</w:t>
-      </w:r>
-      <w:r>
-        <w:rPr>
-          <w:rStyle w:val="NormalTok"/>
-        </w:rPr>
-        <w:t xml:space="preserve">(</w:t>
-      </w:r>
-      <w:r>
-        <w:rPr>
-          <w:rStyle w:val="StringTok"/>
-        </w:rPr>
-        <w:t xml:space="preserve">"Sample sizes:"</w:t>
-      </w:r>
-      <w:r>
-        <w:rPr>
-          <w:rStyle w:val="NormalTok"/>
-        </w:rPr>
-        <w:t xml:space="preserve">)</w:t>
-      </w:r>
-      <w:r>
-        <w:br/>
-      </w:r>
-      <w:r>
-        <w:rPr>
-          <w:rStyle w:val="FunctionTok"/>
-        </w:rPr>
-        <w:t xml:space="preserve">print</w:t>
-      </w:r>
-      <w:r>
-        <w:rPr>
-          <w:rStyle w:val="NormalTok"/>
-        </w:rPr>
-        <w:t xml:space="preserve">(</w:t>
-      </w:r>
-      <w:r>
-        <w:rPr>
-          <w:rStyle w:val="FunctionTok"/>
-        </w:rPr>
-        <w:t xml:space="preserve">paste</w:t>
-      </w:r>
-      <w:r>
-        <w:rPr>
-          <w:rStyle w:val="NormalTok"/>
-        </w:rPr>
-        <w:t xml:space="preserve">(</w:t>
-      </w:r>
-      <w:r>
-        <w:rPr>
-          <w:rStyle w:val="StringTok"/>
-        </w:rPr>
-        <w:t xml:space="preserve">"Sunny:"</w:t>
-      </w:r>
-      <w:r>
-        <w:rPr>
-          <w:rStyle w:val="NormalTok"/>
-        </w:rPr>
-        <w:t xml:space="preserve">, sunny_n, </w:t>
-      </w:r>
-      <w:r>
-        <w:rPr>
-          <w:rStyle w:val="StringTok"/>
-        </w:rPr>
-        <w:t xml:space="preserve">"Shady:"</w:t>
-      </w:r>
-      <w:r>
-        <w:rPr>
-          <w:rStyle w:val="NormalTok"/>
-        </w:rPr>
-        <w:t xml:space="preserve">, shady_n))</w:t>
-      </w:r>
-      <w:r>
-        <w:br/>
-      </w:r>
-      <w:r>
-        <w:rPr>
-          <w:rStyle w:val="FunctionTok"/>
-        </w:rPr>
-        <w:t xml:space="preserve">print</w:t>
-      </w:r>
-      <w:r>
-        <w:rPr>
-          <w:rStyle w:val="NormalTok"/>
-        </w:rPr>
-        <w:t xml:space="preserve">(</w:t>
-      </w:r>
-      <w:r>
-        <w:rPr>
-          <w:rStyle w:val="FunctionTok"/>
-        </w:rPr>
-        <w:t xml:space="preserve">paste</w:t>
-      </w:r>
-      <w:r>
-        <w:rPr>
-          <w:rStyle w:val="NormalTok"/>
-        </w:rPr>
-        <w:t xml:space="preserve">(</w:t>
-      </w:r>
-      <w:r>
-        <w:rPr>
-          <w:rStyle w:val="StringTok"/>
-        </w:rPr>
-        <w:t xml:space="preserve">"Pooled SD:"</w:t>
-      </w:r>
-      <w:r>
-        <w:rPr>
-          <w:rStyle w:val="NormalTok"/>
-        </w:rPr>
-        <w:t xml:space="preserve">, </w:t>
-      </w:r>
-      <w:r>
-        <w:rPr>
-          <w:rStyle w:val="FunctionTok"/>
-        </w:rPr>
-        <w:t xml:space="preserve">round</w:t>
-      </w:r>
-      <w:r>
-        <w:rPr>
-          <w:rStyle w:val="NormalTok"/>
-        </w:rPr>
-        <w:t xml:space="preserve">(sun_sd_pooled, </w:t>
-      </w:r>
-      <w:r>
-        <w:rPr>
-          <w:rStyle w:val="DecValTok"/>
-        </w:rPr>
-        <w:t xml:space="preserve">3</w:t>
-      </w:r>
-      <w:r>
-        <w:rPr>
-          <w:rStyle w:val="NormalTok"/>
-        </w:rPr>
-        <w:t xml:space="preserve">)))</w:t>
-      </w:r>
-      <w:r>
-        <w:br/>
-      </w:r>
-      <w:r>
-        <w:rPr>
-          <w:rStyle w:val="FunctionTok"/>
-        </w:rPr>
-        <w:t xml:space="preserve">print</w:t>
-      </w:r>
-      <w:r>
-        <w:rPr>
-          <w:rStyle w:val="NormalTok"/>
-        </w:rPr>
-        <w:t xml:space="preserve">(</w:t>
-      </w:r>
-      <w:r>
-        <w:rPr>
-          <w:rStyle w:val="FunctionTok"/>
-        </w:rPr>
-        <w:t xml:space="preserve">paste</w:t>
-      </w:r>
-      <w:r>
-        <w:rPr>
-          <w:rStyle w:val="NormalTok"/>
-        </w:rPr>
-        <w:t xml:space="preserve">(</w:t>
-      </w:r>
-      <w:r>
-        <w:rPr>
-          <w:rStyle w:val="StringTok"/>
-        </w:rPr>
-        <w:t xml:space="preserve">"Effect size (Cohen's d):"</w:t>
-      </w:r>
-      <w:r>
-        <w:rPr>
-          <w:rStyle w:val="NormalTok"/>
-        </w:rPr>
-        <w:t xml:space="preserve">, </w:t>
-      </w:r>
-      <w:r>
-        <w:rPr>
-          <w:rStyle w:val="FunctionTok"/>
-        </w:rPr>
-        <w:t xml:space="preserve">round</w:t>
-      </w:r>
-      <w:r>
-        <w:rPr>
-          <w:rStyle w:val="NormalTok"/>
-        </w:rPr>
-        <w:t xml:space="preserve">(sun_effect_size, </w:t>
-      </w:r>
-      <w:r>
-        <w:rPr>
-          <w:rStyle w:val="DecValTok"/>
-        </w:rPr>
-        <w:t xml:space="preserve">3</w:t>
-      </w:r>
-      <w:r>
-        <w:rPr>
-          <w:rStyle w:val="NormalTok"/>
-        </w:rPr>
-        <w:t xml:space="preserve">)))</w:t>
-      </w:r>
-      <w:r>
-        <w:br/>
-      </w:r>
-      <w:r>
-        <w:rPr>
-          <w:rStyle w:val="FunctionTok"/>
-        </w:rPr>
-        <w:t xml:space="preserve">print</w:t>
-      </w:r>
-      <w:r>
-        <w:rPr>
-          <w:rStyle w:val="NormalTok"/>
-        </w:rPr>
-        <w:t xml:space="preserve">(</w:t>
-      </w:r>
-      <w:r>
-        <w:rPr>
-          <w:rStyle w:val="StringTok"/>
-        </w:rPr>
-        <w:t xml:space="preserve">"Power analysis results:"</w:t>
-      </w:r>
-      <w:r>
-        <w:rPr>
-          <w:rStyle w:val="NormalTok"/>
-        </w:rPr>
-        <w:t xml:space="preserve">)</w:t>
-      </w:r>
-      <w:r>
-        <w:br/>
-      </w:r>
-      <w:r>
-        <w:rPr>
-          <w:rStyle w:val="FunctionTok"/>
-        </w:rPr>
-        <w:t xml:space="preserve">print</w:t>
-      </w:r>
-      <w:r>
-        <w:rPr>
-          <w:rStyle w:val="NormalTok"/>
-        </w:rPr>
-        <w:t xml:space="preserve">(sun_power)</w:t>
-      </w:r>
-    </w:p>
-    <w:p>
-      <w:pPr>
-        <w:pStyle w:val="FirstParagraph"/>
-      </w:pPr>
-      <w:r>
-        <w:t xml:space="preserve">✏️</w:t>
+        <w:t xml:space="preserve">— power for the</w:t>
       </w:r>
       <w:r>
         <w:t xml:space="preserve"> </w:t>
@@ -4395,13 +3972,674 @@
           <w:b/>
           <w:bCs/>
         </w:rPr>
+        <w:t xml:space="preserve">unpaired</w:t>
+      </w:r>
+      <w:r>
+        <w:t xml:space="preserve"> </w:t>
+      </w:r>
+      <w:r>
+        <w:t xml:space="preserve">design:</w:t>
+      </w:r>
+    </w:p>
+    <w:p>
+      <w:pPr>
+        <w:pStyle w:val="SourceCode"/>
+      </w:pPr>
+      <w:r>
+        <w:rPr>
+          <w:rStyle w:val="CommentTok"/>
+        </w:rPr>
+        <w:t xml:space="preserve"># ── Part 5.1 · Power, unpaired ──────────────────────────────────────────</w:t>
+      </w:r>
+      <w:r>
+        <w:br/>
+      </w:r>
+      <w:r>
+        <w:rPr>
+          <w:rStyle w:val="NormalTok"/>
+        </w:rPr>
+        <w:t xml:space="preserve">d_unpaired </w:t>
+      </w:r>
+      <w:r>
+        <w:rPr>
+          <w:rStyle w:val="OtherTok"/>
+        </w:rPr>
+        <w:t xml:space="preserve">&lt;-</w:t>
+      </w:r>
+      <w:r>
+        <w:rPr>
+          <w:rStyle w:val="NormalTok"/>
+        </w:rPr>
+        <w:t xml:space="preserve"> </w:t>
+      </w:r>
+      <w:r>
+        <w:rPr>
+          <w:rStyle w:val="FunctionTok"/>
+        </w:rPr>
+        <w:t xml:space="preserve">abs</w:t>
+      </w:r>
+      <w:r>
+        <w:rPr>
+          <w:rStyle w:val="NormalTok"/>
+        </w:rPr>
+        <w:t xml:space="preserve">(</w:t>
+      </w:r>
+      <w:r>
+        <w:rPr>
+          <w:rStyle w:val="FunctionTok"/>
+        </w:rPr>
+        <w:t xml:space="preserve">mean</w:t>
+      </w:r>
+      <w:r>
+        <w:rPr>
+          <w:rStyle w:val="NormalTok"/>
+        </w:rPr>
+        <w:t xml:space="preserve">(shady_df</w:t>
+      </w:r>
+      <w:r>
+        <w:rPr>
+          <w:rStyle w:val="SpecialCharTok"/>
+        </w:rPr>
+        <w:t xml:space="preserve">$</w:t>
+      </w:r>
+      <w:r>
+        <w:rPr>
+          <w:rStyle w:val="NormalTok"/>
+        </w:rPr>
+        <w:t xml:space="preserve">needle_length_mm) </w:t>
+      </w:r>
+      <w:r>
+        <w:rPr>
+          <w:rStyle w:val="SpecialCharTok"/>
+        </w:rPr>
+        <w:t xml:space="preserve">-</w:t>
+      </w:r>
+      <w:r>
+        <w:br/>
+      </w:r>
+      <w:r>
+        <w:rPr>
+          <w:rStyle w:val="NormalTok"/>
+        </w:rPr>
+        <w:t xml:space="preserve">                  </w:t>
+      </w:r>
+      <w:r>
+        <w:rPr>
+          <w:rStyle w:val="FunctionTok"/>
+        </w:rPr>
+        <w:t xml:space="preserve">mean</w:t>
+      </w:r>
+      <w:r>
+        <w:rPr>
+          <w:rStyle w:val="NormalTok"/>
+        </w:rPr>
+        <w:t xml:space="preserve">(sunny_df</w:t>
+      </w:r>
+      <w:r>
+        <w:rPr>
+          <w:rStyle w:val="SpecialCharTok"/>
+        </w:rPr>
+        <w:t xml:space="preserve">$</w:t>
+      </w:r>
+      <w:r>
+        <w:rPr>
+          <w:rStyle w:val="NormalTok"/>
+        </w:rPr>
+        <w:t xml:space="preserve">needle_length_mm)) </w:t>
+      </w:r>
+      <w:r>
+        <w:rPr>
+          <w:rStyle w:val="SpecialCharTok"/>
+        </w:rPr>
+        <w:t xml:space="preserve">/</w:t>
+      </w:r>
+      <w:r>
+        <w:br/>
+      </w:r>
+      <w:r>
+        <w:rPr>
+          <w:rStyle w:val="NormalTok"/>
+        </w:rPr>
+        <w:t xml:space="preserve">              </w:t>
+      </w:r>
+      <w:r>
+        <w:rPr>
+          <w:rStyle w:val="FunctionTok"/>
+        </w:rPr>
+        <w:t xml:space="preserve">sqrt</w:t>
+      </w:r>
+      <w:r>
+        <w:rPr>
+          <w:rStyle w:val="NormalTok"/>
+        </w:rPr>
+        <w:t xml:space="preserve">((</w:t>
+      </w:r>
+      <w:r>
+        <w:rPr>
+          <w:rStyle w:val="FunctionTok"/>
+        </w:rPr>
+        <w:t xml:space="preserve">var</w:t>
+      </w:r>
+      <w:r>
+        <w:rPr>
+          <w:rStyle w:val="NormalTok"/>
+        </w:rPr>
+        <w:t xml:space="preserve">(shady_df</w:t>
+      </w:r>
+      <w:r>
+        <w:rPr>
+          <w:rStyle w:val="SpecialCharTok"/>
+        </w:rPr>
+        <w:t xml:space="preserve">$</w:t>
+      </w:r>
+      <w:r>
+        <w:rPr>
+          <w:rStyle w:val="NormalTok"/>
+        </w:rPr>
+        <w:t xml:space="preserve">needle_length_mm) </w:t>
+      </w:r>
+      <w:r>
+        <w:rPr>
+          <w:rStyle w:val="SpecialCharTok"/>
+        </w:rPr>
+        <w:t xml:space="preserve">*</w:t>
+      </w:r>
+      <w:r>
+        <w:rPr>
+          <w:rStyle w:val="NormalTok"/>
+        </w:rPr>
+        <w:t xml:space="preserve"> </w:t>
+      </w:r>
+      <w:r>
+        <w:rPr>
+          <w:rStyle w:val="DecValTok"/>
+        </w:rPr>
+        <w:t xml:space="preserve">3</w:t>
+      </w:r>
+      <w:r>
+        <w:rPr>
+          <w:rStyle w:val="NormalTok"/>
+        </w:rPr>
+        <w:t xml:space="preserve"> </w:t>
+      </w:r>
+      <w:r>
+        <w:rPr>
+          <w:rStyle w:val="SpecialCharTok"/>
+        </w:rPr>
+        <w:t xml:space="preserve">+</w:t>
+      </w:r>
+      <w:r>
+        <w:br/>
+      </w:r>
+      <w:r>
+        <w:rPr>
+          <w:rStyle w:val="NormalTok"/>
+        </w:rPr>
+        <w:t xml:space="preserve">                    </w:t>
+      </w:r>
+      <w:r>
+        <w:rPr>
+          <w:rStyle w:val="FunctionTok"/>
+        </w:rPr>
+        <w:t xml:space="preserve">var</w:t>
+      </w:r>
+      <w:r>
+        <w:rPr>
+          <w:rStyle w:val="NormalTok"/>
+        </w:rPr>
+        <w:t xml:space="preserve">(sunny_df</w:t>
+      </w:r>
+      <w:r>
+        <w:rPr>
+          <w:rStyle w:val="SpecialCharTok"/>
+        </w:rPr>
+        <w:t xml:space="preserve">$</w:t>
+      </w:r>
+      <w:r>
+        <w:rPr>
+          <w:rStyle w:val="NormalTok"/>
+        </w:rPr>
+        <w:t xml:space="preserve">needle_length_mm) </w:t>
+      </w:r>
+      <w:r>
+        <w:rPr>
+          <w:rStyle w:val="SpecialCharTok"/>
+        </w:rPr>
+        <w:t xml:space="preserve">*</w:t>
+      </w:r>
+      <w:r>
+        <w:rPr>
+          <w:rStyle w:val="NormalTok"/>
+        </w:rPr>
+        <w:t xml:space="preserve"> </w:t>
+      </w:r>
+      <w:r>
+        <w:rPr>
+          <w:rStyle w:val="DecValTok"/>
+        </w:rPr>
+        <w:t xml:space="preserve">3</w:t>
+      </w:r>
+      <w:r>
+        <w:rPr>
+          <w:rStyle w:val="NormalTok"/>
+        </w:rPr>
+        <w:t xml:space="preserve">) </w:t>
+      </w:r>
+      <w:r>
+        <w:rPr>
+          <w:rStyle w:val="SpecialCharTok"/>
+        </w:rPr>
+        <w:t xml:space="preserve">/</w:t>
+      </w:r>
+      <w:r>
+        <w:rPr>
+          <w:rStyle w:val="NormalTok"/>
+        </w:rPr>
+        <w:t xml:space="preserve"> </w:t>
+      </w:r>
+      <w:r>
+        <w:rPr>
+          <w:rStyle w:val="DecValTok"/>
+        </w:rPr>
+        <w:t xml:space="preserve">6</w:t>
+      </w:r>
+      <w:r>
+        <w:rPr>
+          <w:rStyle w:val="NormalTok"/>
+        </w:rPr>
+        <w:t xml:space="preserve">)</w:t>
+      </w:r>
+      <w:r>
+        <w:br/>
+      </w:r>
+      <w:r>
+        <w:br/>
+      </w:r>
+      <w:r>
+        <w:rPr>
+          <w:rStyle w:val="FunctionTok"/>
+        </w:rPr>
+        <w:t xml:space="preserve">power.t.test</w:t>
+      </w:r>
+      <w:r>
+        <w:rPr>
+          <w:rStyle w:val="NormalTok"/>
+        </w:rPr>
+        <w:t xml:space="preserve">(</w:t>
+      </w:r>
+      <w:r>
+        <w:rPr>
+          <w:rStyle w:val="AttributeTok"/>
+        </w:rPr>
+        <w:t xml:space="preserve">n =</w:t>
+      </w:r>
+      <w:r>
+        <w:rPr>
+          <w:rStyle w:val="NormalTok"/>
+        </w:rPr>
+        <w:t xml:space="preserve"> </w:t>
+      </w:r>
+      <w:r>
+        <w:rPr>
+          <w:rStyle w:val="DecValTok"/>
+        </w:rPr>
+        <w:t xml:space="preserve">4</w:t>
+      </w:r>
+      <w:r>
+        <w:rPr>
+          <w:rStyle w:val="NormalTok"/>
+        </w:rPr>
+        <w:t xml:space="preserve">, </w:t>
+      </w:r>
+      <w:r>
+        <w:rPr>
+          <w:rStyle w:val="AttributeTok"/>
+        </w:rPr>
+        <w:t xml:space="preserve">delta =</w:t>
+      </w:r>
+      <w:r>
+        <w:rPr>
+          <w:rStyle w:val="NormalTok"/>
+        </w:rPr>
+        <w:t xml:space="preserve"> d_unpaired, </w:t>
+      </w:r>
+      <w:r>
+        <w:rPr>
+          <w:rStyle w:val="AttributeTok"/>
+        </w:rPr>
+        <w:t xml:space="preserve">sd =</w:t>
+      </w:r>
+      <w:r>
+        <w:rPr>
+          <w:rStyle w:val="NormalTok"/>
+        </w:rPr>
+        <w:t xml:space="preserve"> </w:t>
+      </w:r>
+      <w:r>
+        <w:rPr>
+          <w:rStyle w:val="DecValTok"/>
+        </w:rPr>
+        <w:t xml:space="preserve">1</w:t>
+      </w:r>
+      <w:r>
+        <w:rPr>
+          <w:rStyle w:val="NormalTok"/>
+        </w:rPr>
+        <w:t xml:space="preserve">,</w:t>
+      </w:r>
+      <w:r>
+        <w:br/>
+      </w:r>
+      <w:r>
+        <w:rPr>
+          <w:rStyle w:val="NormalTok"/>
+        </w:rPr>
+        <w:t xml:space="preserve">             </w:t>
+      </w:r>
+      <w:r>
+        <w:rPr>
+          <w:rStyle w:val="AttributeTok"/>
+        </w:rPr>
+        <w:t xml:space="preserve">sig.level =</w:t>
+      </w:r>
+      <w:r>
+        <w:rPr>
+          <w:rStyle w:val="NormalTok"/>
+        </w:rPr>
+        <w:t xml:space="preserve"> </w:t>
+      </w:r>
+      <w:r>
+        <w:rPr>
+          <w:rStyle w:val="FloatTok"/>
+        </w:rPr>
+        <w:t xml:space="preserve">0.05</w:t>
+      </w:r>
+      <w:r>
+        <w:rPr>
+          <w:rStyle w:val="NormalTok"/>
+        </w:rPr>
+        <w:t xml:space="preserve">, </w:t>
+      </w:r>
+      <w:r>
+        <w:rPr>
+          <w:rStyle w:val="AttributeTok"/>
+        </w:rPr>
+        <w:t xml:space="preserve">type =</w:t>
+      </w:r>
+      <w:r>
+        <w:rPr>
+          <w:rStyle w:val="NormalTok"/>
+        </w:rPr>
+        <w:t xml:space="preserve"> </w:t>
+      </w:r>
+      <w:r>
+        <w:rPr>
+          <w:rStyle w:val="StringTok"/>
+        </w:rPr>
+        <w:t xml:space="preserve">"two.sample"</w:t>
+      </w:r>
+      <w:r>
+        <w:rPr>
+          <w:rStyle w:val="NormalTok"/>
+        </w:rPr>
+        <w:t xml:space="preserve">)</w:t>
+      </w:r>
+    </w:p>
+    <w:p>
+      <w:pPr>
+        <w:pStyle w:val="FirstParagraph"/>
+      </w:pPr>
+      <w:r>
+        <w:t xml:space="preserve">✏️</w:t>
+      </w:r>
+      <w:r>
+        <w:t xml:space="preserve"> </w:t>
+      </w:r>
+      <w:r>
+        <w:rPr>
+          <w:b/>
+          <w:bCs/>
+        </w:rPr>
         <w:t xml:space="preserve">Your turn:</w:t>
       </w:r>
       <w:r>
         <w:t xml:space="preserve"> </w:t>
       </w:r>
       <w:r>
-        <w:t xml:space="preserve">Is the power above 80%? If our study is underpowered, what are two things we could change to increase power?</w:t>
+        <w:t xml:space="preserve">What is the power? If the difference we measured is completely real, how often would a study like ours</w:t>
+      </w:r>
+      <w:r>
+        <w:t xml:space="preserve"> </w:t>
+      </w:r>
+      <w:r>
+        <w:rPr>
+          <w:b/>
+          <w:bCs/>
+        </w:rPr>
+        <w:t xml:space="preserve">miss</w:t>
+      </w:r>
+      <w:r>
+        <w:t xml:space="preserve"> </w:t>
+      </w:r>
+      <w:r>
+        <w:t xml:space="preserve">it?</w:t>
+      </w:r>
+    </w:p>
+    <w:p>
+      <w:pPr>
+        <w:pStyle w:val="SourceCode"/>
+      </w:pPr>
+      <w:r>
+        <w:rPr>
+          <w:rStyle w:val="VerbatimChar"/>
+        </w:rPr>
+        <w:t xml:space="preserve">power = ______        we would miss it ______ times out of 10</w:t>
+      </w:r>
+    </w:p>
+    <w:p>
+      <w:pPr>
+        <w:pStyle w:val="FirstParagraph"/>
+      </w:pPr>
+      <w:r>
+        <w:rPr>
+          <w:b/>
+          <w:bCs/>
+        </w:rPr>
+        <w:t xml:space="preserve">▶ Run this</w:t>
+      </w:r>
+      <w:r>
+        <w:t xml:space="preserve"> </w:t>
+      </w:r>
+      <w:r>
+        <w:t xml:space="preserve">— how many trees would that design have needed?</w:t>
+      </w:r>
+    </w:p>
+    <w:p>
+      <w:pPr>
+        <w:pStyle w:val="SourceCode"/>
+      </w:pPr>
+      <w:r>
+        <w:rPr>
+          <w:rStyle w:val="CommentTok"/>
+        </w:rPr>
+        <w:t xml:space="preserve"># ── Part 5.2 · Trees needed, unpaired ───────────────────────────────────</w:t>
+      </w:r>
+      <w:r>
+        <w:br/>
+      </w:r>
+      <w:r>
+        <w:rPr>
+          <w:rStyle w:val="FunctionTok"/>
+        </w:rPr>
+        <w:t xml:space="preserve">power.t.test</w:t>
+      </w:r>
+      <w:r>
+        <w:rPr>
+          <w:rStyle w:val="NormalTok"/>
+        </w:rPr>
+        <w:t xml:space="preserve">(</w:t>
+      </w:r>
+      <w:r>
+        <w:rPr>
+          <w:rStyle w:val="AttributeTok"/>
+        </w:rPr>
+        <w:t xml:space="preserve">delta =</w:t>
+      </w:r>
+      <w:r>
+        <w:rPr>
+          <w:rStyle w:val="NormalTok"/>
+        </w:rPr>
+        <w:t xml:space="preserve"> d_unpaired, </w:t>
+      </w:r>
+      <w:r>
+        <w:rPr>
+          <w:rStyle w:val="AttributeTok"/>
+        </w:rPr>
+        <w:t xml:space="preserve">sd =</w:t>
+      </w:r>
+      <w:r>
+        <w:rPr>
+          <w:rStyle w:val="NormalTok"/>
+        </w:rPr>
+        <w:t xml:space="preserve"> </w:t>
+      </w:r>
+      <w:r>
+        <w:rPr>
+          <w:rStyle w:val="DecValTok"/>
+        </w:rPr>
+        <w:t xml:space="preserve">1</w:t>
+      </w:r>
+      <w:r>
+        <w:rPr>
+          <w:rStyle w:val="NormalTok"/>
+        </w:rPr>
+        <w:t xml:space="preserve">,</w:t>
+      </w:r>
+      <w:r>
+        <w:br/>
+      </w:r>
+      <w:r>
+        <w:rPr>
+          <w:rStyle w:val="NormalTok"/>
+        </w:rPr>
+        <w:t xml:space="preserve">             </w:t>
+      </w:r>
+      <w:r>
+        <w:rPr>
+          <w:rStyle w:val="AttributeTok"/>
+        </w:rPr>
+        <w:t xml:space="preserve">power =</w:t>
+      </w:r>
+      <w:r>
+        <w:rPr>
+          <w:rStyle w:val="NormalTok"/>
+        </w:rPr>
+        <w:t xml:space="preserve"> </w:t>
+      </w:r>
+      <w:r>
+        <w:rPr>
+          <w:rStyle w:val="FloatTok"/>
+        </w:rPr>
+        <w:t xml:space="preserve">0.80</w:t>
+      </w:r>
+      <w:r>
+        <w:rPr>
+          <w:rStyle w:val="NormalTok"/>
+        </w:rPr>
+        <w:t xml:space="preserve">, </w:t>
+      </w:r>
+      <w:r>
+        <w:rPr>
+          <w:rStyle w:val="AttributeTok"/>
+        </w:rPr>
+        <w:t xml:space="preserve">sig.level =</w:t>
+      </w:r>
+      <w:r>
+        <w:rPr>
+          <w:rStyle w:val="NormalTok"/>
+        </w:rPr>
+        <w:t xml:space="preserve"> </w:t>
+      </w:r>
+      <w:r>
+        <w:rPr>
+          <w:rStyle w:val="FloatTok"/>
+        </w:rPr>
+        <w:t xml:space="preserve">0.05</w:t>
+      </w:r>
+      <w:r>
+        <w:rPr>
+          <w:rStyle w:val="NormalTok"/>
+        </w:rPr>
+        <w:t xml:space="preserve">,</w:t>
+      </w:r>
+      <w:r>
+        <w:br/>
+      </w:r>
+      <w:r>
+        <w:rPr>
+          <w:rStyle w:val="NormalTok"/>
+        </w:rPr>
+        <w:t xml:space="preserve">             </w:t>
+      </w:r>
+      <w:r>
+        <w:rPr>
+          <w:rStyle w:val="AttributeTok"/>
+        </w:rPr>
+        <w:t xml:space="preserve">type =</w:t>
+      </w:r>
+      <w:r>
+        <w:rPr>
+          <w:rStyle w:val="NormalTok"/>
+        </w:rPr>
+        <w:t xml:space="preserve"> </w:t>
+      </w:r>
+      <w:r>
+        <w:rPr>
+          <w:rStyle w:val="StringTok"/>
+        </w:rPr>
+        <w:t xml:space="preserve">"two.sample"</w:t>
+      </w:r>
+      <w:r>
+        <w:rPr>
+          <w:rStyle w:val="NormalTok"/>
+        </w:rPr>
+        <w:t xml:space="preserve">)</w:t>
+      </w:r>
+      <w:r>
+        <w:rPr>
+          <w:rStyle w:val="SpecialCharTok"/>
+        </w:rPr>
+        <w:t xml:space="preserve">$</w:t>
+      </w:r>
+      <w:r>
+        <w:rPr>
+          <w:rStyle w:val="NormalTok"/>
+        </w:rPr>
+        <w:t xml:space="preserve">n</w:t>
+      </w:r>
+    </w:p>
+    <w:p>
+      <w:pPr>
+        <w:pStyle w:val="FirstParagraph"/>
+      </w:pPr>
+      <w:r>
+        <w:t xml:space="preserve">✏️</w:t>
+      </w:r>
+      <w:r>
+        <w:t xml:space="preserve"> </w:t>
+      </w:r>
+      <w:r>
+        <w:rPr>
+          <w:b/>
+          <w:bCs/>
+        </w:rPr>
+        <w:t xml:space="preserve">Your turn:</w:t>
+      </w:r>
+      <w:r>
+        <w:t xml:space="preserve"> </w:t>
+      </w:r>
+      <w:r>
+        <w:t xml:space="preserve">Round that up. How many trees per side? How many did we actually collect?</w:t>
       </w:r>
     </w:p>
     <w:p>
@@ -4413,6 +4651,705 @@
           <w:rStyle w:val="VerbatimChar"/>
         </w:rPr>
         <w:t xml:space="preserve">________________________</w:t>
+      </w:r>
+    </w:p>
+    <w:p>
+      <w:pPr>
+        <w:pStyle w:val="BodyText"/>
+      </w:pPr>
+      <w:r>
+        <w:rPr>
+          <w:b/>
+          <w:bCs/>
+        </w:rPr>
+        <w:t xml:space="preserve">▶ Run this</w:t>
+      </w:r>
+      <w:r>
+        <w:t xml:space="preserve"> </w:t>
+      </w:r>
+      <w:r>
+        <w:t xml:space="preserve">— now the</w:t>
+      </w:r>
+      <w:r>
+        <w:t xml:space="preserve"> </w:t>
+      </w:r>
+      <w:r>
+        <w:rPr>
+          <w:b/>
+          <w:bCs/>
+        </w:rPr>
+        <w:t xml:space="preserve">paired</w:t>
+      </w:r>
+      <w:r>
+        <w:t xml:space="preserve"> </w:t>
+      </w:r>
+      <w:r>
+        <w:t xml:space="preserve">design, using the</w:t>
+      </w:r>
+      <w:r>
+        <w:t xml:space="preserve"> </w:t>
+      </w:r>
+      <w:r>
+        <w:rPr>
+          <w:rStyle w:val="VerbatimChar"/>
+        </w:rPr>
+        <w:t xml:space="preserve">d</w:t>
+      </w:r>
+      <w:r>
+        <w:t xml:space="preserve"> </w:t>
+      </w:r>
+      <w:r>
+        <w:t xml:space="preserve">you saved in Part 3.4:</w:t>
+      </w:r>
+    </w:p>
+    <w:p>
+      <w:pPr>
+        <w:pStyle w:val="SourceCode"/>
+      </w:pPr>
+      <w:r>
+        <w:rPr>
+          <w:rStyle w:val="CommentTok"/>
+        </w:rPr>
+        <w:t xml:space="preserve"># ── Part 5.3 · Power, paired ────────────────────────────────────────────</w:t>
+      </w:r>
+      <w:r>
+        <w:br/>
+      </w:r>
+      <w:r>
+        <w:rPr>
+          <w:rStyle w:val="NormalTok"/>
+        </w:rPr>
+        <w:t xml:space="preserve">d_paired </w:t>
+      </w:r>
+      <w:r>
+        <w:rPr>
+          <w:rStyle w:val="OtherTok"/>
+        </w:rPr>
+        <w:t xml:space="preserve">&lt;-</w:t>
+      </w:r>
+      <w:r>
+        <w:rPr>
+          <w:rStyle w:val="NormalTok"/>
+        </w:rPr>
+        <w:t xml:space="preserve"> </w:t>
+      </w:r>
+      <w:r>
+        <w:rPr>
+          <w:rStyle w:val="FunctionTok"/>
+        </w:rPr>
+        <w:t xml:space="preserve">abs</w:t>
+      </w:r>
+      <w:r>
+        <w:rPr>
+          <w:rStyle w:val="NormalTok"/>
+        </w:rPr>
+        <w:t xml:space="preserve">(</w:t>
+      </w:r>
+      <w:r>
+        <w:rPr>
+          <w:rStyle w:val="FunctionTok"/>
+        </w:rPr>
+        <w:t xml:space="preserve">mean</w:t>
+      </w:r>
+      <w:r>
+        <w:rPr>
+          <w:rStyle w:val="NormalTok"/>
+        </w:rPr>
+        <w:t xml:space="preserve">(diffs) </w:t>
+      </w:r>
+      <w:r>
+        <w:rPr>
+          <w:rStyle w:val="SpecialCharTok"/>
+        </w:rPr>
+        <w:t xml:space="preserve">/</w:t>
+      </w:r>
+      <w:r>
+        <w:rPr>
+          <w:rStyle w:val="NormalTok"/>
+        </w:rPr>
+        <w:t xml:space="preserve"> </w:t>
+      </w:r>
+      <w:r>
+        <w:rPr>
+          <w:rStyle w:val="FunctionTok"/>
+        </w:rPr>
+        <w:t xml:space="preserve">sd</w:t>
+      </w:r>
+      <w:r>
+        <w:rPr>
+          <w:rStyle w:val="NormalTok"/>
+        </w:rPr>
+        <w:t xml:space="preserve">(diffs))</w:t>
+      </w:r>
+      <w:r>
+        <w:br/>
+      </w:r>
+      <w:r>
+        <w:br/>
+      </w:r>
+      <w:r>
+        <w:rPr>
+          <w:rStyle w:val="FunctionTok"/>
+        </w:rPr>
+        <w:t xml:space="preserve">power.t.test</w:t>
+      </w:r>
+      <w:r>
+        <w:rPr>
+          <w:rStyle w:val="NormalTok"/>
+        </w:rPr>
+        <w:t xml:space="preserve">(</w:t>
+      </w:r>
+      <w:r>
+        <w:rPr>
+          <w:rStyle w:val="AttributeTok"/>
+        </w:rPr>
+        <w:t xml:space="preserve">n =</w:t>
+      </w:r>
+      <w:r>
+        <w:rPr>
+          <w:rStyle w:val="NormalTok"/>
+        </w:rPr>
+        <w:t xml:space="preserve"> </w:t>
+      </w:r>
+      <w:r>
+        <w:rPr>
+          <w:rStyle w:val="DecValTok"/>
+        </w:rPr>
+        <w:t xml:space="preserve">4</w:t>
+      </w:r>
+      <w:r>
+        <w:rPr>
+          <w:rStyle w:val="NormalTok"/>
+        </w:rPr>
+        <w:t xml:space="preserve">, </w:t>
+      </w:r>
+      <w:r>
+        <w:rPr>
+          <w:rStyle w:val="AttributeTok"/>
+        </w:rPr>
+        <w:t xml:space="preserve">delta =</w:t>
+      </w:r>
+      <w:r>
+        <w:rPr>
+          <w:rStyle w:val="NormalTok"/>
+        </w:rPr>
+        <w:t xml:space="preserve"> d_paired, </w:t>
+      </w:r>
+      <w:r>
+        <w:rPr>
+          <w:rStyle w:val="AttributeTok"/>
+        </w:rPr>
+        <w:t xml:space="preserve">sd =</w:t>
+      </w:r>
+      <w:r>
+        <w:rPr>
+          <w:rStyle w:val="NormalTok"/>
+        </w:rPr>
+        <w:t xml:space="preserve"> </w:t>
+      </w:r>
+      <w:r>
+        <w:rPr>
+          <w:rStyle w:val="DecValTok"/>
+        </w:rPr>
+        <w:t xml:space="preserve">1</w:t>
+      </w:r>
+      <w:r>
+        <w:rPr>
+          <w:rStyle w:val="NormalTok"/>
+        </w:rPr>
+        <w:t xml:space="preserve">,</w:t>
+      </w:r>
+      <w:r>
+        <w:br/>
+      </w:r>
+      <w:r>
+        <w:rPr>
+          <w:rStyle w:val="NormalTok"/>
+        </w:rPr>
+        <w:t xml:space="preserve">             </w:t>
+      </w:r>
+      <w:r>
+        <w:rPr>
+          <w:rStyle w:val="AttributeTok"/>
+        </w:rPr>
+        <w:t xml:space="preserve">sig.level =</w:t>
+      </w:r>
+      <w:r>
+        <w:rPr>
+          <w:rStyle w:val="NormalTok"/>
+        </w:rPr>
+        <w:t xml:space="preserve"> </w:t>
+      </w:r>
+      <w:r>
+        <w:rPr>
+          <w:rStyle w:val="FloatTok"/>
+        </w:rPr>
+        <w:t xml:space="preserve">0.05</w:t>
+      </w:r>
+      <w:r>
+        <w:rPr>
+          <w:rStyle w:val="NormalTok"/>
+        </w:rPr>
+        <w:t xml:space="preserve">, </w:t>
+      </w:r>
+      <w:r>
+        <w:rPr>
+          <w:rStyle w:val="AttributeTok"/>
+        </w:rPr>
+        <w:t xml:space="preserve">type =</w:t>
+      </w:r>
+      <w:r>
+        <w:rPr>
+          <w:rStyle w:val="NormalTok"/>
+        </w:rPr>
+        <w:t xml:space="preserve"> </w:t>
+      </w:r>
+      <w:r>
+        <w:rPr>
+          <w:rStyle w:val="StringTok"/>
+        </w:rPr>
+        <w:t xml:space="preserve">"paired"</w:t>
+      </w:r>
+      <w:r>
+        <w:rPr>
+          <w:rStyle w:val="NormalTok"/>
+        </w:rPr>
+        <w:t xml:space="preserve">)</w:t>
+      </w:r>
+      <w:r>
+        <w:rPr>
+          <w:rStyle w:val="SpecialCharTok"/>
+        </w:rPr>
+        <w:t xml:space="preserve">$</w:t>
+      </w:r>
+      <w:r>
+        <w:rPr>
+          <w:rStyle w:val="NormalTok"/>
+        </w:rPr>
+        <w:t xml:space="preserve">power</w:t>
+      </w:r>
+      <w:r>
+        <w:br/>
+      </w:r>
+      <w:r>
+        <w:br/>
+      </w:r>
+      <w:r>
+        <w:rPr>
+          <w:rStyle w:val="FunctionTok"/>
+        </w:rPr>
+        <w:t xml:space="preserve">power.t.test</w:t>
+      </w:r>
+      <w:r>
+        <w:rPr>
+          <w:rStyle w:val="NormalTok"/>
+        </w:rPr>
+        <w:t xml:space="preserve">(</w:t>
+      </w:r>
+      <w:r>
+        <w:rPr>
+          <w:rStyle w:val="AttributeTok"/>
+        </w:rPr>
+        <w:t xml:space="preserve">delta =</w:t>
+      </w:r>
+      <w:r>
+        <w:rPr>
+          <w:rStyle w:val="NormalTok"/>
+        </w:rPr>
+        <w:t xml:space="preserve"> d_paired, </w:t>
+      </w:r>
+      <w:r>
+        <w:rPr>
+          <w:rStyle w:val="AttributeTok"/>
+        </w:rPr>
+        <w:t xml:space="preserve">sd =</w:t>
+      </w:r>
+      <w:r>
+        <w:rPr>
+          <w:rStyle w:val="NormalTok"/>
+        </w:rPr>
+        <w:t xml:space="preserve"> </w:t>
+      </w:r>
+      <w:r>
+        <w:rPr>
+          <w:rStyle w:val="DecValTok"/>
+        </w:rPr>
+        <w:t xml:space="preserve">1</w:t>
+      </w:r>
+      <w:r>
+        <w:rPr>
+          <w:rStyle w:val="NormalTok"/>
+        </w:rPr>
+        <w:t xml:space="preserve">,</w:t>
+      </w:r>
+      <w:r>
+        <w:br/>
+      </w:r>
+      <w:r>
+        <w:rPr>
+          <w:rStyle w:val="NormalTok"/>
+        </w:rPr>
+        <w:t xml:space="preserve">             </w:t>
+      </w:r>
+      <w:r>
+        <w:rPr>
+          <w:rStyle w:val="AttributeTok"/>
+        </w:rPr>
+        <w:t xml:space="preserve">power =</w:t>
+      </w:r>
+      <w:r>
+        <w:rPr>
+          <w:rStyle w:val="NormalTok"/>
+        </w:rPr>
+        <w:t xml:space="preserve"> </w:t>
+      </w:r>
+      <w:r>
+        <w:rPr>
+          <w:rStyle w:val="FloatTok"/>
+        </w:rPr>
+        <w:t xml:space="preserve">0.80</w:t>
+      </w:r>
+      <w:r>
+        <w:rPr>
+          <w:rStyle w:val="NormalTok"/>
+        </w:rPr>
+        <w:t xml:space="preserve">, </w:t>
+      </w:r>
+      <w:r>
+        <w:rPr>
+          <w:rStyle w:val="AttributeTok"/>
+        </w:rPr>
+        <w:t xml:space="preserve">sig.level =</w:t>
+      </w:r>
+      <w:r>
+        <w:rPr>
+          <w:rStyle w:val="NormalTok"/>
+        </w:rPr>
+        <w:t xml:space="preserve"> </w:t>
+      </w:r>
+      <w:r>
+        <w:rPr>
+          <w:rStyle w:val="FloatTok"/>
+        </w:rPr>
+        <w:t xml:space="preserve">0.05</w:t>
+      </w:r>
+      <w:r>
+        <w:rPr>
+          <w:rStyle w:val="NormalTok"/>
+        </w:rPr>
+        <w:t xml:space="preserve">,</w:t>
+      </w:r>
+      <w:r>
+        <w:br/>
+      </w:r>
+      <w:r>
+        <w:rPr>
+          <w:rStyle w:val="NormalTok"/>
+        </w:rPr>
+        <w:t xml:space="preserve">             </w:t>
+      </w:r>
+      <w:r>
+        <w:rPr>
+          <w:rStyle w:val="AttributeTok"/>
+        </w:rPr>
+        <w:t xml:space="preserve">type =</w:t>
+      </w:r>
+      <w:r>
+        <w:rPr>
+          <w:rStyle w:val="NormalTok"/>
+        </w:rPr>
+        <w:t xml:space="preserve"> </w:t>
+      </w:r>
+      <w:r>
+        <w:rPr>
+          <w:rStyle w:val="StringTok"/>
+        </w:rPr>
+        <w:t xml:space="preserve">"paired"</w:t>
+      </w:r>
+      <w:r>
+        <w:rPr>
+          <w:rStyle w:val="NormalTok"/>
+        </w:rPr>
+        <w:t xml:space="preserve">)</w:t>
+      </w:r>
+      <w:r>
+        <w:rPr>
+          <w:rStyle w:val="SpecialCharTok"/>
+        </w:rPr>
+        <w:t xml:space="preserve">$</w:t>
+      </w:r>
+      <w:r>
+        <w:rPr>
+          <w:rStyle w:val="NormalTok"/>
+        </w:rPr>
+        <w:t xml:space="preserve">n</w:t>
+      </w:r>
+    </w:p>
+    <w:p>
+      <w:pPr>
+        <w:pStyle w:val="FirstParagraph"/>
+      </w:pPr>
+      <w:r>
+        <w:t xml:space="preserve">✏️</w:t>
+      </w:r>
+      <w:r>
+        <w:t xml:space="preserve"> </w:t>
+      </w:r>
+      <w:r>
+        <w:rPr>
+          <w:b/>
+          <w:bCs/>
+        </w:rPr>
+        <w:t xml:space="preserve">Your turn:</w:t>
+      </w:r>
+      <w:r>
+        <w:t xml:space="preserve"> </w:t>
+      </w:r>
+      <w:r>
+        <w:t xml:space="preserve">Fill in the table.</w:t>
+      </w:r>
+    </w:p>
+    <w:p>
+      <w:pPr>
+        <w:pStyle w:val="SourceCode"/>
+      </w:pPr>
+      <w:r>
+        <w:rPr>
+          <w:rStyle w:val="VerbatimChar"/>
+        </w:rPr>
+        <w:t xml:space="preserve">Design       Power at n = 4      Trees for 80% power</w:t>
+      </w:r>
+      <w:r>
+        <w:br/>
+      </w:r>
+      <w:r>
+        <w:rPr>
+          <w:rStyle w:val="VerbatimChar"/>
+        </w:rPr>
+        <w:t xml:space="preserve">unpaired     ______              ______ per side</w:t>
+      </w:r>
+      <w:r>
+        <w:br/>
+      </w:r>
+      <w:r>
+        <w:rPr>
+          <w:rStyle w:val="VerbatimChar"/>
+        </w:rPr>
+        <w:t xml:space="preserve">paired       ______              ______ total</w:t>
+      </w:r>
+    </w:p>
+    <w:p>
+      <w:pPr>
+        <w:pStyle w:val="FirstParagraph"/>
+      </w:pPr>
+      <w:r>
+        <w:t xml:space="preserve">✏️</w:t>
+      </w:r>
+      <w:r>
+        <w:t xml:space="preserve"> </w:t>
+      </w:r>
+      <w:r>
+        <w:rPr>
+          <w:b/>
+          <w:bCs/>
+        </w:rPr>
+        <w:t xml:space="preserve">Your turn:</w:t>
+      </w:r>
+      <w:r>
+        <w:t xml:space="preserve"> </w:t>
+      </w:r>
+      <w:r>
+        <w:t xml:space="preserve">Same trees. Same needles. Same measurements. Explain in one sentence where the extra power came from.</w:t>
+      </w:r>
+    </w:p>
+    <w:p>
+      <w:pPr>
+        <w:pStyle w:val="BodyText"/>
+      </w:pPr>
+      <w:r>
+        <w:rPr>
+          <w:rStyle w:val="VerbatimChar"/>
+        </w:rPr>
+        <w:t xml:space="preserve">________________________</w:t>
+      </w:r>
+    </w:p>
+    <w:tbl>
+      <w:tblPr>
+        <w:tblStyle w:val="Table"/>
+        <w:tblLook w:firstRow="0" w:lastRow="0" w:firstColumn="0" w:lastColumn="0" w:noHBand="0" w:noVBand="0" w:val="0000"/>
+        <w:tblBorders>
+          <w:top w:val="single" w:sz="4" w:space="0" w:color="CC1914"/>
+          <w:left w:val="single" w:sz="24" w:space="0" w:color="CC1914"/>
+          <w:bottom w:val="single" w:sz="4" w:space="0" w:color="CC1914"/>
+          <w:right w:val="single" w:sz="4" w:space="0" w:color="CC1914"/>
+        </w:tblBorders>
+        <w:tblCellMar>
+          <w:left w:w="144" w:type="dxa"/>
+          <w:right w:w="144" w:type="dxa"/>
+        </w:tblCellMar>
+        <w:tblLook w:firstRow="0" w:lastRow="0" w:firstColumn="0" w:lastColumn="0" w:noHBand="0" w:noVBand="0" w:val="0000"/>
+      </w:tblPr>
+      <w:tr>
+        <w:trPr>
+          <w:cantSplit/>
+        </w:trPr>
+        <w:tc>
+          <w:tcPr>
+            <w:shd w:color="auto" w:fill="f7dddc" w:val="clear"/>
+            <w:tcMar>
+              <w:top w:w="92" w:type="dxa"/>
+              <w:bottom w:w="92" w:type="dxa"/>
+            </w:tcMar>
+          </w:tcPr>
+          <w:p>
+            <w:pPr>
+              <w:pStyle w:val="BodyText"/>
+            </w:pPr>
+            <w:pPr>
+              <w:spacing w:before="0" w:after="0"/>
+              <w:textAlignment w:val="center"/>
+            </w:pPr>
+            <w:r>
+              <w:drawing>
+                <wp:inline>
+                  <wp:extent cx="152400" cy="152400"/>
+                  <wp:effectExtent b="0" l="0" r="0" t="0"/>
+                  <wp:docPr descr="" title="" id="29" name="Picture"/>
+                  <a:graphic>
+                    <a:graphicData uri="http://schemas.openxmlformats.org/drawingml/2006/picture">
+                      <pic:pic>
+                        <pic:nvPicPr>
+                          <pic:cNvPr descr="/Applications/Positron.app/Contents/Resources/app/quarto/share/formats/docx/important.png" id="30" name="Picture"/>
+                          <pic:cNvPicPr>
+                            <a:picLocks noChangeArrowheads="1" noChangeAspect="1"/>
+                          </pic:cNvPicPr>
+                        </pic:nvPicPr>
+                        <pic:blipFill>
+                          <a:blip r:embed="rId12"/>
+                          <a:stretch>
+                            <a:fillRect/>
+                          </a:stretch>
+                        </pic:blipFill>
+                        <pic:spPr bwMode="auto">
+                          <a:xfrm>
+                            <a:off x="0" y="0"/>
+                            <a:ext cx="152400" cy="152400"/>
+                          </a:xfrm>
+                          <a:prstGeom prst="rect">
+                            <a:avLst/>
+                          </a:prstGeom>
+                          <a:noFill/>
+                          <a:ln w="9525">
+                            <a:noFill/>
+                            <a:headEnd/>
+                            <a:tailEnd/>
+                          </a:ln>
+                        </pic:spPr>
+                      </pic:pic>
+                    </a:graphicData>
+                  </a:graphic>
+                </wp:inline>
+              </w:drawing>
+            </w:r>
+            <w:r>
+              <w:t xml:space="preserve"> </w:t>
+            </w:r>
+            <w:r>
+              <w:t xml:space="preserve"> </w:t>
+            </w:r>
+            <w:r>
+              <w:t xml:space="preserve">Important</w:t>
+            </w:r>
+          </w:p>
+        </w:tc>
+      </w:tr>
+      <w:tr>
+        <w:trPr>
+          <w:cantSplit/>
+        </w:trPr>
+        <w:tc>
+          <w:tcPr>
+            <w:tcMar>
+              <w:top w:w="108" w:type="dxa"/>
+              <w:bottom w:w="108" w:type="dxa"/>
+            </w:tcMar>
+          </w:tcPr>
+          <w:p>
+            <w:pPr>
+              <w:pStyle w:val="BodyText"/>
+            </w:pPr>
+            <w:pPr>
+              <w:spacing w:before="16"/>
+            </w:pPr>
+            <w:r>
+              <w:rPr>
+                <w:b/>
+                <w:bCs/>
+              </w:rPr>
+              <w:t xml:space="preserve">⚠️ This is the most useful thing in this worksheet</w:t>
+            </w:r>
+          </w:p>
+          <w:p>
+            <w:pPr>
+              <w:pStyle w:val="BodyText"/>
+            </w:pPr>
+            <w:r>
+              <w:t xml:space="preserve">A non-significant result from an underpowered study does</w:t>
+            </w:r>
+            <w:r>
+              <w:t xml:space="preserve"> </w:t>
+            </w:r>
+            <w:r>
+              <w:rPr>
+                <w:b/>
+                <w:bCs/>
+              </w:rPr>
+              <w:t xml:space="preserve">not</w:t>
+            </w:r>
+            <w:r>
+              <w:t xml:space="preserve"> </w:t>
+            </w:r>
+            <w:r>
+              <w:t xml:space="preserve">mean there is no effect — it means the study could never have found one. Our unpaired analysis had roughly a 1-in-9 chance of detecting its own result.</w:t>
+            </w:r>
+          </w:p>
+          <w:p>
+            <w:pPr>
+              <w:pStyle w:val="BodyText"/>
+            </w:pPr>
+            <w:pPr>
+              <w:spacing w:after="16"/>
+            </w:pPr>
+            <w:r>
+              <w:t xml:space="preserve">Note also what the paired answer tells you:</w:t>
+            </w:r>
+            <w:r>
+              <w:t xml:space="preserve"> </w:t>
+            </w:r>
+            <w:r>
+              <w:rPr>
+                <w:b/>
+                <w:bCs/>
+              </w:rPr>
+              <w:t xml:space="preserve">7 trees.</w:t>
+            </w:r>
+            <w:r>
+              <w:t xml:space="preserve"> </w:t>
+            </w:r>
+            <w:r>
+              <w:t xml:space="preserve">That is a completely achievable field season. The pairing was worth more than 6× the sampling effort.</w:t>
+            </w:r>
+          </w:p>
+          <w:p/>
+        </w:tc>
+      </w:tr>
+    </w:tbl>
+    <w:p>
+      <w:pPr>
+        <w:pStyle w:val="BodyText"/>
+      </w:pPr>
+      <w:r>
+        <w:t xml:space="preserve"> </w:t>
       </w:r>
     </w:p>
     <w:tbl>
@@ -4456,12 +5393,12 @@
                 <wp:inline>
                   <wp:extent cx="152400" cy="152400"/>
                   <wp:effectExtent b="0" l="0" r="0" t="0"/>
-                  <wp:docPr descr="" title="" id="27" name="Picture"/>
+                  <wp:docPr descr="" title="" id="31" name="Picture"/>
                   <a:graphic>
                     <a:graphicData uri="http://schemas.openxmlformats.org/drawingml/2006/picture">
                       <pic:pic>
                         <pic:nvPicPr>
-                          <pic:cNvPr descr="/Applications/Positron.app/Contents/Resources/app/quarto/share/formats/docx/tip.png" id="28" name="Picture"/>
+                          <pic:cNvPr descr="/Applications/Positron.app/Contents/Resources/app/quarto/share/formats/docx/tip.png" id="32" name="Picture"/>
                           <pic:cNvPicPr>
                             <a:picLocks noChangeArrowheads="1" noChangeAspect="1"/>
                           </pic:cNvPicPr>
@@ -4534,16 +5471,7 @@
               <w:t xml:space="preserve"> </w:t>
             </w:r>
             <w:r>
-              <w:rPr>
-                <w:rStyle w:val="VerbatimChar"/>
-              </w:rPr>
-              <w:t xml:space="preserve">power.t.test()</w:t>
-            </w:r>
-            <w:r>
-              <w:t xml:space="preserve"> </w:t>
-            </w:r>
-            <w:r>
-              <w:t xml:space="preserve">can also solve for</w:t>
+              <w:t xml:space="preserve">Go back to the Non-Parametric worksheet and look at the signed-rank floor — with 4 pairs, the smallest possible two-sided p was 0.125. With</w:t>
             </w:r>
             <w:r>
               <w:t xml:space="preserve"> </w:t>
@@ -4553,13 +5481,13 @@
                 <w:b/>
                 <w:bCs/>
               </w:rPr>
-              <w:t xml:space="preserve">sample size</w:t>
+              <w:t xml:space="preserve">7</w:t>
             </w:r>
             <w:r>
               <w:t xml:space="preserve"> </w:t>
             </w:r>
             <w:r>
-              <w:t xml:space="preserve">instead of power — leave</w:t>
+              <w:t xml:space="preserve">pairs,</w:t>
             </w:r>
             <w:r>
               <w:t xml:space="preserve"> </w:t>
@@ -4568,28 +5496,13 @@
               <w:rPr>
                 <w:rStyle w:val="VerbatimChar"/>
               </w:rPr>
-              <w:t xml:space="preserve">n</w:t>
+              <w:t xml:space="preserve">2 / 2^7</w:t>
             </w:r>
             <w:r>
               <w:t xml:space="preserve"> </w:t>
             </w:r>
             <w:r>
-              <w:t xml:space="preserve">out and add</w:t>
-            </w:r>
-            <w:r>
-              <w:t xml:space="preserve"> </w:t>
-            </w:r>
-            <w:r>
-              <w:rPr>
-                <w:rStyle w:val="VerbatimChar"/>
-              </w:rPr>
-              <w:t xml:space="preserve">power = 0.80</w:t>
-            </w:r>
-            <w:r>
-              <w:t xml:space="preserve"> </w:t>
-            </w:r>
-            <w:r>
-              <w:t xml:space="preserve">instead. How many needles per side would you need to reliably (80% power) detect a 1mm difference?</w:t>
+              <w:t xml:space="preserve">is 0.0156. Sample size fixed two different problems at once.</w:t>
             </w:r>
           </w:p>
           <w:p>
@@ -4600,91 +5513,16 @@
               <w:rPr>
                 <w:rStyle w:val="CommentTok"/>
               </w:rPr>
-              <w:t xml:space="preserve"># ── Part 5.2 · Statistical Power ────────────────────────────────────────</w:t>
+              <w:t xml:space="preserve"># ── Part 5.4 · Statistical Power ────────────────────────────────────────</w:t>
             </w:r>
             <w:r>
               <w:br/>
             </w:r>
             <w:r>
               <w:rPr>
-                <w:rStyle w:val="FunctionTok"/>
+                <w:rStyle w:val="DecValTok"/>
               </w:rPr>
-              <w:t xml:space="preserve">power.t.test</w:t>
-            </w:r>
-            <w:r>
-              <w:rPr>
-                <w:rStyle w:val="NormalTok"/>
-              </w:rPr>
-              <w:t xml:space="preserve">(</w:t>
-            </w:r>
-            <w:r>
-              <w:rPr>
-                <w:rStyle w:val="AttributeTok"/>
-              </w:rPr>
-              <w:t xml:space="preserve">delta =</w:t>
-            </w:r>
-            <w:r>
-              <w:rPr>
-                <w:rStyle w:val="NormalTok"/>
-              </w:rPr>
-              <w:t xml:space="preserve"> side_diff,</w:t>
-            </w:r>
-            <w:r>
-              <w:br/>
-            </w:r>
-            <w:r>
-              <w:rPr>
-                <w:rStyle w:val="NormalTok"/>
-              </w:rPr>
-              <w:t xml:space="preserve">             </w:t>
-            </w:r>
-            <w:r>
-              <w:rPr>
-                <w:rStyle w:val="AttributeTok"/>
-              </w:rPr>
-              <w:t xml:space="preserve">sd =</w:t>
-            </w:r>
-            <w:r>
-              <w:rPr>
-                <w:rStyle w:val="NormalTok"/>
-              </w:rPr>
-              <w:t xml:space="preserve"> sun_sd_pooled,</w:t>
-            </w:r>
-            <w:r>
-              <w:br/>
-            </w:r>
-            <w:r>
-              <w:rPr>
-                <w:rStyle w:val="NormalTok"/>
-              </w:rPr>
-              <w:t xml:space="preserve">             </w:t>
-            </w:r>
-            <w:r>
-              <w:rPr>
-                <w:rStyle w:val="AttributeTok"/>
-              </w:rPr>
-              <w:t xml:space="preserve">sig.level =</w:t>
-            </w:r>
-            <w:r>
-              <w:rPr>
-                <w:rStyle w:val="NormalTok"/>
-              </w:rPr>
-              <w:t xml:space="preserve"> sun_alpha,</w:t>
-            </w:r>
-            <w:r>
-              <w:br/>
-            </w:r>
-            <w:r>
-              <w:rPr>
-                <w:rStyle w:val="NormalTok"/>
-              </w:rPr>
-              <w:t xml:space="preserve">             </w:t>
-            </w:r>
-            <w:r>
-              <w:rPr>
-                <w:rStyle w:val="AttributeTok"/>
-              </w:rPr>
-              <w:t xml:space="preserve">power =</w:t>
+              <w:t xml:space="preserve">2</w:t>
             </w:r>
             <w:r>
               <w:rPr>
@@ -4694,30 +5532,9 @@
             </w:r>
             <w:r>
               <w:rPr>
-                <w:rStyle w:val="FloatTok"/>
+                <w:rStyle w:val="SpecialCharTok"/>
               </w:rPr>
-              <w:t xml:space="preserve">0.80</w:t>
-            </w:r>
-            <w:r>
-              <w:rPr>
-                <w:rStyle w:val="NormalTok"/>
-              </w:rPr>
-              <w:t xml:space="preserve">,</w:t>
-            </w:r>
-            <w:r>
-              <w:br/>
-            </w:r>
-            <w:r>
-              <w:rPr>
-                <w:rStyle w:val="NormalTok"/>
-              </w:rPr>
-              <w:t xml:space="preserve">             </w:t>
-            </w:r>
-            <w:r>
-              <w:rPr>
-                <w:rStyle w:val="AttributeTok"/>
-              </w:rPr>
-              <w:t xml:space="preserve">type =</w:t>
+              <w:t xml:space="preserve">/</w:t>
             </w:r>
             <w:r>
               <w:rPr>
@@ -4727,48 +5544,21 @@
             </w:r>
             <w:r>
               <w:rPr>
-                <w:rStyle w:val="StringTok"/>
+                <w:rStyle w:val="DecValTok"/>
               </w:rPr>
-              <w:t xml:space="preserve">"two.sample"</w:t>
+              <w:t xml:space="preserve">2</w:t>
             </w:r>
             <w:r>
               <w:rPr>
-                <w:rStyle w:val="NormalTok"/>
+                <w:rStyle w:val="SpecialCharTok"/>
               </w:rPr>
-              <w:t xml:space="preserve">,</w:t>
-            </w:r>
-            <w:r>
-              <w:br/>
+              <w:t xml:space="preserve">^</w:t>
             </w:r>
             <w:r>
               <w:rPr>
-                <w:rStyle w:val="NormalTok"/>
+                <w:rStyle w:val="DecValTok"/>
               </w:rPr>
-              <w:t xml:space="preserve">             </w:t>
-            </w:r>
-            <w:r>
-              <w:rPr>
-                <w:rStyle w:val="AttributeTok"/>
-              </w:rPr>
-              <w:t xml:space="preserve">alternative =</w:t>
-            </w:r>
-            <w:r>
-              <w:rPr>
-                <w:rStyle w:val="NormalTok"/>
-              </w:rPr>
-              <w:t xml:space="preserve"> </w:t>
-            </w:r>
-            <w:r>
-              <w:rPr>
-                <w:rStyle w:val="StringTok"/>
-              </w:rPr>
-              <w:t xml:space="preserve">"two.sided"</w:t>
-            </w:r>
-            <w:r>
-              <w:rPr>
-                <w:rStyle w:val="NormalTok"/>
-              </w:rPr>
-              <w:t xml:space="preserve">)</w:t>
+              <w:t xml:space="preserve">7</w:t>
             </w:r>
           </w:p>
           <w:p/>
@@ -4782,8 +5572,8 @@
         </w:pict>
       </w:r>
     </w:p>
-    <w:bookmarkEnd w:id="29"/>
-    <w:bookmarkStart w:id="32" w:name="part-6-a-publication-quality-plot"/>
+    <w:bookmarkEnd w:id="33"/>
+    <w:bookmarkStart w:id="36" w:name="part-6-a-publication-quality-plot"/>
     <w:p>
       <w:pPr>
         <w:pStyle w:val="Heading1"/>
@@ -7950,12 +8740,12 @@
                 <wp:inline>
                   <wp:extent cx="152400" cy="152400"/>
                   <wp:effectExtent b="0" l="0" r="0" t="0"/>
-                  <wp:docPr descr="" title="" id="30" name="Picture"/>
+                  <wp:docPr descr="" title="" id="34" name="Picture"/>
                   <a:graphic>
                     <a:graphicData uri="http://schemas.openxmlformats.org/drawingml/2006/picture">
                       <pic:pic>
                         <pic:nvPicPr>
-                          <pic:cNvPr descr="/Applications/Positron.app/Contents/Resources/app/quarto/share/formats/docx/tip.png" id="31" name="Picture"/>
+                          <pic:cNvPr descr="/Applications/Positron.app/Contents/Resources/app/quarto/share/formats/docx/tip.png" id="35" name="Picture"/>
                           <pic:cNvPicPr>
                             <a:picLocks noChangeArrowheads="1" noChangeAspect="1"/>
                           </pic:cNvPicPr>
@@ -8152,8 +8942,8 @@
         </w:pict>
       </w:r>
     </w:p>
-    <w:bookmarkEnd w:id="32"/>
-    <w:bookmarkStart w:id="33" w:name="summary-and-conclusions"/>
+    <w:bookmarkEnd w:id="36"/>
+    <w:bookmarkStart w:id="37" w:name="summary-and-conclusions"/>
     <w:p>
       <w:pPr>
         <w:pStyle w:val="Heading1"/>
@@ -8215,7 +9005,7 @@
         </w:numPr>
       </w:pPr>
       <w:r>
-        <w:t xml:space="preserve">Calculated statistical power for our observed effect size</w:t>
+        <w:t xml:space="preserve">Calculated Cohen’s d for the same data two ways — unpaired and paired</w:t>
       </w:r>
     </w:p>
     <w:p>
@@ -8227,6 +9017,18 @@
         </w:numPr>
       </w:pPr>
       <w:r>
+        <w:t xml:space="preserve">Calculated statistical power for our observed effect size, and the sample size each design would have needed</w:t>
+      </w:r>
+    </w:p>
+    <w:p>
+      <w:pPr>
+        <w:pStyle w:val="Compact"/>
+        <w:numPr>
+          <w:ilvl w:val="0"/>
+          <w:numId w:val="1001"/>
+        </w:numPr>
+      </w:pPr>
+      <w:r>
         <w:t xml:space="preserve">Built a publication-quality mean ± SE plot with a custom theme and custom colors</w:t>
       </w:r>
     </w:p>
@@ -8290,8 +9092,8 @@
         <w:t xml:space="preserve">Consider alternatives when assumptions are violated</w:t>
       </w:r>
     </w:p>
-    <w:bookmarkEnd w:id="33"/>
-    <w:bookmarkStart w:id="34" w:name="reflection-questions"/>
+    <w:bookmarkEnd w:id="37"/>
+    <w:bookmarkStart w:id="38" w:name="reflection-questions"/>
     <w:p>
       <w:pPr>
         <w:pStyle w:val="Heading1"/>
@@ -8360,8 +9162,8 @@
         <w:t xml:space="preserve">What do we do if assumptions fail?</w:t>
       </w:r>
     </w:p>
-    <w:bookmarkEnd w:id="34"/>
-    <w:bookmarkStart w:id="38" w:name="review-and-checkpoint"/>
+    <w:bookmarkEnd w:id="38"/>
+    <w:bookmarkStart w:id="42" w:name="review-and-checkpoint"/>
     <w:p>
       <w:pPr>
         <w:pStyle w:val="Heading1"/>
@@ -8439,16 +9241,7 @@
         </w:numPr>
       </w:pPr>
       <w:r>
-        <w:t xml:space="preserve">Calculate statistical power (and required sample size) with</w:t>
-      </w:r>
-      <w:r>
-        <w:t xml:space="preserve"> </w:t>
-      </w:r>
-      <w:r>
-        <w:rPr>
-          <w:rStyle w:val="VerbatimChar"/>
-        </w:rPr>
-        <w:t xml:space="preserve">power.t.test()</w:t>
+        <w:t xml:space="preserve">Calculate Cohen’s d for a paired and an unpaired design, and explain why they differ</w:t>
       </w:r>
     </w:p>
     <w:p>
@@ -8457,6 +9250,27 @@
         <w:numPr>
           <w:ilvl w:val="0"/>
           <w:numId w:val="1008"/>
+        </w:numPr>
+      </w:pPr>
+      <w:r>
+        <w:t xml:space="preserve">Calculate statistical power (and required sample size) with</w:t>
+      </w:r>
+      <w:r>
+        <w:t xml:space="preserve"> </w:t>
+      </w:r>
+      <w:r>
+        <w:rPr>
+          <w:rStyle w:val="VerbatimChar"/>
+        </w:rPr>
+        <w:t xml:space="preserve">power.t.test()</w:t>
+      </w:r>
+    </w:p>
+    <w:p>
+      <w:pPr>
+        <w:pStyle w:val="Compact"/>
+        <w:numPr>
+          <w:ilvl w:val="0"/>
+          <w:numId w:val="1009"/>
         </w:numPr>
       </w:pPr>
       <w:r>
@@ -8513,18 +9327,18 @@
                 <wp:inline>
                   <wp:extent cx="152400" cy="152400"/>
                   <wp:effectExtent b="0" l="0" r="0" t="0"/>
-                  <wp:docPr descr="" title="" id="36" name="Picture"/>
+                  <wp:docPr descr="" title="" id="40" name="Picture"/>
                   <a:graphic>
                     <a:graphicData uri="http://schemas.openxmlformats.org/drawingml/2006/picture">
                       <pic:pic>
                         <pic:nvPicPr>
-                          <pic:cNvPr descr="/Applications/Positron.app/Contents/Resources/app/quarto/share/formats/docx/note.png" id="37" name="Picture"/>
+                          <pic:cNvPr descr="/Applications/Positron.app/Contents/Resources/app/quarto/share/formats/docx/note.png" id="41" name="Picture"/>
                           <pic:cNvPicPr>
                             <a:picLocks noChangeArrowheads="1" noChangeAspect="1"/>
                           </pic:cNvPicPr>
                         </pic:nvPicPr>
                         <pic:blipFill>
-                          <a:blip r:embed="rId35"/>
+                          <a:blip r:embed="rId39"/>
                           <a:stretch>
                             <a:fillRect/>
                           </a:stretch>
@@ -8601,7 +9415,7 @@
               <w:pStyle w:val="Compact"/>
               <w:numPr>
                 <w:ilvl w:val="0"/>
-                <w:numId w:val="1009"/>
+                <w:numId w:val="1010"/>
               </w:numPr>
             </w:pPr>
             <w:r>
@@ -8640,7 +9454,7 @@
               <w:pStyle w:val="Compact"/>
               <w:numPr>
                 <w:ilvl w:val="0"/>
-                <w:numId w:val="1009"/>
+                <w:numId w:val="1010"/>
               </w:numPr>
             </w:pPr>
             <w:r>
@@ -8658,8 +9472,8 @@
         </w:pict>
       </w:r>
     </w:p>
-    <w:bookmarkEnd w:id="38"/>
-    <w:bookmarkStart w:id="39" w:name="getting-unstuck"/>
+    <w:bookmarkEnd w:id="42"/>
+    <w:bookmarkStart w:id="43" w:name="getting-unstuck"/>
     <w:p>
       <w:pPr>
         <w:pStyle w:val="Heading1"/>
@@ -8681,7 +9495,7 @@
         <w:pStyle w:val="Compact"/>
         <w:numPr>
           <w:ilvl w:val="0"/>
-          <w:numId w:val="1010"/>
+          <w:numId w:val="1011"/>
         </w:numPr>
       </w:pPr>
       <w:r>
@@ -8703,7 +9517,7 @@
         <w:pStyle w:val="Compact"/>
         <w:numPr>
           <w:ilvl w:val="0"/>
-          <w:numId w:val="1010"/>
+          <w:numId w:val="1011"/>
         </w:numPr>
       </w:pPr>
       <w:r>
@@ -8798,7 +9612,7 @@
         <w:pStyle w:val="Compact"/>
         <w:numPr>
           <w:ilvl w:val="0"/>
-          <w:numId w:val="1010"/>
+          <w:numId w:val="1011"/>
         </w:numPr>
       </w:pPr>
       <w:r>
@@ -8819,7 +9633,7 @@
         <w:pStyle w:val="Compact"/>
         <w:numPr>
           <w:ilvl w:val="0"/>
-          <w:numId w:val="1010"/>
+          <w:numId w:val="1011"/>
         </w:numPr>
       </w:pPr>
       <w:r>
@@ -8867,7 +9681,7 @@
         </w:pict>
       </w:r>
     </w:p>
-    <w:bookmarkEnd w:id="39"/>
+    <w:bookmarkEnd w:id="43"/>
     <w:sectPr>
       <w:pgSz w:h="15840" w:w="12240"/>
       <w:pgMar w:bottom="1440" w:footer="720" w:gutter="0" w:header="720" w:left="1440" w:right="1440" w:top="1440"/>
@@ -9325,6 +10139,9 @@
     <w:abstractNumId w:val="992"/>
   </w:num>
   <w:num w:numId="1009">
+    <w:abstractNumId w:val="992"/>
+  </w:num>
+  <w:num w:numId="1010">
     <w:abstractNumId w:val="99411"/>
     <w:lvlOverride w:ilvl="0">
       <w:startOverride w:val="1"/>
@@ -9354,7 +10171,7 @@
       <w:startOverride w:val="1"/>
     </w:lvlOverride>
   </w:num>
-  <w:num w:numId="1010">
+  <w:num w:numId="1011">
     <w:abstractNumId w:val="99411"/>
     <w:lvlOverride w:ilvl="0">
       <w:startOverride w:val="1"/>

--- a/docs/content/power_and_error/power_and_error_activity.docx
+++ b/docs/content/power_and_error/power_and_error_activity.docx
@@ -26,7 +26,7 @@
         <w:t xml:space="preserve">Bill Perry</w:t>
       </w:r>
     </w:p>
-    <w:bookmarkStart w:id="17" w:name="worksheet-power-and-type-i-ii-error"/>
+    <w:bookmarkStart w:id="16" w:name="worksheet-power-and-type-i-ii-error"/>
     <w:p>
       <w:pPr>
         <w:pStyle w:val="Heading1"/>
@@ -82,249 +82,6 @@
           <w:t xml:space="preserve">📥 Script skeleton (.R)</w:t>
         </w:r>
       </w:hyperlink>
-    </w:p>
-    <w:p>
-      <w:pPr>
-        <w:pStyle w:val="Heading2"/>
-      </w:pPr>
-      <w:bookmarkStart w:id="13" w:name="how-to-use-this-worksheet"/>
-      <w:r>
-        <w:t xml:space="preserve">How to use this worksheet</w:t>
-      </w:r>
-      <w:bookmarkEnd w:id="13"/>
-    </w:p>
-    <w:p>
-      <w:pPr>
-        <w:pStyle w:val="BlockText"/>
-      </w:pPr>
-      <w:r>
-        <w:t xml:space="preserve">Work through each part in order, at your own pace. Type every line of code yourself into the</w:t>
-      </w:r>
-      <w:r>
-        <w:t xml:space="preserve"> </w:t>
-      </w:r>
-      <w:r>
-        <w:rPr>
-          <w:b/>
-          <w:bCs/>
-        </w:rPr>
-        <w:t xml:space="preserve">script skeleton</w:t>
-      </w:r>
-      <w:r>
-        <w:t xml:space="preserve"> </w:t>
-      </w:r>
-      <w:r>
-        <w:t xml:space="preserve">— do not copy-paste from this worksheet. Blocks marked</w:t>
-      </w:r>
-      <w:r>
-        <w:t xml:space="preserve"> </w:t>
-      </w:r>
-      <w:r>
-        <w:rPr>
-          <w:b/>
-          <w:bCs/>
-        </w:rPr>
-        <w:t xml:space="preserve">▶ Run this</w:t>
-      </w:r>
-      <w:r>
-        <w:t xml:space="preserve"> </w:t>
-      </w:r>
-      <w:r>
-        <w:t xml:space="preserve">are code you should type and execute. Blocks marked</w:t>
-      </w:r>
-      <w:r>
-        <w:t xml:space="preserve"> </w:t>
-      </w:r>
-      <w:r>
-        <w:rPr>
-          <w:b/>
-          <w:bCs/>
-        </w:rPr>
-        <w:t xml:space="preserve">✏️ Your turn</w:t>
-      </w:r>
-      <w:r>
-        <w:t xml:space="preserve"> </w:t>
-      </w:r>
-      <w:r>
-        <w:t xml:space="preserve">ask you to write, modify, or answer something. Boxes marked</w:t>
-      </w:r>
-      <w:r>
-        <w:t xml:space="preserve"> </w:t>
-      </w:r>
-      <w:r>
-        <w:rPr>
-          <w:b/>
-          <w:bCs/>
-        </w:rPr>
-        <w:t xml:space="preserve">🚀 If you finish early</w:t>
-      </w:r>
-      <w:r>
-        <w:t xml:space="preserve"> </w:t>
-      </w:r>
-      <w:r>
-        <w:t xml:space="preserve">are optional bonus material that goes a bit further than what we covered in lecture.</w:t>
-      </w:r>
-    </w:p>
-    <w:p>
-      <w:pPr>
-        <w:pStyle w:val="BlockText"/>
-      </w:pPr>
-      <w:r>
-        <w:rPr>
-          <w:b/>
-          <w:bCs/>
-        </w:rPr>
-        <w:t xml:space="preserve">Every grey</w:t>
-      </w:r>
-      <w:r>
-        <w:rPr>
-          <w:b/>
-          <w:bCs/>
-        </w:rPr>
-        <w:t xml:space="preserve"> </w:t>
-      </w:r>
-      <w:r>
-        <w:rPr>
-          <w:rStyle w:val="VerbatimChar"/>
-          <w:b/>
-          <w:bCs/>
-        </w:rPr>
-        <w:t xml:space="preserve">r</w:t>
-      </w:r>
-      <w:r>
-        <w:rPr>
-          <w:b/>
-          <w:bCs/>
-        </w:rPr>
-        <w:t xml:space="preserve"> </w:t>
-      </w:r>
-      <w:r>
-        <w:rPr>
-          <w:b/>
-          <w:bCs/>
-        </w:rPr>
-        <w:t xml:space="preserve">box below is code you type into an R script — not into the Console.</w:t>
-      </w:r>
-      <w:r>
-        <w:t xml:space="preserve"> </w:t>
-      </w:r>
-      <w:r>
-        <w:t xml:space="preserve">Before you start: download the</w:t>
-      </w:r>
-      <w:r>
-        <w:t xml:space="preserve"> </w:t>
-      </w:r>
-      <w:r>
-        <w:rPr>
-          <w:b/>
-          <w:bCs/>
-        </w:rPr>
-        <w:t xml:space="preserve">script skeleton</w:t>
-      </w:r>
-      <w:r>
-        <w:t xml:space="preserve"> </w:t>
-      </w:r>
-      <w:r>
-        <w:t xml:space="preserve">from the button above and save it as</w:t>
-      </w:r>
-      <w:r>
-        <w:t xml:space="preserve"> </w:t>
-      </w:r>
-      <w:r>
-        <w:rPr>
-          <w:rStyle w:val="VerbatimChar"/>
-        </w:rPr>
-        <w:t xml:space="preserve">08_power_and_error.R</w:t>
-      </w:r>
-      <w:r>
-        <w:t xml:space="preserve"> </w:t>
-      </w:r>
-      <w:r>
-        <w:t xml:space="preserve">in your project’s</w:t>
-      </w:r>
-      <w:r>
-        <w:t xml:space="preserve"> </w:t>
-      </w:r>
-      <w:r>
-        <w:rPr>
-          <w:rStyle w:val="VerbatimChar"/>
-        </w:rPr>
-        <w:t xml:space="preserve">scripts/</w:t>
-      </w:r>
-      <w:r>
-        <w:t xml:space="preserve"> </w:t>
-      </w:r>
-      <w:r>
-        <w:t xml:space="preserve">folder. Then work down the worksheet, adding each block to the bottom of that one script, in order.</w:t>
-      </w:r>
-    </w:p>
-    <w:p>
-      <w:pPr>
-        <w:pStyle w:val="BlockText"/>
-      </w:pPr>
-      <w:r>
-        <w:rPr>
-          <w:b/>
-          <w:bCs/>
-        </w:rPr>
-        <w:t xml:space="preserve">Type the</w:t>
-      </w:r>
-      <w:r>
-        <w:rPr>
-          <w:b/>
-          <w:bCs/>
-        </w:rPr>
-        <w:t xml:space="preserve"> </w:t>
-      </w:r>
-      <w:r>
-        <w:rPr>
-          <w:rStyle w:val="VerbatimChar"/>
-          <w:b/>
-          <w:bCs/>
-        </w:rPr>
-        <w:t xml:space="preserve"># ── Part …</w:t>
-      </w:r>
-      <w:r>
-        <w:rPr>
-          <w:b/>
-          <w:bCs/>
-        </w:rPr>
-        <w:t xml:space="preserve"> </w:t>
-      </w:r>
-      <w:r>
-        <w:rPr>
-          <w:b/>
-          <w:bCs/>
-        </w:rPr>
-        <w:t xml:space="preserve">header comment at the top of each block, too.</w:t>
-      </w:r>
-      <w:r>
-        <w:t xml:space="preserve"> </w:t>
-      </w:r>
-      <w:r>
-        <w:t xml:space="preserve">Those comment lines are how your script stays navigable, how you find your way back to a block that broke, and how I find your work when I read your script.</w:t>
-      </w:r>
-    </w:p>
-    <w:p>
-      <w:pPr>
-        <w:pStyle w:val="BlockText"/>
-      </w:pPr>
-      <w:r>
-        <w:t xml:space="preserve">This worksheet uses</w:t>
-      </w:r>
-      <w:r>
-        <w:t xml:space="preserve"> </w:t>
-      </w:r>
-      <w:r>
-        <w:rPr>
-          <w:b/>
-          <w:bCs/>
-        </w:rPr>
-        <w:t xml:space="preserve">two datasets</w:t>
-      </w:r>
-      <w:r>
-        <w:t xml:space="preserve">: our own pine needles (4 trees per side — low power) and the horned lizard dataset from Whitlock &amp; Schluter Ch. 12 (154 living vs. 30 killed — high power). Same statistical tools, very different amount of power.</w:t>
-      </w:r>
     </w:p>
     <w:tbl>
       <w:tblPr>
@@ -356,7 +113,7 @@
           </w:tcPr>
           <w:p>
             <w:pPr>
-              <w:pStyle w:val="FirstParagraph"/>
+              <w:pStyle w:val="BodyText"/>
             </w:pPr>
             <w:pPr>
               <w:spacing w:before="0" w:after="0"/>
@@ -367,18 +124,18 @@
                 <wp:inline>
                   <wp:extent cx="152400" cy="152400"/>
                   <wp:effectExtent b="0" l="0" r="0" t="0"/>
-                  <wp:docPr descr="" title="" id="15" name="Picture"/>
+                  <wp:docPr descr="" title="" id="14" name="Picture"/>
                   <a:graphic>
                     <a:graphicData uri="http://schemas.openxmlformats.org/drawingml/2006/picture">
                       <pic:pic>
                         <pic:nvPicPr>
-                          <pic:cNvPr descr="/Applications/Positron.app/Contents/Resources/app/quarto/share/formats/docx/important.png" id="16" name="Picture"/>
+                          <pic:cNvPr descr="/Applications/Positron.app/Contents/Resources/app/quarto/share/formats/docx/important.png" id="15" name="Picture"/>
                           <pic:cNvPicPr>
                             <a:picLocks noChangeArrowheads="1" noChangeAspect="1"/>
                           </pic:cNvPicPr>
                         </pic:nvPicPr>
                         <pic:blipFill>
-                          <a:blip r:embed="rId14"/>
+                          <a:blip r:embed="rId13"/>
                           <a:stretch>
                             <a:fillRect/>
                           </a:stretch>
@@ -670,8 +427,8 @@
         </w:pict>
       </w:r>
     </w:p>
-    <w:bookmarkEnd w:id="17"/>
-    <w:bookmarkStart w:id="18" w:name="part-1-setup"/>
+    <w:bookmarkEnd w:id="16"/>
+    <w:bookmarkStart w:id="17" w:name="part-1-setup"/>
     <w:p>
       <w:pPr>
         <w:pStyle w:val="Heading1"/>
@@ -1193,8 +950,8 @@
         </w:pict>
       </w:r>
     </w:p>
-    <w:bookmarkEnd w:id="18"/>
-    <w:bookmarkStart w:id="19" w:name="part-2-two-ways-to-be-wrong"/>
+    <w:bookmarkEnd w:id="17"/>
+    <w:bookmarkStart w:id="18" w:name="part-2-two-ways-to-be-wrong"/>
     <w:p>
       <w:pPr>
         <w:pStyle w:val="Heading1"/>
@@ -1396,8 +1153,8 @@
         </w:pict>
       </w:r>
     </w:p>
-    <w:bookmarkEnd w:id="19"/>
-    <w:bookmarkStart w:id="20" w:name="part-3-what-is-power"/>
+    <w:bookmarkEnd w:id="18"/>
+    <w:bookmarkStart w:id="19" w:name="part-3-what-is-power"/>
     <w:p>
       <w:pPr>
         <w:pStyle w:val="Heading1"/>
@@ -1509,8 +1266,8 @@
         </w:pict>
       </w:r>
     </w:p>
-    <w:bookmarkEnd w:id="20"/>
-    <w:bookmarkStart w:id="21" w:name="part-4-effect-size-cohens-d"/>
+    <w:bookmarkEnd w:id="19"/>
+    <w:bookmarkStart w:id="20" w:name="part-4-effect-size-cohens-d"/>
     <w:p>
       <w:pPr>
         <w:pStyle w:val="Heading1"/>
@@ -2092,8 +1849,8 @@
         </w:pict>
       </w:r>
     </w:p>
-    <w:bookmarkEnd w:id="21"/>
-    <w:bookmarkStart w:id="25" w:name="X64643bee5c295333ff906ecc99fc8e6b9352b46"/>
+    <w:bookmarkEnd w:id="20"/>
+    <w:bookmarkStart w:id="24" w:name="X64643bee5c295333ff906ecc99fc8e6b9352b46"/>
     <w:p>
       <w:pPr>
         <w:pStyle w:val="Heading1"/>
@@ -2390,18 +2147,18 @@
                 <wp:inline>
                   <wp:extent cx="152400" cy="152400"/>
                   <wp:effectExtent b="0" l="0" r="0" t="0"/>
-                  <wp:docPr descr="" title="" id="23" name="Picture"/>
+                  <wp:docPr descr="" title="" id="22" name="Picture"/>
                   <a:graphic>
                     <a:graphicData uri="http://schemas.openxmlformats.org/drawingml/2006/picture">
                       <pic:pic>
                         <pic:nvPicPr>
-                          <pic:cNvPr descr="/Applications/Positron.app/Contents/Resources/app/quarto/share/formats/docx/tip.png" id="24" name="Picture"/>
+                          <pic:cNvPr descr="/Applications/Positron.app/Contents/Resources/app/quarto/share/formats/docx/tip.png" id="23" name="Picture"/>
                           <pic:cNvPicPr>
                             <a:picLocks noChangeArrowheads="1" noChangeAspect="1"/>
                           </pic:cNvPicPr>
                         </pic:nvPicPr>
                         <pic:blipFill>
-                          <a:blip r:embed="rId22"/>
+                          <a:blip r:embed="rId21"/>
                           <a:stretch>
                             <a:fillRect/>
                           </a:stretch>
@@ -2720,8 +2477,8 @@
         </w:pict>
       </w:r>
     </w:p>
-    <w:bookmarkEnd w:id="25"/>
-    <w:bookmarkStart w:id="26" w:name="part-6-unequal-group-sizes-pwr.t2n.test"/>
+    <w:bookmarkEnd w:id="24"/>
+    <w:bookmarkStart w:id="25" w:name="part-6-unequal-group-sizes-pwr.t2n.test"/>
     <w:p>
       <w:pPr>
         <w:pStyle w:val="Heading1"/>
@@ -3065,8 +2822,8 @@
         </w:pict>
       </w:r>
     </w:p>
-    <w:bookmarkEnd w:id="26"/>
-    <w:bookmarkStart w:id="32" w:name="part-7-retrospective-post-hoc-power"/>
+    <w:bookmarkEnd w:id="25"/>
+    <w:bookmarkStart w:id="31" w:name="part-7-retrospective-post-hoc-power"/>
     <w:p>
       <w:pPr>
         <w:pStyle w:val="Heading1"/>
@@ -3364,18 +3121,18 @@
                 <wp:inline>
                   <wp:extent cx="152400" cy="152400"/>
                   <wp:effectExtent b="0" l="0" r="0" t="0"/>
-                  <wp:docPr descr="" title="" id="28" name="Picture"/>
+                  <wp:docPr descr="" title="" id="27" name="Picture"/>
                   <a:graphic>
                     <a:graphicData uri="http://schemas.openxmlformats.org/drawingml/2006/picture">
                       <pic:pic>
                         <pic:nvPicPr>
-                          <pic:cNvPr descr="/Applications/Positron.app/Contents/Resources/app/quarto/share/formats/docx/warning.png" id="29" name="Picture"/>
+                          <pic:cNvPr descr="/Applications/Positron.app/Contents/Resources/app/quarto/share/formats/docx/warning.png" id="28" name="Picture"/>
                           <pic:cNvPicPr>
                             <a:picLocks noChangeArrowheads="1" noChangeAspect="1"/>
                           </pic:cNvPicPr>
                         </pic:nvPicPr>
                         <pic:blipFill>
-                          <a:blip r:embed="rId27"/>
+                          <a:blip r:embed="rId26"/>
                           <a:stretch>
                             <a:fillRect/>
                           </a:stretch>
@@ -3561,18 +3318,18 @@
                 <wp:inline>
                   <wp:extent cx="152400" cy="152400"/>
                   <wp:effectExtent b="0" l="0" r="0" t="0"/>
-                  <wp:docPr descr="" title="" id="30" name="Picture"/>
+                  <wp:docPr descr="" title="" id="29" name="Picture"/>
                   <a:graphic>
                     <a:graphicData uri="http://schemas.openxmlformats.org/drawingml/2006/picture">
                       <pic:pic>
                         <pic:nvPicPr>
-                          <pic:cNvPr descr="/Applications/Positron.app/Contents/Resources/app/quarto/share/formats/docx/tip.png" id="31" name="Picture"/>
+                          <pic:cNvPr descr="/Applications/Positron.app/Contents/Resources/app/quarto/share/formats/docx/tip.png" id="30" name="Picture"/>
                           <pic:cNvPicPr>
                             <a:picLocks noChangeArrowheads="1" noChangeAspect="1"/>
                           </pic:cNvPicPr>
                         </pic:nvPicPr>
                         <pic:blipFill>
-                          <a:blip r:embed="rId22"/>
+                          <a:blip r:embed="rId21"/>
                           <a:stretch>
                             <a:fillRect/>
                           </a:stretch>
@@ -3858,8 +3615,8 @@
         </w:pict>
       </w:r>
     </w:p>
-    <w:bookmarkEnd w:id="32"/>
-    <w:bookmarkStart w:id="33" w:name="part-8-pairing-buys-you-power"/>
+    <w:bookmarkEnd w:id="31"/>
+    <w:bookmarkStart w:id="32" w:name="part-8-pairing-buys-you-power"/>
     <w:p>
       <w:pPr>
         <w:pStyle w:val="Heading1"/>
@@ -4142,8 +3899,8 @@
         </w:pict>
       </w:r>
     </w:p>
-    <w:bookmarkEnd w:id="33"/>
-    <w:bookmarkStart w:id="34" w:name="part-9-error-bars-sd-se-and-ci"/>
+    <w:bookmarkEnd w:id="32"/>
+    <w:bookmarkStart w:id="33" w:name="part-9-error-bars-sd-se-and-ci"/>
     <w:p>
       <w:pPr>
         <w:pStyle w:val="Heading1"/>
@@ -4369,8 +4126,8 @@
         </w:pict>
       </w:r>
     </w:p>
-    <w:bookmarkEnd w:id="34"/>
-    <w:bookmarkStart w:id="35" w:name="part-10-pseudoreplication"/>
+    <w:bookmarkEnd w:id="33"/>
+    <w:bookmarkStart w:id="34" w:name="part-10-pseudoreplication"/>
     <w:p>
       <w:pPr>
         <w:pStyle w:val="Heading1"/>
@@ -4471,8 +4228,8 @@
         </w:pict>
       </w:r>
     </w:p>
-    <w:bookmarkEnd w:id="35"/>
-    <w:bookmarkStart w:id="36" w:name="summary-and-conclusions"/>
+    <w:bookmarkEnd w:id="34"/>
+    <w:bookmarkStart w:id="35" w:name="summary-and-conclusions"/>
     <w:p>
       <w:pPr>
         <w:pStyle w:val="Heading1"/>
@@ -4662,8 +4419,8 @@
         <w:t xml:space="preserve">Report effect size and power alongside p-values, not instead of them</w:t>
       </w:r>
     </w:p>
-    <w:bookmarkEnd w:id="36"/>
-    <w:bookmarkStart w:id="37" w:name="reflection-questions"/>
+    <w:bookmarkEnd w:id="35"/>
+    <w:bookmarkStart w:id="36" w:name="reflection-questions"/>
     <w:p>
       <w:pPr>
         <w:pStyle w:val="Heading1"/>
@@ -4747,8 +4504,8 @@
         <w:t xml:space="preserve">to someone who has never taken a statistics course?</w:t>
       </w:r>
     </w:p>
-    <w:bookmarkEnd w:id="37"/>
-    <w:bookmarkStart w:id="41" w:name="review-and-checkpoint"/>
+    <w:bookmarkEnd w:id="36"/>
+    <w:bookmarkStart w:id="40" w:name="review-and-checkpoint"/>
     <w:p>
       <w:pPr>
         <w:pStyle w:val="Heading1"/>
@@ -4902,18 +4659,18 @@
                 <wp:inline>
                   <wp:extent cx="152400" cy="152400"/>
                   <wp:effectExtent b="0" l="0" r="0" t="0"/>
-                  <wp:docPr descr="" title="" id="39" name="Picture"/>
+                  <wp:docPr descr="" title="" id="38" name="Picture"/>
                   <a:graphic>
                     <a:graphicData uri="http://schemas.openxmlformats.org/drawingml/2006/picture">
                       <pic:pic>
                         <pic:nvPicPr>
-                          <pic:cNvPr descr="/Applications/Positron.app/Contents/Resources/app/quarto/share/formats/docx/note.png" id="40" name="Picture"/>
+                          <pic:cNvPr descr="/Applications/Positron.app/Contents/Resources/app/quarto/share/formats/docx/note.png" id="39" name="Picture"/>
                           <pic:cNvPicPr>
                             <a:picLocks noChangeArrowheads="1" noChangeAspect="1"/>
                           </pic:cNvPicPr>
                         </pic:nvPicPr>
                         <pic:blipFill>
-                          <a:blip r:embed="rId38"/>
+                          <a:blip r:embed="rId37"/>
                           <a:stretch>
                             <a:fillRect/>
                           </a:stretch>
@@ -5047,10 +4804,10 @@
         </w:pict>
       </w:r>
     </w:p>
-    <w:bookmarkEnd w:id="41"/>
+    <w:bookmarkEnd w:id="40"/>
     <w:sectPr>
       <w:pgSz w:h="15840" w:w="12240"/>
-      <w:pgMar w:bottom="1440" w:footer="720" w:gutter="0" w:header="720" w:left="1440" w:right="1440" w:top="1440"/>
+      <w:pgMar w:bottom="720" w:footer="360" w:gutter="0" w:header="360" w:left="1008" w:right="720" w:top="720"/>
       <w:cols w:space="720"/>
       <w:docGrid w:linePitch="360"/>
     </w:sectPr>
@@ -5553,7 +5310,11 @@
         <w14:ligatures w14:val="standardContextual"/>
       </w:rPr>
     </w:rPrDefault>
-    <w:pPrDefault/>
+    <w:pPrDefault>
+      <w:pPr>
+        <w:spacing w:before="0"/>
+      </w:pPr>
+    </w:pPrDefault>
   </w:docDefaults>
   <w:latentStyles w:count="376" w:defLockedState="0" w:defQFormat="0" w:defSemiHidden="0" w:defUIPriority="99" w:defUnhideWhenUsed="0">
     <w:lsdException w:name="Normal" w:qFormat="1" w:uiPriority="0"/>
@@ -5948,7 +5709,7 @@
     <w:pPr>
       <w:keepNext/>
       <w:keepLines/>
-      <w:spacing w:after="80" w:before="360"/>
+      <w:spacing w:after="80" w:before="120"/>
       <w:outlineLvl w:val="0"/>
     </w:pPr>
     <w:rPr>
@@ -5972,7 +5733,7 @@
     <w:pPr>
       <w:keepNext/>
       <w:keepLines/>
-      <w:spacing w:after="80" w:before="160"/>
+      <w:spacing w:after="80" w:before="100"/>
       <w:outlineLvl w:val="1"/>
     </w:pPr>
     <w:rPr>
@@ -5993,7 +5754,7 @@
     <w:pPr>
       <w:keepNext/>
       <w:keepLines/>
-      <w:spacing w:after="80" w:before="160"/>
+      <w:spacing w:after="80" w:before="80"/>
       <w:outlineLvl w:val="2"/>
     </w:pPr>
     <w:rPr>
@@ -6038,7 +5799,7 @@
     <w:pPr>
       <w:keepNext/>
       <w:keepLines/>
-      <w:spacing w:after="40" w:before="80"/>
+      <w:spacing w:after="40" w:before="60"/>
       <w:outlineLvl w:val="4"/>
     </w:pPr>
     <w:rPr>
@@ -6059,7 +5820,7 @@
     <w:pPr>
       <w:keepNext/>
       <w:keepLines/>
-      <w:spacing w:before="40"/>
+      <w:spacing w:before="60"/>
       <w:outlineLvl w:val="5"/>
     </w:pPr>
     <w:rPr>
@@ -6081,7 +5842,7 @@
     <w:pPr>
       <w:keepNext/>
       <w:keepLines/>
-      <w:spacing w:before="40"/>
+      <w:spacing w:before="60"/>
       <w:outlineLvl w:val="6"/>
     </w:pPr>
     <w:rPr>
@@ -6100,6 +5861,7 @@
     <w:qFormat/>
     <w:rsid w:val="00846576"/>
     <w:pPr>
+      <w:spacing w:before="60"/>
       <w:keepNext/>
       <w:keepLines/>
       <w:outlineLvl w:val="7"/>
@@ -6121,6 +5883,7 @@
     <w:qFormat/>
     <w:rsid w:val="00846576"/>
     <w:pPr>
+      <w:spacing w:before="60"/>
       <w:keepNext/>
       <w:keepLines/>
       <w:outlineLvl w:val="8"/>
@@ -6283,7 +6046,7 @@
     <w:qFormat/>
     <w:rsid w:val="00AF5CF1"/>
     <w:pPr>
-      <w:spacing w:after="80"/>
+      <w:spacing w:after="80" w:before="0"/>
       <w:contextualSpacing/>
     </w:pPr>
     <w:rPr>
@@ -6320,7 +6083,7 @@
       <w:numPr>
         <w:ilvl w:val="1"/>
       </w:numPr>
-      <w:spacing w:after="160"/>
+      <w:spacing w:after="160" w:before="0"/>
     </w:pPr>
     <w:rPr>
       <w:rFonts w:asciiTheme="minorHAnsi" w:cstheme="majorBidi" w:eastAsiaTheme="majorEastAsia" w:hAnsiTheme="minorHAnsi"/>
@@ -6353,7 +6116,7 @@
     <w:qFormat/>
     <w:rsid w:val="00AF5CF1"/>
     <w:pPr>
-      <w:spacing w:after="160" w:before="160"/>
+      <w:spacing w:after="160" w:before="0"/>
       <w:jc w:val="center"/>
     </w:pPr>
     <w:rPr>
@@ -6381,6 +6144,7 @@
     <w:qFormat/>
     <w:rsid w:val="00AF5CF1"/>
     <w:pPr>
+      <w:spacing w:before="0"/>
       <w:ind w:left="720"/>
       <w:contextualSpacing/>
     </w:pPr>
@@ -6410,7 +6174,7 @@
         <w:top w:color="0F4761" w:space="10" w:sz="4" w:themeColor="accent1" w:themeShade="BF" w:val="single"/>
         <w:bottom w:color="0F4761" w:space="10" w:sz="4" w:themeColor="accent1" w:themeShade="BF" w:val="single"/>
       </w:pBdr>
-      <w:spacing w:after="360" w:before="360"/>
+      <w:spacing w:after="360" w:before="0"/>
       <w:ind w:left="864" w:right="864"/>
       <w:jc w:val="center"/>
     </w:pPr>
@@ -6472,7 +6236,7 @@
         <w:right w:color="FF0000" w:space="4" w:sz="8" w:val="single"/>
       </w:pBdr>
       <w:shd w:color="auto" w:fill="FBFBFB" w:val="clear"/>
-      <w:spacing w:after="120" w:before="120"/>
+      <w:spacing w:after="60" w:before="0"/>
       <w:ind w:left="432" w:right="432"/>
     </w:pPr>
     <w:rPr>
@@ -6493,7 +6257,7 @@
         <w:right w:color="BFBFBF" w:space="4" w:sz="6" w:val="single"/>
       </w:pBdr>
       <w:shd w:color="auto" w:fill="FBFBFB" w:val="clear"/>
-      <w:spacing w:after="240" w:before="240"/>
+      <w:spacing w:after="60" w:before="0"/>
       <w:ind w:left="432" w:right="432"/>
     </w:pPr>
     <w:rPr>
@@ -6514,7 +6278,7 @@
         <w:right w:color="BFBFBF" w:space="4" w:sz="6" w:val="single"/>
       </w:pBdr>
       <w:shd w:color="auto" w:fill="FBFBFB" w:val="clear"/>
-      <w:spacing w:after="240" w:before="240"/>
+      <w:spacing w:after="60" w:before="0"/>
       <w:ind w:left="432" w:right="432"/>
     </w:pPr>
     <w:rPr>
@@ -6560,7 +6324,7 @@
     <w:unhideWhenUsed/>
     <w:rsid w:val="00322D32"/>
     <w:pPr>
-      <w:spacing w:after="100"/>
+      <w:spacing w:after="100" w:before="0"/>
     </w:pPr>
   </w:style>
   <w:style w:type="character" w:customStyle="1" w:styleId="KeywordTok">

--- a/docs/content/power_and_error/power_and_error_activity.docx
+++ b/docs/content/power_and_error/power_and_error_activity.docx
@@ -5312,7 +5312,7 @@
     </w:rPrDefault>
     <w:pPrDefault>
       <w:pPr>
-        <w:spacing w:before="0"/>
+        <w:spacing w:after="0" w:before="0" w:line="240" w:lineRule="auto"/>
       </w:pPr>
     </w:pPrDefault>
   </w:docDefaults>
